--- a/docs/report/2304335-relatorio-final-lei.docx
+++ b/docs/report/2304335-relatorio-final-lei.docx
@@ -332,13 +332,7 @@
         <w:rPr>
           <w:lang w:bidi="pt-PT"/>
         </w:rPr>
-        <w:t>Junho</w:t>
-      </w:r>
-      <w:r>
-        <w:rPr>
-          <w:lang w:bidi="pt-PT"/>
-        </w:rPr>
-        <w:t xml:space="preserve"> 2026</w:t>
+        <w:t>Junho 2026</w:t>
       </w:r>
     </w:p>
     <w:p>
@@ -368,14 +362,13 @@
         </w:rPr>
       </w:pPr>
     </w:p>
+    <w:bookmarkStart w:id="0" w:name="_Toc233223284" w:displacedByCustomXml="next"/>
     <w:sdt>
       <w:sdtPr>
         <w:rPr>
           <w:rFonts w:asciiTheme="minorHAnsi" w:eastAsiaTheme="minorHAnsi" w:hAnsiTheme="minorHAnsi" w:cstheme="minorBidi"/>
           <w:color w:val="595959" w:themeColor="text1" w:themeTint="A6"/>
           <w:sz w:val="22"/>
-          <w:szCs w:val="22"/>
-          <w:lang w:eastAsia="en-US"/>
         </w:rPr>
         <w:id w:val="-1329974245"/>
         <w:docPartObj>
@@ -386,11 +379,12 @@
       <w:sdtContent>
         <w:p>
           <w:pPr>
-            <w:pStyle w:val="TOCHeading"/>
+            <w:pStyle w:val="Heading1"/>
           </w:pPr>
           <w:r>
             <w:t>Índice</w:t>
           </w:r>
+          <w:bookmarkEnd w:id="0"/>
         </w:p>
         <w:p>
           <w:pPr>
@@ -430,12 +424,315 @@
             </w:rPr>
             <w:fldChar w:fldCharType="separate"/>
           </w:r>
-          <w:hyperlink w:anchor="_Toc233039242" w:history="1">
+          <w:hyperlink w:anchor="_Toc233223284" w:history="1">
             <w:r>
               <w:rPr>
                 <w:rStyle w:val="Hyperlink"/>
                 <w:noProof/>
               </w:rPr>
+              <w:t>Índice</w:t>
+            </w:r>
+            <w:r>
+              <w:rPr>
+                <w:noProof/>
+                <w:webHidden/>
+              </w:rPr>
+              <w:tab/>
+            </w:r>
+            <w:r>
+              <w:rPr>
+                <w:noProof/>
+                <w:webHidden/>
+              </w:rPr>
+              <w:fldChar w:fldCharType="begin"/>
+            </w:r>
+            <w:r>
+              <w:rPr>
+                <w:noProof/>
+                <w:webHidden/>
+              </w:rPr>
+              <w:instrText xml:space="preserve"> PAGEREF _Toc233223284 \h </w:instrText>
+            </w:r>
+            <w:r>
+              <w:rPr>
+                <w:noProof/>
+                <w:webHidden/>
+              </w:rPr>
+            </w:r>
+            <w:r>
+              <w:rPr>
+                <w:noProof/>
+                <w:webHidden/>
+              </w:rPr>
+              <w:fldChar w:fldCharType="separate"/>
+            </w:r>
+            <w:r>
+              <w:rPr>
+                <w:noProof/>
+                <w:webHidden/>
+              </w:rPr>
+              <w:t>2</w:t>
+            </w:r>
+            <w:r>
+              <w:rPr>
+                <w:noProof/>
+                <w:webHidden/>
+              </w:rPr>
+              <w:fldChar w:fldCharType="end"/>
+            </w:r>
+          </w:hyperlink>
+        </w:p>
+        <w:p>
+          <w:pPr>
+            <w:pStyle w:val="TOC1"/>
+            <w:tabs>
+              <w:tab w:val="right" w:leader="dot" w:pos="10456"/>
+            </w:tabs>
+            <w:rPr>
+              <w:rFonts w:eastAsiaTheme="minorEastAsia"/>
+              <w:noProof/>
+              <w:color w:val="auto"/>
+              <w:kern w:val="2"/>
+              <w:sz w:val="24"/>
+              <w:szCs w:val="24"/>
+              <w:lang w:val="en-US"/>
+              <w14:ligatures w14:val="standardContextual"/>
+            </w:rPr>
+          </w:pPr>
+          <w:hyperlink w:anchor="_Toc233223285" w:history="1">
+            <w:r>
+              <w:rPr>
+                <w:rStyle w:val="Hyperlink"/>
+                <w:noProof/>
+                <w:lang w:eastAsia="pt-PT"/>
+              </w:rPr>
+              <w:t>Lista de Figuras</w:t>
+            </w:r>
+            <w:r>
+              <w:rPr>
+                <w:noProof/>
+                <w:webHidden/>
+              </w:rPr>
+              <w:tab/>
+            </w:r>
+            <w:r>
+              <w:rPr>
+                <w:noProof/>
+                <w:webHidden/>
+              </w:rPr>
+              <w:fldChar w:fldCharType="begin"/>
+            </w:r>
+            <w:r>
+              <w:rPr>
+                <w:noProof/>
+                <w:webHidden/>
+              </w:rPr>
+              <w:instrText xml:space="preserve"> PAGEREF _Toc233223285 \h </w:instrText>
+            </w:r>
+            <w:r>
+              <w:rPr>
+                <w:noProof/>
+                <w:webHidden/>
+              </w:rPr>
+            </w:r>
+            <w:r>
+              <w:rPr>
+                <w:noProof/>
+                <w:webHidden/>
+              </w:rPr>
+              <w:fldChar w:fldCharType="separate"/>
+            </w:r>
+            <w:r>
+              <w:rPr>
+                <w:noProof/>
+                <w:webHidden/>
+              </w:rPr>
+              <w:t>5</w:t>
+            </w:r>
+            <w:r>
+              <w:rPr>
+                <w:noProof/>
+                <w:webHidden/>
+              </w:rPr>
+              <w:fldChar w:fldCharType="end"/>
+            </w:r>
+          </w:hyperlink>
+        </w:p>
+        <w:p>
+          <w:pPr>
+            <w:pStyle w:val="TOC1"/>
+            <w:tabs>
+              <w:tab w:val="right" w:leader="dot" w:pos="10456"/>
+            </w:tabs>
+            <w:rPr>
+              <w:rFonts w:eastAsiaTheme="minorEastAsia"/>
+              <w:noProof/>
+              <w:color w:val="auto"/>
+              <w:kern w:val="2"/>
+              <w:sz w:val="24"/>
+              <w:szCs w:val="24"/>
+              <w:lang w:val="en-US"/>
+              <w14:ligatures w14:val="standardContextual"/>
+            </w:rPr>
+          </w:pPr>
+          <w:hyperlink w:anchor="_Toc233223286" w:history="1">
+            <w:r>
+              <w:rPr>
+                <w:rStyle w:val="Hyperlink"/>
+                <w:noProof/>
+                <w:lang w:eastAsia="pt-PT"/>
+              </w:rPr>
+              <w:t>Lista de Tabelas</w:t>
+            </w:r>
+            <w:r>
+              <w:rPr>
+                <w:noProof/>
+                <w:webHidden/>
+              </w:rPr>
+              <w:tab/>
+            </w:r>
+            <w:r>
+              <w:rPr>
+                <w:noProof/>
+                <w:webHidden/>
+              </w:rPr>
+              <w:fldChar w:fldCharType="begin"/>
+            </w:r>
+            <w:r>
+              <w:rPr>
+                <w:noProof/>
+                <w:webHidden/>
+              </w:rPr>
+              <w:instrText xml:space="preserve"> PAGEREF _Toc233223286 \h </w:instrText>
+            </w:r>
+            <w:r>
+              <w:rPr>
+                <w:noProof/>
+                <w:webHidden/>
+              </w:rPr>
+            </w:r>
+            <w:r>
+              <w:rPr>
+                <w:noProof/>
+                <w:webHidden/>
+              </w:rPr>
+              <w:fldChar w:fldCharType="separate"/>
+            </w:r>
+            <w:r>
+              <w:rPr>
+                <w:noProof/>
+                <w:webHidden/>
+              </w:rPr>
+              <w:t>6</w:t>
+            </w:r>
+            <w:r>
+              <w:rPr>
+                <w:noProof/>
+                <w:webHidden/>
+              </w:rPr>
+              <w:fldChar w:fldCharType="end"/>
+            </w:r>
+          </w:hyperlink>
+        </w:p>
+        <w:p>
+          <w:pPr>
+            <w:pStyle w:val="TOC1"/>
+            <w:tabs>
+              <w:tab w:val="right" w:leader="dot" w:pos="10456"/>
+            </w:tabs>
+            <w:rPr>
+              <w:rFonts w:eastAsiaTheme="minorEastAsia"/>
+              <w:noProof/>
+              <w:color w:val="auto"/>
+              <w:kern w:val="2"/>
+              <w:sz w:val="24"/>
+              <w:szCs w:val="24"/>
+              <w:lang w:val="en-US"/>
+              <w14:ligatures w14:val="standardContextual"/>
+            </w:rPr>
+          </w:pPr>
+          <w:hyperlink w:anchor="_Toc233223287" w:history="1">
+            <w:r>
+              <w:rPr>
+                <w:rStyle w:val="Hyperlink"/>
+                <w:noProof/>
+                <w:lang w:eastAsia="pt-PT"/>
+              </w:rPr>
+              <w:t>Resumo</w:t>
+            </w:r>
+            <w:r>
+              <w:rPr>
+                <w:noProof/>
+                <w:webHidden/>
+              </w:rPr>
+              <w:tab/>
+            </w:r>
+            <w:r>
+              <w:rPr>
+                <w:noProof/>
+                <w:webHidden/>
+              </w:rPr>
+              <w:fldChar w:fldCharType="begin"/>
+            </w:r>
+            <w:r>
+              <w:rPr>
+                <w:noProof/>
+                <w:webHidden/>
+              </w:rPr>
+              <w:instrText xml:space="preserve"> PAGEREF _Toc233223287 \h </w:instrText>
+            </w:r>
+            <w:r>
+              <w:rPr>
+                <w:noProof/>
+                <w:webHidden/>
+              </w:rPr>
+            </w:r>
+            <w:r>
+              <w:rPr>
+                <w:noProof/>
+                <w:webHidden/>
+              </w:rPr>
+              <w:fldChar w:fldCharType="separate"/>
+            </w:r>
+            <w:r>
+              <w:rPr>
+                <w:noProof/>
+                <w:webHidden/>
+              </w:rPr>
+              <w:t>7</w:t>
+            </w:r>
+            <w:r>
+              <w:rPr>
+                <w:noProof/>
+                <w:webHidden/>
+              </w:rPr>
+              <w:fldChar w:fldCharType="end"/>
+            </w:r>
+          </w:hyperlink>
+        </w:p>
+        <w:p>
+          <w:pPr>
+            <w:pStyle w:val="TOC1"/>
+            <w:tabs>
+              <w:tab w:val="right" w:leader="dot" w:pos="10456"/>
+            </w:tabs>
+            <w:rPr>
+              <w:rFonts w:eastAsiaTheme="minorEastAsia"/>
+              <w:noProof/>
+              <w:color w:val="auto"/>
+              <w:kern w:val="2"/>
+              <w:sz w:val="24"/>
+              <w:szCs w:val="24"/>
+              <w:lang w:val="en-US"/>
+              <w14:ligatures w14:val="standardContextual"/>
+            </w:rPr>
+          </w:pPr>
+          <w:hyperlink w:anchor="_Toc233223288" w:history="1">
+            <w:r>
+              <w:rPr>
+                <w:rStyle w:val="Hyperlink"/>
+                <w:noProof/>
+              </w:rPr>
               <w:t>Capítulo 1 - Introdução</w:t>
             </w:r>
             <w:r>
@@ -457,7 +754,7 @@
                 <w:noProof/>
                 <w:webHidden/>
               </w:rPr>
-              <w:instrText xml:space="preserve"> PAGEREF _Toc233039242 \h </w:instrText>
+              <w:instrText xml:space="preserve"> PAGEREF _Toc233223288 \h </w:instrText>
             </w:r>
             <w:r>
               <w:rPr>
@@ -505,7 +802,7 @@
               <w14:ligatures w14:val="standardContextual"/>
             </w:rPr>
           </w:pPr>
-          <w:hyperlink w:anchor="_Toc233039243" w:history="1">
+          <w:hyperlink w:anchor="_Toc233223289" w:history="1">
             <w:r>
               <w:rPr>
                 <w:rStyle w:val="Hyperlink"/>
@@ -532,7 +829,7 @@
                 <w:noProof/>
                 <w:webHidden/>
               </w:rPr>
-              <w:instrText xml:space="preserve"> PAGEREF _Toc233039243 \h </w:instrText>
+              <w:instrText xml:space="preserve"> PAGEREF _Toc233223289 \h </w:instrText>
             </w:r>
             <w:r>
               <w:rPr>
@@ -580,7 +877,7 @@
               <w14:ligatures w14:val="standardContextual"/>
             </w:rPr>
           </w:pPr>
-          <w:hyperlink w:anchor="_Toc233039244" w:history="1">
+          <w:hyperlink w:anchor="_Toc233223290" w:history="1">
             <w:r>
               <w:rPr>
                 <w:rStyle w:val="Hyperlink"/>
@@ -607,7 +904,7 @@
                 <w:noProof/>
                 <w:webHidden/>
               </w:rPr>
-              <w:instrText xml:space="preserve"> PAGEREF _Toc233039244 \h </w:instrText>
+              <w:instrText xml:space="preserve"> PAGEREF _Toc233223290 \h </w:instrText>
             </w:r>
             <w:r>
               <w:rPr>
@@ -655,7 +952,7 @@
               <w14:ligatures w14:val="standardContextual"/>
             </w:rPr>
           </w:pPr>
-          <w:hyperlink w:anchor="_Toc233039245" w:history="1">
+          <w:hyperlink w:anchor="_Toc233223291" w:history="1">
             <w:r>
               <w:rPr>
                 <w:rStyle w:val="Hyperlink"/>
@@ -682,7 +979,7 @@
                 <w:noProof/>
                 <w:webHidden/>
               </w:rPr>
-              <w:instrText xml:space="preserve"> PAGEREF _Toc233039245 \h </w:instrText>
+              <w:instrText xml:space="preserve"> PAGEREF _Toc233223291 \h </w:instrText>
             </w:r>
             <w:r>
               <w:rPr>
@@ -730,7 +1027,7 @@
               <w14:ligatures w14:val="standardContextual"/>
             </w:rPr>
           </w:pPr>
-          <w:hyperlink w:anchor="_Toc233039246" w:history="1">
+          <w:hyperlink w:anchor="_Toc233223292" w:history="1">
             <w:r>
               <w:rPr>
                 <w:rStyle w:val="Hyperlink"/>
@@ -757,7 +1054,7 @@
                 <w:noProof/>
                 <w:webHidden/>
               </w:rPr>
-              <w:instrText xml:space="preserve"> PAGEREF _Toc233039246 \h </w:instrText>
+              <w:instrText xml:space="preserve"> PAGEREF _Toc233223292 \h </w:instrText>
             </w:r>
             <w:r>
               <w:rPr>
@@ -805,7 +1102,7 @@
               <w14:ligatures w14:val="standardContextual"/>
             </w:rPr>
           </w:pPr>
-          <w:hyperlink w:anchor="_Toc233039247" w:history="1">
+          <w:hyperlink w:anchor="_Toc233223293" w:history="1">
             <w:r>
               <w:rPr>
                 <w:rStyle w:val="Hyperlink"/>
@@ -832,7 +1129,7 @@
                 <w:noProof/>
                 <w:webHidden/>
               </w:rPr>
-              <w:instrText xml:space="preserve"> PAGEREF _Toc233039247 \h </w:instrText>
+              <w:instrText xml:space="preserve"> PAGEREF _Toc233223293 \h </w:instrText>
             </w:r>
             <w:r>
               <w:rPr>
@@ -880,7 +1177,7 @@
               <w14:ligatures w14:val="standardContextual"/>
             </w:rPr>
           </w:pPr>
-          <w:hyperlink w:anchor="_Toc233039248" w:history="1">
+          <w:hyperlink w:anchor="_Toc233223294" w:history="1">
             <w:r>
               <w:rPr>
                 <w:rStyle w:val="Hyperlink"/>
@@ -907,7 +1204,7 @@
                 <w:noProof/>
                 <w:webHidden/>
               </w:rPr>
-              <w:instrText xml:space="preserve"> PAGEREF _Toc233039248 \h </w:instrText>
+              <w:instrText xml:space="preserve"> PAGEREF _Toc233223294 \h </w:instrText>
             </w:r>
             <w:r>
               <w:rPr>
@@ -955,7 +1252,7 @@
               <w14:ligatures w14:val="standardContextual"/>
             </w:rPr>
           </w:pPr>
-          <w:hyperlink w:anchor="_Toc233039249" w:history="1">
+          <w:hyperlink w:anchor="_Toc233223295" w:history="1">
             <w:r>
               <w:rPr>
                 <w:rStyle w:val="Hyperlink"/>
@@ -982,7 +1279,7 @@
                 <w:noProof/>
                 <w:webHidden/>
               </w:rPr>
-              <w:instrText xml:space="preserve"> PAGEREF _Toc233039249 \h </w:instrText>
+              <w:instrText xml:space="preserve"> PAGEREF _Toc233223295 \h </w:instrText>
             </w:r>
             <w:r>
               <w:rPr>
@@ -1030,7 +1327,7 @@
               <w14:ligatures w14:val="standardContextual"/>
             </w:rPr>
           </w:pPr>
-          <w:hyperlink w:anchor="_Toc233039250" w:history="1">
+          <w:hyperlink w:anchor="_Toc233223296" w:history="1">
             <w:r>
               <w:rPr>
                 <w:rStyle w:val="Hyperlink"/>
@@ -1057,7 +1354,7 @@
                 <w:noProof/>
                 <w:webHidden/>
               </w:rPr>
-              <w:instrText xml:space="preserve"> PAGEREF _Toc233039250 \h </w:instrText>
+              <w:instrText xml:space="preserve"> PAGEREF _Toc233223296 \h </w:instrText>
             </w:r>
             <w:r>
               <w:rPr>
@@ -1105,7 +1402,7 @@
               <w14:ligatures w14:val="standardContextual"/>
             </w:rPr>
           </w:pPr>
-          <w:hyperlink w:anchor="_Toc233039251" w:history="1">
+          <w:hyperlink w:anchor="_Toc233223297" w:history="1">
             <w:r>
               <w:rPr>
                 <w:rStyle w:val="Hyperlink"/>
@@ -1132,7 +1429,7 @@
                 <w:noProof/>
                 <w:webHidden/>
               </w:rPr>
-              <w:instrText xml:space="preserve"> PAGEREF _Toc233039251 \h </w:instrText>
+              <w:instrText xml:space="preserve"> PAGEREF _Toc233223297 \h </w:instrText>
             </w:r>
             <w:r>
               <w:rPr>
@@ -1180,7 +1477,7 @@
               <w14:ligatures w14:val="standardContextual"/>
             </w:rPr>
           </w:pPr>
-          <w:hyperlink w:anchor="_Toc233039252" w:history="1">
+          <w:hyperlink w:anchor="_Toc233223298" w:history="1">
             <w:r>
               <w:rPr>
                 <w:rStyle w:val="Hyperlink"/>
@@ -1207,7 +1504,7 @@
                 <w:noProof/>
                 <w:webHidden/>
               </w:rPr>
-              <w:instrText xml:space="preserve"> PAGEREF _Toc233039252 \h </w:instrText>
+              <w:instrText xml:space="preserve"> PAGEREF _Toc233223298 \h </w:instrText>
             </w:r>
             <w:r>
               <w:rPr>
@@ -1255,7 +1552,7 @@
               <w14:ligatures w14:val="standardContextual"/>
             </w:rPr>
           </w:pPr>
-          <w:hyperlink w:anchor="_Toc233039253" w:history="1">
+          <w:hyperlink w:anchor="_Toc233223299" w:history="1">
             <w:r>
               <w:rPr>
                 <w:rStyle w:val="Hyperlink"/>
@@ -1282,7 +1579,7 @@
                 <w:noProof/>
                 <w:webHidden/>
               </w:rPr>
-              <w:instrText xml:space="preserve"> PAGEREF _Toc233039253 \h </w:instrText>
+              <w:instrText xml:space="preserve"> PAGEREF _Toc233223299 \h </w:instrText>
             </w:r>
             <w:r>
               <w:rPr>
@@ -1330,7 +1627,7 @@
               <w14:ligatures w14:val="standardContextual"/>
             </w:rPr>
           </w:pPr>
-          <w:hyperlink w:anchor="_Toc233039254" w:history="1">
+          <w:hyperlink w:anchor="_Toc233223300" w:history="1">
             <w:r>
               <w:rPr>
                 <w:rStyle w:val="Hyperlink"/>
@@ -1357,7 +1654,7 @@
                 <w:noProof/>
                 <w:webHidden/>
               </w:rPr>
-              <w:instrText xml:space="preserve"> PAGEREF _Toc233039254 \h </w:instrText>
+              <w:instrText xml:space="preserve"> PAGEREF _Toc233223300 \h </w:instrText>
             </w:r>
             <w:r>
               <w:rPr>
@@ -1405,7 +1702,7 @@
               <w14:ligatures w14:val="standardContextual"/>
             </w:rPr>
           </w:pPr>
-          <w:hyperlink w:anchor="_Toc233039255" w:history="1">
+          <w:hyperlink w:anchor="_Toc233223301" w:history="1">
             <w:r>
               <w:rPr>
                 <w:rStyle w:val="Hyperlink"/>
@@ -1432,7 +1729,7 @@
                 <w:noProof/>
                 <w:webHidden/>
               </w:rPr>
-              <w:instrText xml:space="preserve"> PAGEREF _Toc233039255 \h </w:instrText>
+              <w:instrText xml:space="preserve"> PAGEREF _Toc233223301 \h </w:instrText>
             </w:r>
             <w:r>
               <w:rPr>
@@ -1480,7 +1777,7 @@
               <w14:ligatures w14:val="standardContextual"/>
             </w:rPr>
           </w:pPr>
-          <w:hyperlink w:anchor="_Toc233039256" w:history="1">
+          <w:hyperlink w:anchor="_Toc233223302" w:history="1">
             <w:r>
               <w:rPr>
                 <w:rStyle w:val="Hyperlink"/>
@@ -1507,7 +1804,7 @@
                 <w:noProof/>
                 <w:webHidden/>
               </w:rPr>
-              <w:instrText xml:space="preserve"> PAGEREF _Toc233039256 \h </w:instrText>
+              <w:instrText xml:space="preserve"> PAGEREF _Toc233223302 \h </w:instrText>
             </w:r>
             <w:r>
               <w:rPr>
@@ -1555,7 +1852,7 @@
               <w14:ligatures w14:val="standardContextual"/>
             </w:rPr>
           </w:pPr>
-          <w:hyperlink w:anchor="_Toc233039257" w:history="1">
+          <w:hyperlink w:anchor="_Toc233223303" w:history="1">
             <w:r>
               <w:rPr>
                 <w:rStyle w:val="Hyperlink"/>
@@ -1582,7 +1879,7 @@
                 <w:noProof/>
                 <w:webHidden/>
               </w:rPr>
-              <w:instrText xml:space="preserve"> PAGEREF _Toc233039257 \h </w:instrText>
+              <w:instrText xml:space="preserve"> PAGEREF _Toc233223303 \h </w:instrText>
             </w:r>
             <w:r>
               <w:rPr>
@@ -1630,7 +1927,7 @@
               <w14:ligatures w14:val="standardContextual"/>
             </w:rPr>
           </w:pPr>
-          <w:hyperlink w:anchor="_Toc233039258" w:history="1">
+          <w:hyperlink w:anchor="_Toc233223304" w:history="1">
             <w:r>
               <w:rPr>
                 <w:rStyle w:val="Hyperlink"/>
@@ -1657,7 +1954,7 @@
                 <w:noProof/>
                 <w:webHidden/>
               </w:rPr>
-              <w:instrText xml:space="preserve"> PAGEREF _Toc233039258 \h </w:instrText>
+              <w:instrText xml:space="preserve"> PAGEREF _Toc233223304 \h </w:instrText>
             </w:r>
             <w:r>
               <w:rPr>
@@ -1705,7 +2002,7 @@
               <w14:ligatures w14:val="standardContextual"/>
             </w:rPr>
           </w:pPr>
-          <w:hyperlink w:anchor="_Toc233039259" w:history="1">
+          <w:hyperlink w:anchor="_Toc233223305" w:history="1">
             <w:r>
               <w:rPr>
                 <w:rStyle w:val="Hyperlink"/>
@@ -1732,7 +2029,7 @@
                 <w:noProof/>
                 <w:webHidden/>
               </w:rPr>
-              <w:instrText xml:space="preserve"> PAGEREF _Toc233039259 \h </w:instrText>
+              <w:instrText xml:space="preserve"> PAGEREF _Toc233223305 \h </w:instrText>
             </w:r>
             <w:r>
               <w:rPr>
@@ -1780,7 +2077,7 @@
               <w14:ligatures w14:val="standardContextual"/>
             </w:rPr>
           </w:pPr>
-          <w:hyperlink w:anchor="_Toc233039260" w:history="1">
+          <w:hyperlink w:anchor="_Toc233223306" w:history="1">
             <w:r>
               <w:rPr>
                 <w:rStyle w:val="Hyperlink"/>
@@ -1807,7 +2104,7 @@
                 <w:noProof/>
                 <w:webHidden/>
               </w:rPr>
-              <w:instrText xml:space="preserve"> PAGEREF _Toc233039260 \h </w:instrText>
+              <w:instrText xml:space="preserve"> PAGEREF _Toc233223306 \h </w:instrText>
             </w:r>
             <w:r>
               <w:rPr>
@@ -1855,7 +2152,7 @@
               <w14:ligatures w14:val="standardContextual"/>
             </w:rPr>
           </w:pPr>
-          <w:hyperlink w:anchor="_Toc233039261" w:history="1">
+          <w:hyperlink w:anchor="_Toc233223307" w:history="1">
             <w:r>
               <w:rPr>
                 <w:rStyle w:val="Hyperlink"/>
@@ -1882,7 +2179,7 @@
                 <w:noProof/>
                 <w:webHidden/>
               </w:rPr>
-              <w:instrText xml:space="preserve"> PAGEREF _Toc233039261 \h </w:instrText>
+              <w:instrText xml:space="preserve"> PAGEREF _Toc233223307 \h </w:instrText>
             </w:r>
             <w:r>
               <w:rPr>
@@ -1930,7 +2227,7 @@
               <w14:ligatures w14:val="standardContextual"/>
             </w:rPr>
           </w:pPr>
-          <w:hyperlink w:anchor="_Toc233039262" w:history="1">
+          <w:hyperlink w:anchor="_Toc233223308" w:history="1">
             <w:r>
               <w:rPr>
                 <w:rStyle w:val="Hyperlink"/>
@@ -1957,7 +2254,7 @@
                 <w:noProof/>
                 <w:webHidden/>
               </w:rPr>
-              <w:instrText xml:space="preserve"> PAGEREF _Toc233039262 \h </w:instrText>
+              <w:instrText xml:space="preserve"> PAGEREF _Toc233223308 \h </w:instrText>
             </w:r>
             <w:r>
               <w:rPr>
@@ -2005,7 +2302,7 @@
               <w14:ligatures w14:val="standardContextual"/>
             </w:rPr>
           </w:pPr>
-          <w:hyperlink w:anchor="_Toc233039263" w:history="1">
+          <w:hyperlink w:anchor="_Toc233223309" w:history="1">
             <w:r>
               <w:rPr>
                 <w:rStyle w:val="Hyperlink"/>
@@ -2032,7 +2329,7 @@
                 <w:noProof/>
                 <w:webHidden/>
               </w:rPr>
-              <w:instrText xml:space="preserve"> PAGEREF _Toc233039263 \h </w:instrText>
+              <w:instrText xml:space="preserve"> PAGEREF _Toc233223309 \h </w:instrText>
             </w:r>
             <w:r>
               <w:rPr>
@@ -2080,7 +2377,7 @@
               <w14:ligatures w14:val="standardContextual"/>
             </w:rPr>
           </w:pPr>
-          <w:hyperlink w:anchor="_Toc233039264" w:history="1">
+          <w:hyperlink w:anchor="_Toc233223310" w:history="1">
             <w:r>
               <w:rPr>
                 <w:rStyle w:val="Hyperlink"/>
@@ -2107,7 +2404,7 @@
                 <w:noProof/>
                 <w:webHidden/>
               </w:rPr>
-              <w:instrText xml:space="preserve"> PAGEREF _Toc233039264 \h </w:instrText>
+              <w:instrText xml:space="preserve"> PAGEREF _Toc233223310 \h </w:instrText>
             </w:r>
             <w:r>
               <w:rPr>
@@ -2155,7 +2452,7 @@
               <w14:ligatures w14:val="standardContextual"/>
             </w:rPr>
           </w:pPr>
-          <w:hyperlink w:anchor="_Toc233039265" w:history="1">
+          <w:hyperlink w:anchor="_Toc233223311" w:history="1">
             <w:r>
               <w:rPr>
                 <w:rStyle w:val="Hyperlink"/>
@@ -2182,7 +2479,7 @@
                 <w:noProof/>
                 <w:webHidden/>
               </w:rPr>
-              <w:instrText xml:space="preserve"> PAGEREF _Toc233039265 \h </w:instrText>
+              <w:instrText xml:space="preserve"> PAGEREF _Toc233223311 \h </w:instrText>
             </w:r>
             <w:r>
               <w:rPr>
@@ -2230,7 +2527,7 @@
               <w14:ligatures w14:val="standardContextual"/>
             </w:rPr>
           </w:pPr>
-          <w:hyperlink w:anchor="_Toc233039266" w:history="1">
+          <w:hyperlink w:anchor="_Toc233223312" w:history="1">
             <w:r>
               <w:rPr>
                 <w:rStyle w:val="Hyperlink"/>
@@ -2257,7 +2554,7 @@
                 <w:noProof/>
                 <w:webHidden/>
               </w:rPr>
-              <w:instrText xml:space="preserve"> PAGEREF _Toc233039266 \h </w:instrText>
+              <w:instrText xml:space="preserve"> PAGEREF _Toc233223312 \h </w:instrText>
             </w:r>
             <w:r>
               <w:rPr>
@@ -2305,7 +2602,7 @@
               <w14:ligatures w14:val="standardContextual"/>
             </w:rPr>
           </w:pPr>
-          <w:hyperlink w:anchor="_Toc233039267" w:history="1">
+          <w:hyperlink w:anchor="_Toc233223313" w:history="1">
             <w:r>
               <w:rPr>
                 <w:rStyle w:val="Hyperlink"/>
@@ -2332,7 +2629,7 @@
                 <w:noProof/>
                 <w:webHidden/>
               </w:rPr>
-              <w:instrText xml:space="preserve"> PAGEREF _Toc233039267 \h </w:instrText>
+              <w:instrText xml:space="preserve"> PAGEREF _Toc233223313 \h </w:instrText>
             </w:r>
             <w:r>
               <w:rPr>
@@ -2380,7 +2677,7 @@
               <w14:ligatures w14:val="standardContextual"/>
             </w:rPr>
           </w:pPr>
-          <w:hyperlink w:anchor="_Toc233039268" w:history="1">
+          <w:hyperlink w:anchor="_Toc233223314" w:history="1">
             <w:r>
               <w:rPr>
                 <w:rStyle w:val="Hyperlink"/>
@@ -2408,7 +2705,7 @@
                 <w:noProof/>
                 <w:webHidden/>
               </w:rPr>
-              <w:instrText xml:space="preserve"> PAGEREF _Toc233039268 \h </w:instrText>
+              <w:instrText xml:space="preserve"> PAGEREF _Toc233223314 \h </w:instrText>
             </w:r>
             <w:r>
               <w:rPr>
@@ -2456,7 +2753,7 @@
               <w14:ligatures w14:val="standardContextual"/>
             </w:rPr>
           </w:pPr>
-          <w:hyperlink w:anchor="_Toc233039269" w:history="1">
+          <w:hyperlink w:anchor="_Toc233223315" w:history="1">
             <w:r>
               <w:rPr>
                 <w:rStyle w:val="Hyperlink"/>
@@ -2483,7 +2780,7 @@
                 <w:noProof/>
                 <w:webHidden/>
               </w:rPr>
-              <w:instrText xml:space="preserve"> PAGEREF _Toc233039269 \h </w:instrText>
+              <w:instrText xml:space="preserve"> PAGEREF _Toc233223315 \h </w:instrText>
             </w:r>
             <w:r>
               <w:rPr>
@@ -2531,7 +2828,7 @@
               <w14:ligatures w14:val="standardContextual"/>
             </w:rPr>
           </w:pPr>
-          <w:hyperlink w:anchor="_Toc233039270" w:history="1">
+          <w:hyperlink w:anchor="_Toc233223316" w:history="1">
             <w:r>
               <w:rPr>
                 <w:rStyle w:val="Hyperlink"/>
@@ -2558,7 +2855,7 @@
                 <w:noProof/>
                 <w:webHidden/>
               </w:rPr>
-              <w:instrText xml:space="preserve"> PAGEREF _Toc233039270 \h </w:instrText>
+              <w:instrText xml:space="preserve"> PAGEREF _Toc233223316 \h </w:instrText>
             </w:r>
             <w:r>
               <w:rPr>
@@ -2606,7 +2903,7 @@
               <w14:ligatures w14:val="standardContextual"/>
             </w:rPr>
           </w:pPr>
-          <w:hyperlink w:anchor="_Toc233039271" w:history="1">
+          <w:hyperlink w:anchor="_Toc233223317" w:history="1">
             <w:r>
               <w:rPr>
                 <w:rStyle w:val="Hyperlink"/>
@@ -2633,7 +2930,7 @@
                 <w:noProof/>
                 <w:webHidden/>
               </w:rPr>
-              <w:instrText xml:space="preserve"> PAGEREF _Toc233039271 \h </w:instrText>
+              <w:instrText xml:space="preserve"> PAGEREF _Toc233223317 \h </w:instrText>
             </w:r>
             <w:r>
               <w:rPr>
@@ -2681,7 +2978,7 @@
               <w14:ligatures w14:val="standardContextual"/>
             </w:rPr>
           </w:pPr>
-          <w:hyperlink w:anchor="_Toc233039272" w:history="1">
+          <w:hyperlink w:anchor="_Toc233223318" w:history="1">
             <w:r>
               <w:rPr>
                 <w:rStyle w:val="Hyperlink"/>
@@ -2708,7 +3005,7 @@
                 <w:noProof/>
                 <w:webHidden/>
               </w:rPr>
-              <w:instrText xml:space="preserve"> PAGEREF _Toc233039272 \h </w:instrText>
+              <w:instrText xml:space="preserve"> PAGEREF _Toc233223318 \h </w:instrText>
             </w:r>
             <w:r>
               <w:rPr>
@@ -2756,7 +3053,7 @@
               <w14:ligatures w14:val="standardContextual"/>
             </w:rPr>
           </w:pPr>
-          <w:hyperlink w:anchor="_Toc233039273" w:history="1">
+          <w:hyperlink w:anchor="_Toc233223319" w:history="1">
             <w:r>
               <w:rPr>
                 <w:rStyle w:val="Hyperlink"/>
@@ -2783,7 +3080,7 @@
                 <w:noProof/>
                 <w:webHidden/>
               </w:rPr>
-              <w:instrText xml:space="preserve"> PAGEREF _Toc233039273 \h </w:instrText>
+              <w:instrText xml:space="preserve"> PAGEREF _Toc233223319 \h </w:instrText>
             </w:r>
             <w:r>
               <w:rPr>
@@ -2831,7 +3128,7 @@
               <w14:ligatures w14:val="standardContextual"/>
             </w:rPr>
           </w:pPr>
-          <w:hyperlink w:anchor="_Toc233039274" w:history="1">
+          <w:hyperlink w:anchor="_Toc233223320" w:history="1">
             <w:r>
               <w:rPr>
                 <w:rStyle w:val="Hyperlink"/>
@@ -2858,7 +3155,7 @@
                 <w:noProof/>
                 <w:webHidden/>
               </w:rPr>
-              <w:instrText xml:space="preserve"> PAGEREF _Toc233039274 \h </w:instrText>
+              <w:instrText xml:space="preserve"> PAGEREF _Toc233223320 \h </w:instrText>
             </w:r>
             <w:r>
               <w:rPr>
@@ -2906,7 +3203,7 @@
               <w14:ligatures w14:val="standardContextual"/>
             </w:rPr>
           </w:pPr>
-          <w:hyperlink w:anchor="_Toc233039275" w:history="1">
+          <w:hyperlink w:anchor="_Toc233223321" w:history="1">
             <w:r>
               <w:rPr>
                 <w:rStyle w:val="Hyperlink"/>
@@ -2933,7 +3230,7 @@
                 <w:noProof/>
                 <w:webHidden/>
               </w:rPr>
-              <w:instrText xml:space="preserve"> PAGEREF _Toc233039275 \h </w:instrText>
+              <w:instrText xml:space="preserve"> PAGEREF _Toc233223321 \h </w:instrText>
             </w:r>
             <w:r>
               <w:rPr>
@@ -2981,7 +3278,7 @@
               <w14:ligatures w14:val="standardContextual"/>
             </w:rPr>
           </w:pPr>
-          <w:hyperlink w:anchor="_Toc233039276" w:history="1">
+          <w:hyperlink w:anchor="_Toc233223322" w:history="1">
             <w:r>
               <w:rPr>
                 <w:rStyle w:val="Hyperlink"/>
@@ -3008,7 +3305,7 @@
                 <w:noProof/>
                 <w:webHidden/>
               </w:rPr>
-              <w:instrText xml:space="preserve"> PAGEREF _Toc233039276 \h </w:instrText>
+              <w:instrText xml:space="preserve"> PAGEREF _Toc233223322 \h </w:instrText>
             </w:r>
             <w:r>
               <w:rPr>
@@ -3056,7 +3353,7 @@
               <w14:ligatures w14:val="standardContextual"/>
             </w:rPr>
           </w:pPr>
-          <w:hyperlink w:anchor="_Toc233039277" w:history="1">
+          <w:hyperlink w:anchor="_Toc233223323" w:history="1">
             <w:r>
               <w:rPr>
                 <w:rStyle w:val="Hyperlink"/>
@@ -3083,7 +3380,7 @@
                 <w:noProof/>
                 <w:webHidden/>
               </w:rPr>
-              <w:instrText xml:space="preserve"> PAGEREF _Toc233039277 \h </w:instrText>
+              <w:instrText xml:space="preserve"> PAGEREF _Toc233223323 \h </w:instrText>
             </w:r>
             <w:r>
               <w:rPr>
@@ -3131,7 +3428,7 @@
               <w14:ligatures w14:val="standardContextual"/>
             </w:rPr>
           </w:pPr>
-          <w:hyperlink w:anchor="_Toc233039278" w:history="1">
+          <w:hyperlink w:anchor="_Toc233223324" w:history="1">
             <w:r>
               <w:rPr>
                 <w:rStyle w:val="Hyperlink"/>
@@ -3159,7 +3456,7 @@
                 <w:noProof/>
                 <w:webHidden/>
               </w:rPr>
-              <w:instrText xml:space="preserve"> PAGEREF _Toc233039278 \h </w:instrText>
+              <w:instrText xml:space="preserve"> PAGEREF _Toc233223324 \h </w:instrText>
             </w:r>
             <w:r>
               <w:rPr>
@@ -3207,7 +3504,7 @@
               <w14:ligatures w14:val="standardContextual"/>
             </w:rPr>
           </w:pPr>
-          <w:hyperlink w:anchor="_Toc233039279" w:history="1">
+          <w:hyperlink w:anchor="_Toc233223325" w:history="1">
             <w:r>
               <w:rPr>
                 <w:rStyle w:val="Hyperlink"/>
@@ -3234,7 +3531,7 @@
                 <w:noProof/>
                 <w:webHidden/>
               </w:rPr>
-              <w:instrText xml:space="preserve"> PAGEREF _Toc233039279 \h </w:instrText>
+              <w:instrText xml:space="preserve"> PAGEREF _Toc233223325 \h </w:instrText>
             </w:r>
             <w:r>
               <w:rPr>
@@ -3282,7 +3579,7 @@
               <w14:ligatures w14:val="standardContextual"/>
             </w:rPr>
           </w:pPr>
-          <w:hyperlink w:anchor="_Toc233039280" w:history="1">
+          <w:hyperlink w:anchor="_Toc233223326" w:history="1">
             <w:r>
               <w:rPr>
                 <w:rStyle w:val="Hyperlink"/>
@@ -3309,7 +3606,7 @@
                 <w:noProof/>
                 <w:webHidden/>
               </w:rPr>
-              <w:instrText xml:space="preserve"> PAGEREF _Toc233039280 \h </w:instrText>
+              <w:instrText xml:space="preserve"> PAGEREF _Toc233223326 \h </w:instrText>
             </w:r>
             <w:r>
               <w:rPr>
@@ -3357,7 +3654,7 @@
               <w14:ligatures w14:val="standardContextual"/>
             </w:rPr>
           </w:pPr>
-          <w:hyperlink w:anchor="_Toc233039281" w:history="1">
+          <w:hyperlink w:anchor="_Toc233223327" w:history="1">
             <w:r>
               <w:rPr>
                 <w:rStyle w:val="Hyperlink"/>
@@ -3384,7 +3681,7 @@
                 <w:noProof/>
                 <w:webHidden/>
               </w:rPr>
-              <w:instrText xml:space="preserve"> PAGEREF _Toc233039281 \h </w:instrText>
+              <w:instrText xml:space="preserve"> PAGEREF _Toc233223327 \h </w:instrText>
             </w:r>
             <w:r>
               <w:rPr>
@@ -3432,7 +3729,7 @@
               <w14:ligatures w14:val="standardContextual"/>
             </w:rPr>
           </w:pPr>
-          <w:hyperlink w:anchor="_Toc233039282" w:history="1">
+          <w:hyperlink w:anchor="_Toc233223328" w:history="1">
             <w:r>
               <w:rPr>
                 <w:rStyle w:val="Hyperlink"/>
@@ -3459,7 +3756,7 @@
                 <w:noProof/>
                 <w:webHidden/>
               </w:rPr>
-              <w:instrText xml:space="preserve"> PAGEREF _Toc233039282 \h </w:instrText>
+              <w:instrText xml:space="preserve"> PAGEREF _Toc233223328 \h </w:instrText>
             </w:r>
             <w:r>
               <w:rPr>
@@ -3507,7 +3804,7 @@
               <w14:ligatures w14:val="standardContextual"/>
             </w:rPr>
           </w:pPr>
-          <w:hyperlink w:anchor="_Toc233039283" w:history="1">
+          <w:hyperlink w:anchor="_Toc233223329" w:history="1">
             <w:r>
               <w:rPr>
                 <w:rStyle w:val="Hyperlink"/>
@@ -3534,7 +3831,7 @@
                 <w:noProof/>
                 <w:webHidden/>
               </w:rPr>
-              <w:instrText xml:space="preserve"> PAGEREF _Toc233039283 \h </w:instrText>
+              <w:instrText xml:space="preserve"> PAGEREF _Toc233223329 \h </w:instrText>
             </w:r>
             <w:r>
               <w:rPr>
@@ -3582,7 +3879,7 @@
               <w14:ligatures w14:val="standardContextual"/>
             </w:rPr>
           </w:pPr>
-          <w:hyperlink w:anchor="_Toc233039284" w:history="1">
+          <w:hyperlink w:anchor="_Toc233223330" w:history="1">
             <w:r>
               <w:rPr>
                 <w:rStyle w:val="Hyperlink"/>
@@ -3609,7 +3906,7 @@
                 <w:noProof/>
                 <w:webHidden/>
               </w:rPr>
-              <w:instrText xml:space="preserve"> PAGEREF _Toc233039284 \h </w:instrText>
+              <w:instrText xml:space="preserve"> PAGEREF _Toc233223330 \h </w:instrText>
             </w:r>
             <w:r>
               <w:rPr>
@@ -3657,7 +3954,7 @@
               <w14:ligatures w14:val="standardContextual"/>
             </w:rPr>
           </w:pPr>
-          <w:hyperlink w:anchor="_Toc233039285" w:history="1">
+          <w:hyperlink w:anchor="_Toc233223331" w:history="1">
             <w:r>
               <w:rPr>
                 <w:rStyle w:val="Hyperlink"/>
@@ -3684,7 +3981,7 @@
                 <w:noProof/>
                 <w:webHidden/>
               </w:rPr>
-              <w:instrText xml:space="preserve"> PAGEREF _Toc233039285 \h </w:instrText>
+              <w:instrText xml:space="preserve"> PAGEREF _Toc233223331 \h </w:instrText>
             </w:r>
             <w:r>
               <w:rPr>
@@ -3732,7 +4029,7 @@
               <w14:ligatures w14:val="standardContextual"/>
             </w:rPr>
           </w:pPr>
-          <w:hyperlink w:anchor="_Toc233039286" w:history="1">
+          <w:hyperlink w:anchor="_Toc233223332" w:history="1">
             <w:r>
               <w:rPr>
                 <w:rStyle w:val="Hyperlink"/>
@@ -3759,7 +4056,7 @@
                 <w:noProof/>
                 <w:webHidden/>
               </w:rPr>
-              <w:instrText xml:space="preserve"> PAGEREF _Toc233039286 \h </w:instrText>
+              <w:instrText xml:space="preserve"> PAGEREF _Toc233223332 \h </w:instrText>
             </w:r>
             <w:r>
               <w:rPr>
@@ -3807,7 +4104,7 @@
               <w14:ligatures w14:val="standardContextual"/>
             </w:rPr>
           </w:pPr>
-          <w:hyperlink w:anchor="_Toc233039287" w:history="1">
+          <w:hyperlink w:anchor="_Toc233223333" w:history="1">
             <w:r>
               <w:rPr>
                 <w:rStyle w:val="Hyperlink"/>
@@ -3834,7 +4131,7 @@
                 <w:noProof/>
                 <w:webHidden/>
               </w:rPr>
-              <w:instrText xml:space="preserve"> PAGEREF _Toc233039287 \h </w:instrText>
+              <w:instrText xml:space="preserve"> PAGEREF _Toc233223333 \h </w:instrText>
             </w:r>
             <w:r>
               <w:rPr>
@@ -3882,7 +4179,7 @@
               <w14:ligatures w14:val="standardContextual"/>
             </w:rPr>
           </w:pPr>
-          <w:hyperlink w:anchor="_Toc233039288" w:history="1">
+          <w:hyperlink w:anchor="_Toc233223334" w:history="1">
             <w:r>
               <w:rPr>
                 <w:rStyle w:val="Hyperlink"/>
@@ -3909,7 +4206,7 @@
                 <w:noProof/>
                 <w:webHidden/>
               </w:rPr>
-              <w:instrText xml:space="preserve"> PAGEREF _Toc233039288 \h </w:instrText>
+              <w:instrText xml:space="preserve"> PAGEREF _Toc233223334 \h </w:instrText>
             </w:r>
             <w:r>
               <w:rPr>
@@ -3957,7 +4254,7 @@
               <w14:ligatures w14:val="standardContextual"/>
             </w:rPr>
           </w:pPr>
-          <w:hyperlink w:anchor="_Toc233039289" w:history="1">
+          <w:hyperlink w:anchor="_Toc233223335" w:history="1">
             <w:r>
               <w:rPr>
                 <w:rStyle w:val="Hyperlink"/>
@@ -3984,7 +4281,7 @@
                 <w:noProof/>
                 <w:webHidden/>
               </w:rPr>
-              <w:instrText xml:space="preserve"> PAGEREF _Toc233039289 \h </w:instrText>
+              <w:instrText xml:space="preserve"> PAGEREF _Toc233223335 \h </w:instrText>
             </w:r>
             <w:r>
               <w:rPr>
@@ -4032,7 +4329,7 @@
               <w14:ligatures w14:val="standardContextual"/>
             </w:rPr>
           </w:pPr>
-          <w:hyperlink w:anchor="_Toc233039290" w:history="1">
+          <w:hyperlink w:anchor="_Toc233223336" w:history="1">
             <w:r>
               <w:rPr>
                 <w:rStyle w:val="Hyperlink"/>
@@ -4059,7 +4356,7 @@
                 <w:noProof/>
                 <w:webHidden/>
               </w:rPr>
-              <w:instrText xml:space="preserve"> PAGEREF _Toc233039290 \h </w:instrText>
+              <w:instrText xml:space="preserve"> PAGEREF _Toc233223336 \h </w:instrText>
             </w:r>
             <w:r>
               <w:rPr>
@@ -4107,7 +4404,7 @@
               <w14:ligatures w14:val="standardContextual"/>
             </w:rPr>
           </w:pPr>
-          <w:hyperlink w:anchor="_Toc233039291" w:history="1">
+          <w:hyperlink w:anchor="_Toc233223337" w:history="1">
             <w:r>
               <w:rPr>
                 <w:rStyle w:val="Hyperlink"/>
@@ -4134,7 +4431,7 @@
                 <w:noProof/>
                 <w:webHidden/>
               </w:rPr>
-              <w:instrText xml:space="preserve"> PAGEREF _Toc233039291 \h </w:instrText>
+              <w:instrText xml:space="preserve"> PAGEREF _Toc233223337 \h </w:instrText>
             </w:r>
             <w:r>
               <w:rPr>
@@ -4182,7 +4479,7 @@
               <w14:ligatures w14:val="standardContextual"/>
             </w:rPr>
           </w:pPr>
-          <w:hyperlink w:anchor="_Toc233039292" w:history="1">
+          <w:hyperlink w:anchor="_Toc233223338" w:history="1">
             <w:r>
               <w:rPr>
                 <w:rStyle w:val="Hyperlink"/>
@@ -4209,7 +4506,7 @@
                 <w:noProof/>
                 <w:webHidden/>
               </w:rPr>
-              <w:instrText xml:space="preserve"> PAGEREF _Toc233039292 \h </w:instrText>
+              <w:instrText xml:space="preserve"> PAGEREF _Toc233223338 \h </w:instrText>
             </w:r>
             <w:r>
               <w:rPr>
@@ -4257,7 +4554,7 @@
               <w14:ligatures w14:val="standardContextual"/>
             </w:rPr>
           </w:pPr>
-          <w:hyperlink w:anchor="_Toc233039293" w:history="1">
+          <w:hyperlink w:anchor="_Toc233223339" w:history="1">
             <w:r>
               <w:rPr>
                 <w:rStyle w:val="Hyperlink"/>
@@ -4284,7 +4581,7 @@
                 <w:noProof/>
                 <w:webHidden/>
               </w:rPr>
-              <w:instrText xml:space="preserve"> PAGEREF _Toc233039293 \h </w:instrText>
+              <w:instrText xml:space="preserve"> PAGEREF _Toc233223339 \h </w:instrText>
             </w:r>
             <w:r>
               <w:rPr>
@@ -4332,7 +4629,7 @@
               <w14:ligatures w14:val="standardContextual"/>
             </w:rPr>
           </w:pPr>
-          <w:hyperlink w:anchor="_Toc233039294" w:history="1">
+          <w:hyperlink w:anchor="_Toc233223340" w:history="1">
             <w:r>
               <w:rPr>
                 <w:rStyle w:val="Hyperlink"/>
@@ -4359,7 +4656,7 @@
                 <w:noProof/>
                 <w:webHidden/>
               </w:rPr>
-              <w:instrText xml:space="preserve"> PAGEREF _Toc233039294 \h </w:instrText>
+              <w:instrText xml:space="preserve"> PAGEREF _Toc233223340 \h </w:instrText>
             </w:r>
             <w:r>
               <w:rPr>
@@ -4407,7 +4704,7 @@
               <w14:ligatures w14:val="standardContextual"/>
             </w:rPr>
           </w:pPr>
-          <w:hyperlink w:anchor="_Toc233039295" w:history="1">
+          <w:hyperlink w:anchor="_Toc233223341" w:history="1">
             <w:r>
               <w:rPr>
                 <w:rStyle w:val="Hyperlink"/>
@@ -4434,7 +4731,7 @@
                 <w:noProof/>
                 <w:webHidden/>
               </w:rPr>
-              <w:instrText xml:space="preserve"> PAGEREF _Toc233039295 \h </w:instrText>
+              <w:instrText xml:space="preserve"> PAGEREF _Toc233223341 \h </w:instrText>
             </w:r>
             <w:r>
               <w:rPr>
@@ -4482,7 +4779,7 @@
               <w14:ligatures w14:val="standardContextual"/>
             </w:rPr>
           </w:pPr>
-          <w:hyperlink w:anchor="_Toc233039296" w:history="1">
+          <w:hyperlink w:anchor="_Toc233223342" w:history="1">
             <w:r>
               <w:rPr>
                 <w:rStyle w:val="Hyperlink"/>
@@ -4509,7 +4806,7 @@
                 <w:noProof/>
                 <w:webHidden/>
               </w:rPr>
-              <w:instrText xml:space="preserve"> PAGEREF _Toc233039296 \h </w:instrText>
+              <w:instrText xml:space="preserve"> PAGEREF _Toc233223342 \h </w:instrText>
             </w:r>
             <w:r>
               <w:rPr>
@@ -4557,7 +4854,7 @@
               <w14:ligatures w14:val="standardContextual"/>
             </w:rPr>
           </w:pPr>
-          <w:hyperlink w:anchor="_Toc233039297" w:history="1">
+          <w:hyperlink w:anchor="_Toc233223343" w:history="1">
             <w:r>
               <w:rPr>
                 <w:rStyle w:val="Hyperlink"/>
@@ -4584,7 +4881,7 @@
                 <w:noProof/>
                 <w:webHidden/>
               </w:rPr>
-              <w:instrText xml:space="preserve"> PAGEREF _Toc233039297 \h </w:instrText>
+              <w:instrText xml:space="preserve"> PAGEREF _Toc233223343 \h </w:instrText>
             </w:r>
             <w:r>
               <w:rPr>
@@ -4632,7 +4929,7 @@
               <w14:ligatures w14:val="standardContextual"/>
             </w:rPr>
           </w:pPr>
-          <w:hyperlink w:anchor="_Toc233039298" w:history="1">
+          <w:hyperlink w:anchor="_Toc233223344" w:history="1">
             <w:r>
               <w:rPr>
                 <w:rStyle w:val="Hyperlink"/>
@@ -4659,7 +4956,7 @@
                 <w:noProof/>
                 <w:webHidden/>
               </w:rPr>
-              <w:instrText xml:space="preserve"> PAGEREF _Toc233039298 \h </w:instrText>
+              <w:instrText xml:space="preserve"> PAGEREF _Toc233223344 \h </w:instrText>
             </w:r>
             <w:r>
               <w:rPr>
@@ -4707,7 +5004,7 @@
               <w14:ligatures w14:val="standardContextual"/>
             </w:rPr>
           </w:pPr>
-          <w:hyperlink w:anchor="_Toc233039299" w:history="1">
+          <w:hyperlink w:anchor="_Toc233223345" w:history="1">
             <w:r>
               <w:rPr>
                 <w:rStyle w:val="Hyperlink"/>
@@ -4734,7 +5031,7 @@
                 <w:noProof/>
                 <w:webHidden/>
               </w:rPr>
-              <w:instrText xml:space="preserve"> PAGEREF _Toc233039299 \h </w:instrText>
+              <w:instrText xml:space="preserve"> PAGEREF _Toc233223345 \h </w:instrText>
             </w:r>
             <w:r>
               <w:rPr>
@@ -4782,7 +5079,7 @@
               <w14:ligatures w14:val="standardContextual"/>
             </w:rPr>
           </w:pPr>
-          <w:hyperlink w:anchor="_Toc233039300" w:history="1">
+          <w:hyperlink w:anchor="_Toc233223346" w:history="1">
             <w:r>
               <w:rPr>
                 <w:rStyle w:val="Hyperlink"/>
@@ -4809,7 +5106,7 @@
                 <w:noProof/>
                 <w:webHidden/>
               </w:rPr>
-              <w:instrText xml:space="preserve"> PAGEREF _Toc233039300 \h </w:instrText>
+              <w:instrText xml:space="preserve"> PAGEREF _Toc233223346 \h </w:instrText>
             </w:r>
             <w:r>
               <w:rPr>
@@ -4857,7 +5154,7 @@
               <w14:ligatures w14:val="standardContextual"/>
             </w:rPr>
           </w:pPr>
-          <w:hyperlink w:anchor="_Toc233039301" w:history="1">
+          <w:hyperlink w:anchor="_Toc233223347" w:history="1">
             <w:r>
               <w:rPr>
                 <w:rStyle w:val="Hyperlink"/>
@@ -4884,7 +5181,7 @@
                 <w:noProof/>
                 <w:webHidden/>
               </w:rPr>
-              <w:instrText xml:space="preserve"> PAGEREF _Toc233039301 \h </w:instrText>
+              <w:instrText xml:space="preserve"> PAGEREF _Toc233223347 \h </w:instrText>
             </w:r>
             <w:r>
               <w:rPr>
@@ -4932,7 +5229,7 @@
               <w14:ligatures w14:val="standardContextual"/>
             </w:rPr>
           </w:pPr>
-          <w:hyperlink w:anchor="_Toc233039302" w:history="1">
+          <w:hyperlink w:anchor="_Toc233223348" w:history="1">
             <w:r>
               <w:rPr>
                 <w:rStyle w:val="Hyperlink"/>
@@ -4959,7 +5256,7 @@
                 <w:noProof/>
                 <w:webHidden/>
               </w:rPr>
-              <w:instrText xml:space="preserve"> PAGEREF _Toc233039302 \h </w:instrText>
+              <w:instrText xml:space="preserve"> PAGEREF _Toc233223348 \h </w:instrText>
             </w:r>
             <w:r>
               <w:rPr>
@@ -5007,7 +5304,7 @@
               <w14:ligatures w14:val="standardContextual"/>
             </w:rPr>
           </w:pPr>
-          <w:hyperlink w:anchor="_Toc233039303" w:history="1">
+          <w:hyperlink w:anchor="_Toc233223349" w:history="1">
             <w:r>
               <w:rPr>
                 <w:rStyle w:val="Hyperlink"/>
@@ -5034,7 +5331,7 @@
                 <w:noProof/>
                 <w:webHidden/>
               </w:rPr>
-              <w:instrText xml:space="preserve"> PAGEREF _Toc233039303 \h </w:instrText>
+              <w:instrText xml:space="preserve"> PAGEREF _Toc233223349 \h </w:instrText>
             </w:r>
             <w:r>
               <w:rPr>
@@ -5082,7 +5379,7 @@
               <w14:ligatures w14:val="standardContextual"/>
             </w:rPr>
           </w:pPr>
-          <w:hyperlink w:anchor="_Toc233039304" w:history="1">
+          <w:hyperlink w:anchor="_Toc233223350" w:history="1">
             <w:r>
               <w:rPr>
                 <w:rStyle w:val="Hyperlink"/>
@@ -5109,7 +5406,7 @@
                 <w:noProof/>
                 <w:webHidden/>
               </w:rPr>
-              <w:instrText xml:space="preserve"> PAGEREF _Toc233039304 \h </w:instrText>
+              <w:instrText xml:space="preserve"> PAGEREF _Toc233223350 \h </w:instrText>
             </w:r>
             <w:r>
               <w:rPr>
@@ -5157,7 +5454,7 @@
               <w14:ligatures w14:val="standardContextual"/>
             </w:rPr>
           </w:pPr>
-          <w:hyperlink w:anchor="_Toc233039305" w:history="1">
+          <w:hyperlink w:anchor="_Toc233223351" w:history="1">
             <w:r>
               <w:rPr>
                 <w:rStyle w:val="Hyperlink"/>
@@ -5184,7 +5481,7 @@
                 <w:noProof/>
                 <w:webHidden/>
               </w:rPr>
-              <w:instrText xml:space="preserve"> PAGEREF _Toc233039305 \h </w:instrText>
+              <w:instrText xml:space="preserve"> PAGEREF _Toc233223351 \h </w:instrText>
             </w:r>
             <w:r>
               <w:rPr>
@@ -5232,7 +5529,7 @@
               <w14:ligatures w14:val="standardContextual"/>
             </w:rPr>
           </w:pPr>
-          <w:hyperlink w:anchor="_Toc233039306" w:history="1">
+          <w:hyperlink w:anchor="_Toc233223352" w:history="1">
             <w:r>
               <w:rPr>
                 <w:rStyle w:val="Hyperlink"/>
@@ -5259,7 +5556,7 @@
                 <w:noProof/>
                 <w:webHidden/>
               </w:rPr>
-              <w:instrText xml:space="preserve"> PAGEREF _Toc233039306 \h </w:instrText>
+              <w:instrText xml:space="preserve"> PAGEREF _Toc233223352 \h </w:instrText>
             </w:r>
             <w:r>
               <w:rPr>
@@ -5307,7 +5604,7 @@
               <w14:ligatures w14:val="standardContextual"/>
             </w:rPr>
           </w:pPr>
-          <w:hyperlink w:anchor="_Toc233039307" w:history="1">
+          <w:hyperlink w:anchor="_Toc233223353" w:history="1">
             <w:r>
               <w:rPr>
                 <w:rStyle w:val="Hyperlink"/>
@@ -5334,7 +5631,7 @@
                 <w:noProof/>
                 <w:webHidden/>
               </w:rPr>
-              <w:instrText xml:space="preserve"> PAGEREF _Toc233039307 \h </w:instrText>
+              <w:instrText xml:space="preserve"> PAGEREF _Toc233223353 \h </w:instrText>
             </w:r>
             <w:r>
               <w:rPr>
@@ -5382,7 +5679,7 @@
               <w14:ligatures w14:val="standardContextual"/>
             </w:rPr>
           </w:pPr>
-          <w:hyperlink w:anchor="_Toc233039308" w:history="1">
+          <w:hyperlink w:anchor="_Toc233223354" w:history="1">
             <w:r>
               <w:rPr>
                 <w:rStyle w:val="Hyperlink"/>
@@ -5409,7 +5706,7 @@
                 <w:noProof/>
                 <w:webHidden/>
               </w:rPr>
-              <w:instrText xml:space="preserve"> PAGEREF _Toc233039308 \h </w:instrText>
+              <w:instrText xml:space="preserve"> PAGEREF _Toc233223354 \h </w:instrText>
             </w:r>
             <w:r>
               <w:rPr>
@@ -5457,7 +5754,7 @@
               <w14:ligatures w14:val="standardContextual"/>
             </w:rPr>
           </w:pPr>
-          <w:hyperlink w:anchor="_Toc233039309" w:history="1">
+          <w:hyperlink w:anchor="_Toc233223355" w:history="1">
             <w:r>
               <w:rPr>
                 <w:rStyle w:val="Hyperlink"/>
@@ -5484,7 +5781,7 @@
                 <w:noProof/>
                 <w:webHidden/>
               </w:rPr>
-              <w:instrText xml:space="preserve"> PAGEREF _Toc233039309 \h </w:instrText>
+              <w:instrText xml:space="preserve"> PAGEREF _Toc233223355 \h </w:instrText>
             </w:r>
             <w:r>
               <w:rPr>
@@ -5532,7 +5829,7 @@
               <w14:ligatures w14:val="standardContextual"/>
             </w:rPr>
           </w:pPr>
-          <w:hyperlink w:anchor="_Toc233039310" w:history="1">
+          <w:hyperlink w:anchor="_Toc233223356" w:history="1">
             <w:r>
               <w:rPr>
                 <w:rStyle w:val="Hyperlink"/>
@@ -5559,7 +5856,7 @@
                 <w:noProof/>
                 <w:webHidden/>
               </w:rPr>
-              <w:instrText xml:space="preserve"> PAGEREF _Toc233039310 \h </w:instrText>
+              <w:instrText xml:space="preserve"> PAGEREF _Toc233223356 \h </w:instrText>
             </w:r>
             <w:r>
               <w:rPr>
@@ -5607,7 +5904,7 @@
               <w14:ligatures w14:val="standardContextual"/>
             </w:rPr>
           </w:pPr>
-          <w:hyperlink w:anchor="_Toc233039311" w:history="1">
+          <w:hyperlink w:anchor="_Toc233223357" w:history="1">
             <w:r>
               <w:rPr>
                 <w:rStyle w:val="Hyperlink"/>
@@ -5634,7 +5931,7 @@
                 <w:noProof/>
                 <w:webHidden/>
               </w:rPr>
-              <w:instrText xml:space="preserve"> PAGEREF _Toc233039311 \h </w:instrText>
+              <w:instrText xml:space="preserve"> PAGEREF _Toc233223357 \h </w:instrText>
             </w:r>
             <w:r>
               <w:rPr>
@@ -5682,7 +5979,7 @@
               <w14:ligatures w14:val="standardContextual"/>
             </w:rPr>
           </w:pPr>
-          <w:hyperlink w:anchor="_Toc233039312" w:history="1">
+          <w:hyperlink w:anchor="_Toc233223358" w:history="1">
             <w:r>
               <w:rPr>
                 <w:rStyle w:val="Hyperlink"/>
@@ -5709,7 +6006,7 @@
                 <w:noProof/>
                 <w:webHidden/>
               </w:rPr>
-              <w:instrText xml:space="preserve"> PAGEREF _Toc233039312 \h </w:instrText>
+              <w:instrText xml:space="preserve"> PAGEREF _Toc233223358 \h </w:instrText>
             </w:r>
             <w:r>
               <w:rPr>
@@ -5757,7 +6054,7 @@
               <w14:ligatures w14:val="standardContextual"/>
             </w:rPr>
           </w:pPr>
-          <w:hyperlink w:anchor="_Toc233039313" w:history="1">
+          <w:hyperlink w:anchor="_Toc233223359" w:history="1">
             <w:r>
               <w:rPr>
                 <w:rStyle w:val="Hyperlink"/>
@@ -5784,7 +6081,7 @@
                 <w:noProof/>
                 <w:webHidden/>
               </w:rPr>
-              <w:instrText xml:space="preserve"> PAGEREF _Toc233039313 \h </w:instrText>
+              <w:instrText xml:space="preserve"> PAGEREF _Toc233223359 \h </w:instrText>
             </w:r>
             <w:r>
               <w:rPr>
@@ -5832,13 +6129,13 @@
               <w14:ligatures w14:val="standardContextual"/>
             </w:rPr>
           </w:pPr>
-          <w:hyperlink w:anchor="_Toc233039314" w:history="1">
+          <w:hyperlink w:anchor="_Toc233223360" w:history="1">
             <w:r>
               <w:rPr>
                 <w:rStyle w:val="Hyperlink"/>
                 <w:noProof/>
               </w:rPr>
-              <w:t>5.2 Objetivos vs. resultado</w:t>
+              <w:t>5.1.1 Artefactos do projeto</w:t>
             </w:r>
             <w:r>
               <w:rPr>
@@ -5859,7 +6156,7 @@
                 <w:noProof/>
                 <w:webHidden/>
               </w:rPr>
-              <w:instrText xml:space="preserve"> PAGEREF _Toc233039314 \h </w:instrText>
+              <w:instrText xml:space="preserve"> PAGEREF _Toc233223360 \h </w:instrText>
             </w:r>
             <w:r>
               <w:rPr>
@@ -5907,13 +6204,14 @@
               <w14:ligatures w14:val="standardContextual"/>
             </w:rPr>
           </w:pPr>
-          <w:hyperlink w:anchor="_Toc233039315" w:history="1">
+          <w:hyperlink w:anchor="_Toc233223361" w:history="1">
             <w:r>
               <w:rPr>
                 <w:rStyle w:val="Hyperlink"/>
                 <w:noProof/>
-              </w:rPr>
-              <w:t>5.3 O que aprendi a fazer diferente</w:t>
+                <w:lang w:val="en-US"/>
+              </w:rPr>
+              <w:t>5.1.2 Backend</w:t>
             </w:r>
             <w:r>
               <w:rPr>
@@ -5934,7 +6232,7 @@
                 <w:noProof/>
                 <w:webHidden/>
               </w:rPr>
-              <w:instrText xml:space="preserve"> PAGEREF _Toc233039315 \h </w:instrText>
+              <w:instrText xml:space="preserve"> PAGEREF _Toc233223361 \h </w:instrText>
             </w:r>
             <w:r>
               <w:rPr>
@@ -5954,7 +6252,7 @@
                 <w:noProof/>
                 <w:webHidden/>
               </w:rPr>
-              <w:t>32</w:t>
+              <w:t>29</w:t>
             </w:r>
             <w:r>
               <w:rPr>
@@ -5982,13 +6280,13 @@
               <w14:ligatures w14:val="standardContextual"/>
             </w:rPr>
           </w:pPr>
-          <w:hyperlink w:anchor="_Toc233039316" w:history="1">
+          <w:hyperlink w:anchor="_Toc233223362" w:history="1">
             <w:r>
               <w:rPr>
                 <w:rStyle w:val="Hyperlink"/>
                 <w:noProof/>
               </w:rPr>
-              <w:t>5.4 Limitações</w:t>
+              <w:t>5.1.3 Frontend</w:t>
             </w:r>
             <w:r>
               <w:rPr>
@@ -6009,7 +6307,7 @@
                 <w:noProof/>
                 <w:webHidden/>
               </w:rPr>
-              <w:instrText xml:space="preserve"> PAGEREF _Toc233039316 \h </w:instrText>
+              <w:instrText xml:space="preserve"> PAGEREF _Toc233223362 \h </w:instrText>
             </w:r>
             <w:r>
               <w:rPr>
@@ -6029,7 +6327,7 @@
                 <w:noProof/>
                 <w:webHidden/>
               </w:rPr>
-              <w:t>33</w:t>
+              <w:t>29</w:t>
             </w:r>
             <w:r>
               <w:rPr>
@@ -6057,13 +6355,13 @@
               <w14:ligatures w14:val="standardContextual"/>
             </w:rPr>
           </w:pPr>
-          <w:hyperlink w:anchor="_Toc233039317" w:history="1">
+          <w:hyperlink w:anchor="_Toc233223363" w:history="1">
             <w:r>
               <w:rPr>
                 <w:rStyle w:val="Hyperlink"/>
                 <w:noProof/>
               </w:rPr>
-              <w:t>5.5 Trabalho futuro</w:t>
+              <w:t>5.1.4 Milestones Concretas</w:t>
             </w:r>
             <w:r>
               <w:rPr>
@@ -6084,7 +6382,7 @@
                 <w:noProof/>
                 <w:webHidden/>
               </w:rPr>
-              <w:instrText xml:space="preserve"> PAGEREF _Toc233039317 \h </w:instrText>
+              <w:instrText xml:space="preserve"> PAGEREF _Toc233223363 \h </w:instrText>
             </w:r>
             <w:r>
               <w:rPr>
@@ -6104,7 +6402,82 @@
                 <w:noProof/>
                 <w:webHidden/>
               </w:rPr>
-              <w:t>33</w:t>
+              <w:t>29</w:t>
+            </w:r>
+            <w:r>
+              <w:rPr>
+                <w:noProof/>
+                <w:webHidden/>
+              </w:rPr>
+              <w:fldChar w:fldCharType="end"/>
+            </w:r>
+          </w:hyperlink>
+        </w:p>
+        <w:p>
+          <w:pPr>
+            <w:pStyle w:val="TOC2"/>
+            <w:tabs>
+              <w:tab w:val="right" w:leader="dot" w:pos="10456"/>
+            </w:tabs>
+            <w:rPr>
+              <w:rFonts w:eastAsiaTheme="minorEastAsia"/>
+              <w:noProof/>
+              <w:color w:val="auto"/>
+              <w:kern w:val="2"/>
+              <w:sz w:val="24"/>
+              <w:szCs w:val="24"/>
+              <w:lang w:val="en-US"/>
+              <w14:ligatures w14:val="standardContextual"/>
+            </w:rPr>
+          </w:pPr>
+          <w:hyperlink w:anchor="_Toc233223364" w:history="1">
+            <w:r>
+              <w:rPr>
+                <w:rStyle w:val="Hyperlink"/>
+                <w:noProof/>
+              </w:rPr>
+              <w:t>5.2 Objetivos vs. resultado</w:t>
+            </w:r>
+            <w:r>
+              <w:rPr>
+                <w:noProof/>
+                <w:webHidden/>
+              </w:rPr>
+              <w:tab/>
+            </w:r>
+            <w:r>
+              <w:rPr>
+                <w:noProof/>
+                <w:webHidden/>
+              </w:rPr>
+              <w:fldChar w:fldCharType="begin"/>
+            </w:r>
+            <w:r>
+              <w:rPr>
+                <w:noProof/>
+                <w:webHidden/>
+              </w:rPr>
+              <w:instrText xml:space="preserve"> PAGEREF _Toc233223364 \h </w:instrText>
+            </w:r>
+            <w:r>
+              <w:rPr>
+                <w:noProof/>
+                <w:webHidden/>
+              </w:rPr>
+            </w:r>
+            <w:r>
+              <w:rPr>
+                <w:noProof/>
+                <w:webHidden/>
+              </w:rPr>
+              <w:fldChar w:fldCharType="separate"/>
+            </w:r>
+            <w:r>
+              <w:rPr>
+                <w:noProof/>
+                <w:webHidden/>
+              </w:rPr>
+              <w:t>29</w:t>
             </w:r>
             <w:r>
               <w:rPr>
@@ -6132,12 +6505,388 @@
               <w14:ligatures w14:val="standardContextual"/>
             </w:rPr>
           </w:pPr>
-          <w:hyperlink w:anchor="_Toc233039318" w:history="1">
+          <w:hyperlink w:anchor="_Toc233223365" w:history="1">
             <w:r>
               <w:rPr>
                 <w:rStyle w:val="Hyperlink"/>
                 <w:noProof/>
               </w:rPr>
+              <w:t>5.2.1 Dificuldade Adaptativa</w:t>
+            </w:r>
+            <w:r>
+              <w:rPr>
+                <w:noProof/>
+                <w:webHidden/>
+              </w:rPr>
+              <w:tab/>
+            </w:r>
+            <w:r>
+              <w:rPr>
+                <w:noProof/>
+                <w:webHidden/>
+              </w:rPr>
+              <w:fldChar w:fldCharType="begin"/>
+            </w:r>
+            <w:r>
+              <w:rPr>
+                <w:noProof/>
+                <w:webHidden/>
+              </w:rPr>
+              <w:instrText xml:space="preserve"> PAGEREF _Toc233223365 \h </w:instrText>
+            </w:r>
+            <w:r>
+              <w:rPr>
+                <w:noProof/>
+                <w:webHidden/>
+              </w:rPr>
+            </w:r>
+            <w:r>
+              <w:rPr>
+                <w:noProof/>
+                <w:webHidden/>
+              </w:rPr>
+              <w:fldChar w:fldCharType="separate"/>
+            </w:r>
+            <w:r>
+              <w:rPr>
+                <w:noProof/>
+                <w:webHidden/>
+              </w:rPr>
+              <w:t>30</w:t>
+            </w:r>
+            <w:r>
+              <w:rPr>
+                <w:noProof/>
+                <w:webHidden/>
+              </w:rPr>
+              <w:fldChar w:fldCharType="end"/>
+            </w:r>
+          </w:hyperlink>
+        </w:p>
+        <w:p>
+          <w:pPr>
+            <w:pStyle w:val="TOC3"/>
+            <w:tabs>
+              <w:tab w:val="right" w:leader="dot" w:pos="10456"/>
+            </w:tabs>
+            <w:rPr>
+              <w:rFonts w:eastAsiaTheme="minorEastAsia"/>
+              <w:noProof/>
+              <w:color w:val="auto"/>
+              <w:kern w:val="2"/>
+              <w:sz w:val="24"/>
+              <w:szCs w:val="24"/>
+              <w:lang w:val="en-US"/>
+              <w14:ligatures w14:val="standardContextual"/>
+            </w:rPr>
+          </w:pPr>
+          <w:hyperlink w:anchor="_Toc233223366" w:history="1">
+            <w:r>
+              <w:rPr>
+                <w:rStyle w:val="Hyperlink"/>
+                <w:noProof/>
+                <w:lang w:val="en-US"/>
+              </w:rPr>
+              <w:t>5.2.2 Added Value – Quality of Life Improvements</w:t>
+            </w:r>
+            <w:r>
+              <w:rPr>
+                <w:noProof/>
+                <w:webHidden/>
+              </w:rPr>
+              <w:tab/>
+            </w:r>
+            <w:r>
+              <w:rPr>
+                <w:noProof/>
+                <w:webHidden/>
+              </w:rPr>
+              <w:fldChar w:fldCharType="begin"/>
+            </w:r>
+            <w:r>
+              <w:rPr>
+                <w:noProof/>
+                <w:webHidden/>
+              </w:rPr>
+              <w:instrText xml:space="preserve"> PAGEREF _Toc233223366 \h </w:instrText>
+            </w:r>
+            <w:r>
+              <w:rPr>
+                <w:noProof/>
+                <w:webHidden/>
+              </w:rPr>
+            </w:r>
+            <w:r>
+              <w:rPr>
+                <w:noProof/>
+                <w:webHidden/>
+              </w:rPr>
+              <w:fldChar w:fldCharType="separate"/>
+            </w:r>
+            <w:r>
+              <w:rPr>
+                <w:noProof/>
+                <w:webHidden/>
+              </w:rPr>
+              <w:t>31</w:t>
+            </w:r>
+            <w:r>
+              <w:rPr>
+                <w:noProof/>
+                <w:webHidden/>
+              </w:rPr>
+              <w:fldChar w:fldCharType="end"/>
+            </w:r>
+          </w:hyperlink>
+        </w:p>
+        <w:p>
+          <w:pPr>
+            <w:pStyle w:val="TOC2"/>
+            <w:tabs>
+              <w:tab w:val="right" w:leader="dot" w:pos="10456"/>
+            </w:tabs>
+            <w:rPr>
+              <w:rFonts w:eastAsiaTheme="minorEastAsia"/>
+              <w:noProof/>
+              <w:color w:val="auto"/>
+              <w:kern w:val="2"/>
+              <w:sz w:val="24"/>
+              <w:szCs w:val="24"/>
+              <w:lang w:val="en-US"/>
+              <w14:ligatures w14:val="standardContextual"/>
+            </w:rPr>
+          </w:pPr>
+          <w:hyperlink w:anchor="_Toc233223367" w:history="1">
+            <w:r>
+              <w:rPr>
+                <w:rStyle w:val="Hyperlink"/>
+                <w:noProof/>
+              </w:rPr>
+              <w:t>5.3 O que aprendi a fazer diferente</w:t>
+            </w:r>
+            <w:r>
+              <w:rPr>
+                <w:noProof/>
+                <w:webHidden/>
+              </w:rPr>
+              <w:tab/>
+            </w:r>
+            <w:r>
+              <w:rPr>
+                <w:noProof/>
+                <w:webHidden/>
+              </w:rPr>
+              <w:fldChar w:fldCharType="begin"/>
+            </w:r>
+            <w:r>
+              <w:rPr>
+                <w:noProof/>
+                <w:webHidden/>
+              </w:rPr>
+              <w:instrText xml:space="preserve"> PAGEREF _Toc233223367 \h </w:instrText>
+            </w:r>
+            <w:r>
+              <w:rPr>
+                <w:noProof/>
+                <w:webHidden/>
+              </w:rPr>
+            </w:r>
+            <w:r>
+              <w:rPr>
+                <w:noProof/>
+                <w:webHidden/>
+              </w:rPr>
+              <w:fldChar w:fldCharType="separate"/>
+            </w:r>
+            <w:r>
+              <w:rPr>
+                <w:noProof/>
+                <w:webHidden/>
+              </w:rPr>
+              <w:t>33</w:t>
+            </w:r>
+            <w:r>
+              <w:rPr>
+                <w:noProof/>
+                <w:webHidden/>
+              </w:rPr>
+              <w:fldChar w:fldCharType="end"/>
+            </w:r>
+          </w:hyperlink>
+        </w:p>
+        <w:p>
+          <w:pPr>
+            <w:pStyle w:val="TOC2"/>
+            <w:tabs>
+              <w:tab w:val="right" w:leader="dot" w:pos="10456"/>
+            </w:tabs>
+            <w:rPr>
+              <w:rFonts w:eastAsiaTheme="minorEastAsia"/>
+              <w:noProof/>
+              <w:color w:val="auto"/>
+              <w:kern w:val="2"/>
+              <w:sz w:val="24"/>
+              <w:szCs w:val="24"/>
+              <w:lang w:val="en-US"/>
+              <w14:ligatures w14:val="standardContextual"/>
+            </w:rPr>
+          </w:pPr>
+          <w:hyperlink w:anchor="_Toc233223368" w:history="1">
+            <w:r>
+              <w:rPr>
+                <w:rStyle w:val="Hyperlink"/>
+                <w:noProof/>
+              </w:rPr>
+              <w:t>5.4 Limitações</w:t>
+            </w:r>
+            <w:r>
+              <w:rPr>
+                <w:noProof/>
+                <w:webHidden/>
+              </w:rPr>
+              <w:tab/>
+            </w:r>
+            <w:r>
+              <w:rPr>
+                <w:noProof/>
+                <w:webHidden/>
+              </w:rPr>
+              <w:fldChar w:fldCharType="begin"/>
+            </w:r>
+            <w:r>
+              <w:rPr>
+                <w:noProof/>
+                <w:webHidden/>
+              </w:rPr>
+              <w:instrText xml:space="preserve"> PAGEREF _Toc233223368 \h </w:instrText>
+            </w:r>
+            <w:r>
+              <w:rPr>
+                <w:noProof/>
+                <w:webHidden/>
+              </w:rPr>
+            </w:r>
+            <w:r>
+              <w:rPr>
+                <w:noProof/>
+                <w:webHidden/>
+              </w:rPr>
+              <w:fldChar w:fldCharType="separate"/>
+            </w:r>
+            <w:r>
+              <w:rPr>
+                <w:noProof/>
+                <w:webHidden/>
+              </w:rPr>
+              <w:t>33</w:t>
+            </w:r>
+            <w:r>
+              <w:rPr>
+                <w:noProof/>
+                <w:webHidden/>
+              </w:rPr>
+              <w:fldChar w:fldCharType="end"/>
+            </w:r>
+          </w:hyperlink>
+        </w:p>
+        <w:p>
+          <w:pPr>
+            <w:pStyle w:val="TOC2"/>
+            <w:tabs>
+              <w:tab w:val="right" w:leader="dot" w:pos="10456"/>
+            </w:tabs>
+            <w:rPr>
+              <w:rFonts w:eastAsiaTheme="minorEastAsia"/>
+              <w:noProof/>
+              <w:color w:val="auto"/>
+              <w:kern w:val="2"/>
+              <w:sz w:val="24"/>
+              <w:szCs w:val="24"/>
+              <w:lang w:val="en-US"/>
+              <w14:ligatures w14:val="standardContextual"/>
+            </w:rPr>
+          </w:pPr>
+          <w:hyperlink w:anchor="_Toc233223369" w:history="1">
+            <w:r>
+              <w:rPr>
+                <w:rStyle w:val="Hyperlink"/>
+                <w:noProof/>
+              </w:rPr>
+              <w:t>5.5 Trabalho futuro</w:t>
+            </w:r>
+            <w:r>
+              <w:rPr>
+                <w:noProof/>
+                <w:webHidden/>
+              </w:rPr>
+              <w:tab/>
+            </w:r>
+            <w:r>
+              <w:rPr>
+                <w:noProof/>
+                <w:webHidden/>
+              </w:rPr>
+              <w:fldChar w:fldCharType="begin"/>
+            </w:r>
+            <w:r>
+              <w:rPr>
+                <w:noProof/>
+                <w:webHidden/>
+              </w:rPr>
+              <w:instrText xml:space="preserve"> PAGEREF _Toc233223369 \h </w:instrText>
+            </w:r>
+            <w:r>
+              <w:rPr>
+                <w:noProof/>
+                <w:webHidden/>
+              </w:rPr>
+            </w:r>
+            <w:r>
+              <w:rPr>
+                <w:noProof/>
+                <w:webHidden/>
+              </w:rPr>
+              <w:fldChar w:fldCharType="separate"/>
+            </w:r>
+            <w:r>
+              <w:rPr>
+                <w:noProof/>
+                <w:webHidden/>
+              </w:rPr>
+              <w:t>33</w:t>
+            </w:r>
+            <w:r>
+              <w:rPr>
+                <w:noProof/>
+                <w:webHidden/>
+              </w:rPr>
+              <w:fldChar w:fldCharType="end"/>
+            </w:r>
+          </w:hyperlink>
+        </w:p>
+        <w:p>
+          <w:pPr>
+            <w:pStyle w:val="TOC3"/>
+            <w:tabs>
+              <w:tab w:val="right" w:leader="dot" w:pos="10456"/>
+            </w:tabs>
+            <w:rPr>
+              <w:rFonts w:eastAsiaTheme="minorEastAsia"/>
+              <w:noProof/>
+              <w:color w:val="auto"/>
+              <w:kern w:val="2"/>
+              <w:sz w:val="24"/>
+              <w:szCs w:val="24"/>
+              <w:lang w:val="en-US"/>
+              <w14:ligatures w14:val="standardContextual"/>
+            </w:rPr>
+          </w:pPr>
+          <w:hyperlink w:anchor="_Toc233223370" w:history="1">
+            <w:r>
+              <w:rPr>
+                <w:rStyle w:val="Hyperlink"/>
+                <w:noProof/>
+              </w:rPr>
               <w:t>5.6 Nota final</w:t>
             </w:r>
             <w:r>
@@ -6159,7 +6908,7 @@
                 <w:noProof/>
                 <w:webHidden/>
               </w:rPr>
-              <w:instrText xml:space="preserve"> PAGEREF _Toc233039318 \h </w:instrText>
+              <w:instrText xml:space="preserve"> PAGEREF _Toc233223370 \h </w:instrText>
             </w:r>
             <w:r>
               <w:rPr>
@@ -6207,7 +6956,7 @@
               <w14:ligatures w14:val="standardContextual"/>
             </w:rPr>
           </w:pPr>
-          <w:hyperlink w:anchor="_Toc233039319" w:history="1">
+          <w:hyperlink w:anchor="_Toc233223371" w:history="1">
             <w:r>
               <w:rPr>
                 <w:rStyle w:val="Hyperlink"/>
@@ -6234,82 +6983,7 @@
                 <w:noProof/>
                 <w:webHidden/>
               </w:rPr>
-              <w:instrText xml:space="preserve"> PAGEREF _Toc233039319 \h </w:instrText>
-            </w:r>
-            <w:r>
-              <w:rPr>
-                <w:noProof/>
-                <w:webHidden/>
-              </w:rPr>
-            </w:r>
-            <w:r>
-              <w:rPr>
-                <w:noProof/>
-                <w:webHidden/>
-              </w:rPr>
-              <w:fldChar w:fldCharType="separate"/>
-            </w:r>
-            <w:r>
-              <w:rPr>
-                <w:noProof/>
-                <w:webHidden/>
-              </w:rPr>
-              <w:t>34</w:t>
-            </w:r>
-            <w:r>
-              <w:rPr>
-                <w:noProof/>
-                <w:webHidden/>
-              </w:rPr>
-              <w:fldChar w:fldCharType="end"/>
-            </w:r>
-          </w:hyperlink>
-        </w:p>
-        <w:p>
-          <w:pPr>
-            <w:pStyle w:val="TOC1"/>
-            <w:tabs>
-              <w:tab w:val="right" w:leader="dot" w:pos="10456"/>
-            </w:tabs>
-            <w:rPr>
-              <w:rFonts w:eastAsiaTheme="minorEastAsia"/>
-              <w:noProof/>
-              <w:color w:val="auto"/>
-              <w:kern w:val="2"/>
-              <w:sz w:val="24"/>
-              <w:szCs w:val="24"/>
-              <w:lang w:val="en-US"/>
-              <w14:ligatures w14:val="standardContextual"/>
-            </w:rPr>
-          </w:pPr>
-          <w:hyperlink w:anchor="_Toc233039320" w:history="1">
-            <w:r>
-              <w:rPr>
-                <w:rStyle w:val="Hyperlink"/>
-                <w:noProof/>
-              </w:rPr>
-              <w:t>Bibliografia</w:t>
-            </w:r>
-            <w:r>
-              <w:rPr>
-                <w:noProof/>
-                <w:webHidden/>
-              </w:rPr>
-              <w:tab/>
-            </w:r>
-            <w:r>
-              <w:rPr>
-                <w:noProof/>
-                <w:webHidden/>
-              </w:rPr>
-              <w:fldChar w:fldCharType="begin"/>
-            </w:r>
-            <w:r>
-              <w:rPr>
-                <w:noProof/>
-                <w:webHidden/>
-              </w:rPr>
-              <w:instrText xml:space="preserve"> PAGEREF _Toc233039320 \h </w:instrText>
+              <w:instrText xml:space="preserve"> PAGEREF _Toc233223371 \h </w:instrText>
             </w:r>
             <w:r>
               <w:rPr>
@@ -6356,23 +7030,24 @@
       </w:sdtContent>
     </w:sdt>
     <w:p>
+      <w:pPr>
+        <w:pStyle w:val="Heading1"/>
+      </w:pPr>
       <w:r>
         <w:rPr>
           <w:lang w:bidi="pt-PT"/>
         </w:rPr>
         <w:br w:type="page" w:clear="all"/>
       </w:r>
-      <w:r>
-        <w:rPr>
-          <w:rFonts w:asciiTheme="majorHAnsi" w:eastAsiaTheme="majorEastAsia" w:hAnsiTheme="majorHAnsi" w:cstheme="majorBidi"/>
-          <w:color w:val="007789" w:themeColor="accent1" w:themeShade="BF"/>
-          <w:sz w:val="32"/>
-          <w:szCs w:val="32"/>
+      <w:bookmarkStart w:id="1" w:name="_Toc233223285"/>
+      <w:r>
+        <w:rPr>
           <w:lang w:eastAsia="pt-PT"/>
         </w:rPr>
         <w:lastRenderedPageBreak/>
         <w:t>Lista de Figuras</w:t>
       </w:r>
+      <w:bookmarkEnd w:id="1"/>
     </w:p>
     <w:p>
       <w:pPr>
@@ -6400,7 +7075,7 @@
       <w:r>
         <w:fldChar w:fldCharType="separate"/>
       </w:r>
-      <w:hyperlink w:anchor="_Toc233039321" w:history="1">
+      <w:hyperlink w:anchor="_Toc233223104" w:history="1">
         <w:r>
           <w:rPr>
             <w:rStyle w:val="Hyperlink"/>
@@ -6427,7 +7102,7 @@
             <w:noProof/>
             <w:webHidden/>
           </w:rPr>
-          <w:instrText xml:space="preserve"> PAGEREF _Toc233039321 \h </w:instrText>
+          <w:instrText xml:space="preserve"> PAGEREF _Toc233223104 \h </w:instrText>
         </w:r>
         <w:r>
           <w:rPr>
@@ -6475,7 +7150,7 @@
           <w14:ligatures w14:val="standardContextual"/>
         </w:rPr>
       </w:pPr>
-      <w:hyperlink w:anchor="_Toc233039322" w:history="1">
+      <w:hyperlink w:anchor="_Toc233223105" w:history="1">
         <w:r>
           <w:rPr>
             <w:rStyle w:val="Hyperlink"/>
@@ -6502,7 +7177,7 @@
             <w:noProof/>
             <w:webHidden/>
           </w:rPr>
-          <w:instrText xml:space="preserve"> PAGEREF _Toc233039322 \h </w:instrText>
+          <w:instrText xml:space="preserve"> PAGEREF _Toc233223105 \h </w:instrText>
         </w:r>
         <w:r>
           <w:rPr>
@@ -6550,7 +7225,7 @@
           <w14:ligatures w14:val="standardContextual"/>
         </w:rPr>
       </w:pPr>
-      <w:hyperlink w:anchor="_Toc233039323" w:history="1">
+      <w:hyperlink w:anchor="_Toc233223106" w:history="1">
         <w:r>
           <w:rPr>
             <w:rStyle w:val="Hyperlink"/>
@@ -6577,7 +7252,7 @@
             <w:noProof/>
             <w:webHidden/>
           </w:rPr>
-          <w:instrText xml:space="preserve"> PAGEREF _Toc233039323 \h </w:instrText>
+          <w:instrText xml:space="preserve"> PAGEREF _Toc233223106 \h </w:instrText>
         </w:r>
         <w:r>
           <w:rPr>
@@ -6624,25 +7299,20 @@
     </w:p>
     <w:p>
       <w:pPr>
-        <w:rPr>
-          <w:rFonts w:asciiTheme="majorHAnsi" w:eastAsiaTheme="majorEastAsia" w:hAnsiTheme="majorHAnsi" w:cstheme="majorBidi"/>
-          <w:color w:val="007789" w:themeColor="accent1" w:themeShade="BF"/>
-          <w:sz w:val="32"/>
-          <w:szCs w:val="32"/>
+        <w:pStyle w:val="Heading1"/>
+        <w:rPr>
           <w:lang w:eastAsia="pt-PT"/>
         </w:rPr>
       </w:pPr>
-      <w:r>
-        <w:rPr>
-          <w:rFonts w:asciiTheme="majorHAnsi" w:eastAsiaTheme="majorEastAsia" w:hAnsiTheme="majorHAnsi" w:cstheme="majorBidi"/>
-          <w:color w:val="007789" w:themeColor="accent1" w:themeShade="BF"/>
-          <w:sz w:val="32"/>
-          <w:szCs w:val="32"/>
+      <w:bookmarkStart w:id="2" w:name="_Toc233223286"/>
+      <w:r>
+        <w:rPr>
           <w:lang w:eastAsia="pt-PT"/>
         </w:rPr>
         <w:lastRenderedPageBreak/>
         <w:t>Lista de Tabelas</w:t>
       </w:r>
+      <w:bookmarkEnd w:id="2"/>
     </w:p>
     <w:p>
       <w:pPr>
@@ -6673,7 +7343,7 @@
       <w:r>
         <w:fldChar w:fldCharType="separate"/>
       </w:r>
-      <w:hyperlink w:anchor="_Toc233039324" w:history="1">
+      <w:hyperlink w:anchor="_Toc233223107" w:history="1">
         <w:r>
           <w:rPr>
             <w:rStyle w:val="Hyperlink"/>
@@ -6700,7 +7370,7 @@
             <w:noProof/>
             <w:webHidden/>
           </w:rPr>
-          <w:instrText xml:space="preserve"> PAGEREF _Toc233039324 \h </w:instrText>
+          <w:instrText xml:space="preserve"> PAGEREF _Toc233223107 \h </w:instrText>
         </w:r>
         <w:r>
           <w:rPr>
@@ -6748,7 +7418,7 @@
           <w14:ligatures w14:val="standardContextual"/>
         </w:rPr>
       </w:pPr>
-      <w:hyperlink w:anchor="_Toc233039325" w:history="1">
+      <w:hyperlink w:anchor="_Toc233223108" w:history="1">
         <w:r>
           <w:rPr>
             <w:rStyle w:val="Hyperlink"/>
@@ -6775,7 +7445,7 @@
             <w:noProof/>
             <w:webHidden/>
           </w:rPr>
-          <w:instrText xml:space="preserve"> PAGEREF _Toc233039325 \h </w:instrText>
+          <w:instrText xml:space="preserve"> PAGEREF _Toc233223108 \h </w:instrText>
         </w:r>
         <w:r>
           <w:rPr>
@@ -6823,7 +7493,7 @@
           <w14:ligatures w14:val="standardContextual"/>
         </w:rPr>
       </w:pPr>
-      <w:hyperlink w:anchor="_Toc233039326" w:history="1">
+      <w:hyperlink w:anchor="_Toc233223109" w:history="1">
         <w:r>
           <w:rPr>
             <w:rStyle w:val="Hyperlink"/>
@@ -6850,7 +7520,7 @@
             <w:noProof/>
             <w:webHidden/>
           </w:rPr>
-          <w:instrText xml:space="preserve"> PAGEREF _Toc233039326 \h </w:instrText>
+          <w:instrText xml:space="preserve"> PAGEREF _Toc233223109 \h </w:instrText>
         </w:r>
         <w:r>
           <w:rPr>
@@ -6898,7 +7568,7 @@
           <w14:ligatures w14:val="standardContextual"/>
         </w:rPr>
       </w:pPr>
-      <w:hyperlink w:anchor="_Toc233039327" w:history="1">
+      <w:hyperlink w:anchor="_Toc233223110" w:history="1">
         <w:r>
           <w:rPr>
             <w:rStyle w:val="Hyperlink"/>
@@ -6925,7 +7595,7 @@
             <w:noProof/>
             <w:webHidden/>
           </w:rPr>
-          <w:instrText xml:space="preserve"> PAGEREF _Toc233039327 \h </w:instrText>
+          <w:instrText xml:space="preserve"> PAGEREF _Toc233223110 \h </w:instrText>
         </w:r>
         <w:r>
           <w:rPr>
@@ -6973,7 +7643,7 @@
           <w14:ligatures w14:val="standardContextual"/>
         </w:rPr>
       </w:pPr>
-      <w:hyperlink w:anchor="_Toc233039328" w:history="1">
+      <w:hyperlink w:anchor="_Toc233223111" w:history="1">
         <w:r>
           <w:rPr>
             <w:rStyle w:val="Hyperlink"/>
@@ -7000,7 +7670,7 @@
             <w:noProof/>
             <w:webHidden/>
           </w:rPr>
-          <w:instrText xml:space="preserve"> PAGEREF _Toc233039328 \h </w:instrText>
+          <w:instrText xml:space="preserve"> PAGEREF _Toc233223111 \h </w:instrText>
         </w:r>
         <w:r>
           <w:rPr>
@@ -7048,7 +7718,7 @@
           <w14:ligatures w14:val="standardContextual"/>
         </w:rPr>
       </w:pPr>
-      <w:hyperlink w:anchor="_Toc233039329" w:history="1">
+      <w:hyperlink w:anchor="_Toc233223112" w:history="1">
         <w:r>
           <w:rPr>
             <w:rStyle w:val="Hyperlink"/>
@@ -7075,7 +7745,7 @@
             <w:noProof/>
             <w:webHidden/>
           </w:rPr>
-          <w:instrText xml:space="preserve"> PAGEREF _Toc233039329 \h </w:instrText>
+          <w:instrText xml:space="preserve"> PAGEREF _Toc233223112 \h </w:instrText>
         </w:r>
         <w:r>
           <w:rPr>
@@ -7123,7 +7793,7 @@
           <w14:ligatures w14:val="standardContextual"/>
         </w:rPr>
       </w:pPr>
-      <w:hyperlink w:anchor="_Toc233039330" w:history="1">
+      <w:hyperlink w:anchor="_Toc233223113" w:history="1">
         <w:r>
           <w:rPr>
             <w:rStyle w:val="Hyperlink"/>
@@ -7150,7 +7820,7 @@
             <w:noProof/>
             <w:webHidden/>
           </w:rPr>
-          <w:instrText xml:space="preserve"> PAGEREF _Toc233039330 \h </w:instrText>
+          <w:instrText xml:space="preserve"> PAGEREF _Toc233223113 \h </w:instrText>
         </w:r>
         <w:r>
           <w:rPr>
@@ -7198,7 +7868,7 @@
           <w14:ligatures w14:val="standardContextual"/>
         </w:rPr>
       </w:pPr>
-      <w:hyperlink w:anchor="_Toc233039331" w:history="1">
+      <w:hyperlink w:anchor="_Toc233223114" w:history="1">
         <w:r>
           <w:rPr>
             <w:rStyle w:val="Hyperlink"/>
@@ -7225,7 +7895,7 @@
             <w:noProof/>
             <w:webHidden/>
           </w:rPr>
-          <w:instrText xml:space="preserve"> PAGEREF _Toc233039331 \h </w:instrText>
+          <w:instrText xml:space="preserve"> PAGEREF _Toc233223114 \h </w:instrText>
         </w:r>
         <w:r>
           <w:rPr>
@@ -7273,7 +7943,7 @@
           <w14:ligatures w14:val="standardContextual"/>
         </w:rPr>
       </w:pPr>
-      <w:hyperlink w:anchor="_Toc233039332" w:history="1">
+      <w:hyperlink w:anchor="_Toc233223115" w:history="1">
         <w:r>
           <w:rPr>
             <w:rStyle w:val="Hyperlink"/>
@@ -7300,7 +7970,7 @@
             <w:noProof/>
             <w:webHidden/>
           </w:rPr>
-          <w:instrText xml:space="preserve"> PAGEREF _Toc233039332 \h </w:instrText>
+          <w:instrText xml:space="preserve"> PAGEREF _Toc233223115 \h </w:instrText>
         </w:r>
         <w:r>
           <w:rPr>
@@ -7358,21 +8028,20 @@
     </w:p>
     <w:p>
       <w:pPr>
+        <w:pStyle w:val="Heading1"/>
         <w:rPr>
           <w:lang w:bidi="pt-PT"/>
         </w:rPr>
       </w:pPr>
-      <w:r>
-        <w:rPr>
-          <w:rFonts w:asciiTheme="majorHAnsi" w:eastAsiaTheme="majorEastAsia" w:hAnsiTheme="majorHAnsi" w:cstheme="majorBidi"/>
-          <w:color w:val="007789" w:themeColor="accent1" w:themeShade="BF"/>
-          <w:sz w:val="32"/>
-          <w:szCs w:val="32"/>
+      <w:bookmarkStart w:id="3" w:name="_Toc233223287"/>
+      <w:r>
+        <w:rPr>
           <w:lang w:eastAsia="pt-PT"/>
         </w:rPr>
         <w:lastRenderedPageBreak/>
         <w:t>Resumo</w:t>
       </w:r>
+      <w:bookmarkEnd w:id="3"/>
     </w:p>
     <w:p>
       <w:pPr>
@@ -7576,22 +8245,22 @@
       <w:pPr>
         <w:pStyle w:val="Heading1"/>
       </w:pPr>
-      <w:bookmarkStart w:id="0" w:name="_Toc233039242"/>
+      <w:bookmarkStart w:id="4" w:name="_Toc233223288"/>
       <w:r>
         <w:lastRenderedPageBreak/>
         <w:t>Capítulo 1 - Introdução</w:t>
       </w:r>
-      <w:bookmarkEnd w:id="0"/>
+      <w:bookmarkEnd w:id="4"/>
     </w:p>
     <w:p>
       <w:pPr>
         <w:pStyle w:val="Heading2"/>
       </w:pPr>
-      <w:bookmarkStart w:id="1" w:name="_Toc233039243"/>
+      <w:bookmarkStart w:id="5" w:name="_Toc233223289"/>
       <w:r>
         <w:t>1.1 Descrição do Projeto</w:t>
       </w:r>
-      <w:bookmarkEnd w:id="1"/>
+      <w:bookmarkEnd w:id="5"/>
     </w:p>
     <w:p>
       <w:r>
@@ -7717,11 +8386,11 @@
       <w:pPr>
         <w:pStyle w:val="Heading2"/>
       </w:pPr>
-      <w:bookmarkStart w:id="2" w:name="_Toc233039244"/>
+      <w:bookmarkStart w:id="6" w:name="_Toc233223290"/>
       <w:r>
         <w:t>1.2 Necessidades Identificadas</w:t>
       </w:r>
-      <w:bookmarkEnd w:id="2"/>
+      <w:bookmarkEnd w:id="6"/>
     </w:p>
     <w:p>
       <w:r>
@@ -8006,11 +8675,11 @@
       <w:pPr>
         <w:pStyle w:val="Heading2"/>
       </w:pPr>
-      <w:bookmarkStart w:id="3" w:name="_Toc233039245"/>
+      <w:bookmarkStart w:id="7" w:name="_Toc233223291"/>
       <w:r>
         <w:t>1.3 Âmbito</w:t>
       </w:r>
-      <w:bookmarkEnd w:id="3"/>
+      <w:bookmarkEnd w:id="7"/>
     </w:p>
     <w:p>
       <w:r>
@@ -8215,11 +8884,11 @@
       <w:pPr>
         <w:pStyle w:val="Heading2"/>
       </w:pPr>
-      <w:bookmarkStart w:id="4" w:name="_Toc233039246"/>
+      <w:bookmarkStart w:id="8" w:name="_Toc233223292"/>
       <w:r>
         <w:t>1.4 Objetivos</w:t>
       </w:r>
-      <w:bookmarkEnd w:id="4"/>
+      <w:bookmarkEnd w:id="8"/>
     </w:p>
     <w:p>
       <w:r>
@@ -8653,11 +9322,11 @@
       <w:pPr>
         <w:pStyle w:val="Heading2"/>
       </w:pPr>
-      <w:bookmarkStart w:id="5" w:name="_Toc233039247"/>
+      <w:bookmarkStart w:id="9" w:name="_Toc233223293"/>
       <w:r>
         <w:t>1.5 Restrições</w:t>
       </w:r>
-      <w:bookmarkEnd w:id="5"/>
+      <w:bookmarkEnd w:id="9"/>
     </w:p>
     <w:p>
       <w:r>
@@ -9033,7 +9702,6 @@
             <w:sdt>
               <w:sdtPr>
                 <w:rPr>
-                  <w:rFonts w:asciiTheme="minorHAnsi" w:hAnsiTheme="minorHAnsi"/>
                   <w:lang w:val="en-US"/>
                 </w:rPr>
                 <w:id w:val="68780937"/>
@@ -9042,7 +9710,6 @@
               <w:sdtContent>
                 <w:r>
                   <w:rPr>
-                    <w:rFonts w:asciiTheme="minorHAnsi" w:hAnsiTheme="minorHAnsi"/>
                     <w:lang w:val="en-US"/>
                   </w:rPr>
                   <w:fldChar w:fldCharType="begin"/>
@@ -9056,7 +9723,6 @@
                 </w:r>
                 <w:r>
                   <w:rPr>
-                    <w:rFonts w:asciiTheme="minorHAnsi" w:hAnsiTheme="minorHAnsi"/>
                     <w:lang w:val="en-US"/>
                   </w:rPr>
                   <w:fldChar w:fldCharType="separate"/>
@@ -9071,7 +9737,6 @@
                 </w:r>
                 <w:r>
                   <w:rPr>
-                    <w:rFonts w:asciiTheme="minorHAnsi" w:hAnsiTheme="minorHAnsi"/>
                     <w:lang w:val="en-US"/>
                   </w:rPr>
                   <w:fldChar w:fldCharType="end"/>
@@ -9151,18 +9816,31 @@
       <w:pPr>
         <w:pStyle w:val="Caption"/>
       </w:pPr>
-      <w:bookmarkStart w:id="6" w:name="_Toc233039324"/>
+      <w:bookmarkStart w:id="10" w:name="_Toc233223107"/>
       <w:r>
         <w:t xml:space="preserve">Tabela </w:t>
       </w:r>
-      <w:fldSimple w:instr=" SEQ Tabela \* ARABIC ">
-        <w:r>
-          <w:rPr>
-            <w:noProof/>
-          </w:rPr>
-          <w:t>1</w:t>
-        </w:r>
-      </w:fldSimple>
+      <w:r>
+        <w:fldChar w:fldCharType="begin"/>
+      </w:r>
+      <w:r>
+        <w:instrText xml:space="preserve"> SEQ Tabela \* ARABIC </w:instrText>
+      </w:r>
+      <w:r>
+        <w:fldChar w:fldCharType="separate"/>
+      </w:r>
+      <w:r>
+        <w:rPr>
+          <w:noProof/>
+        </w:rPr>
+        <w:t>1</w:t>
+      </w:r>
+      <w:r>
+        <w:rPr>
+          <w:noProof/>
+        </w:rPr>
+        <w:fldChar w:fldCharType="end"/>
+      </w:r>
       <w:r>
         <w:t xml:space="preserve"> - </w:t>
       </w:r>
@@ -9175,7 +9853,7 @@
       <w:r>
         <w:t>ões</w:t>
       </w:r>
-      <w:bookmarkEnd w:id="6"/>
+      <w:bookmarkEnd w:id="10"/>
     </w:p>
     <w:p>
       <w:r>
@@ -9213,11 +9891,11 @@
       <w:pPr>
         <w:pStyle w:val="Heading2"/>
       </w:pPr>
-      <w:bookmarkStart w:id="7" w:name="_Toc233039248"/>
+      <w:bookmarkStart w:id="11" w:name="_Toc233223294"/>
       <w:r>
         <w:t>1.6 Resultados Esperados</w:t>
       </w:r>
-      <w:bookmarkEnd w:id="7"/>
+      <w:bookmarkEnd w:id="11"/>
     </w:p>
     <w:p>
       <w:r>
@@ -9504,11 +10182,11 @@
       <w:pPr>
         <w:pStyle w:val="Heading2"/>
       </w:pPr>
-      <w:bookmarkStart w:id="8" w:name="_Toc233039249"/>
+      <w:bookmarkStart w:id="12" w:name="_Toc233223295"/>
       <w:r>
         <w:t>1.7 Alterações face à Proposta Original</w:t>
       </w:r>
-      <w:bookmarkEnd w:id="8"/>
+      <w:bookmarkEnd w:id="12"/>
     </w:p>
     <w:p>
       <w:r>
@@ -9525,11 +10203,11 @@
       <w:pPr>
         <w:pStyle w:val="Heading3"/>
       </w:pPr>
-      <w:bookmarkStart w:id="9" w:name="_Toc233039250"/>
+      <w:bookmarkStart w:id="13" w:name="_Toc233223296"/>
       <w:r>
         <w:t>1.7.1 Nomenclatura dos tipos de exercício</w:t>
       </w:r>
-      <w:bookmarkEnd w:id="9"/>
+      <w:bookmarkEnd w:id="13"/>
     </w:p>
     <w:p>
       <w:r>
@@ -9621,12 +10299,12 @@
       <w:pPr>
         <w:pStyle w:val="Heading3"/>
       </w:pPr>
-      <w:bookmarkStart w:id="10" w:name="_Toc233039251"/>
+      <w:bookmarkStart w:id="14" w:name="_Toc233223297"/>
       <w:r>
         <w:lastRenderedPageBreak/>
         <w:t>1.7.2 Janela do algoritmo adaptativo: 10 -&gt; 100 exercícios</w:t>
       </w:r>
-      <w:bookmarkEnd w:id="10"/>
+      <w:bookmarkEnd w:id="14"/>
     </w:p>
     <w:p>
       <w:r>
@@ -9661,11 +10339,11 @@
       <w:pPr>
         <w:pStyle w:val="Heading3"/>
       </w:pPr>
-      <w:bookmarkStart w:id="11" w:name="_Toc233039252"/>
+      <w:bookmarkStart w:id="15" w:name="_Toc233223298"/>
       <w:r>
         <w:t>1.7.3 Escala de dificuldade: 1-5 -&gt; 1-10</w:t>
       </w:r>
-      <w:bookmarkEnd w:id="11"/>
+      <w:bookmarkEnd w:id="15"/>
     </w:p>
     <w:p>
       <w:r>
@@ -9700,7 +10378,7 @@
       <w:pPr>
         <w:pStyle w:val="Heading3"/>
       </w:pPr>
-      <w:bookmarkStart w:id="12" w:name="_Toc233039253"/>
+      <w:bookmarkStart w:id="16" w:name="_Toc233223299"/>
       <w:r>
         <w:t xml:space="preserve">1.7.4 Localização da lógica adaptativa: </w:t>
       </w:r>
@@ -9716,7 +10394,7 @@
       <w:r>
         <w:t>backend</w:t>
       </w:r>
-      <w:bookmarkEnd w:id="12"/>
+      <w:bookmarkEnd w:id="16"/>
       <w:proofErr w:type="spellEnd"/>
     </w:p>
     <w:p>
@@ -9840,11 +10518,11 @@
       <w:pPr>
         <w:pStyle w:val="Heading3"/>
       </w:pPr>
-      <w:bookmarkStart w:id="13" w:name="_Toc233039254"/>
+      <w:bookmarkStart w:id="17" w:name="_Toc233223300"/>
       <w:r>
         <w:t>1.7.5 Refinamentos da API identificados em auditoria pré-intercalar</w:t>
       </w:r>
-      <w:bookmarkEnd w:id="13"/>
+      <w:bookmarkEnd w:id="17"/>
     </w:p>
     <w:p>
       <w:r>
@@ -9975,11 +10653,11 @@
       <w:pPr>
         <w:pStyle w:val="Heading2"/>
       </w:pPr>
-      <w:bookmarkStart w:id="14" w:name="_Toc233039255"/>
+      <w:bookmarkStart w:id="18" w:name="_Toc233223301"/>
       <w:r>
         <w:t>1.8 Calendário Atualizado</w:t>
       </w:r>
-      <w:bookmarkEnd w:id="14"/>
+      <w:bookmarkEnd w:id="18"/>
     </w:p>
     <w:p>
       <w:r>
@@ -11291,42 +11969,55 @@
       <w:pPr>
         <w:pStyle w:val="Caption"/>
       </w:pPr>
-      <w:bookmarkStart w:id="15" w:name="_Toc233039325"/>
+      <w:bookmarkStart w:id="19" w:name="_Toc233223108"/>
       <w:r>
         <w:t xml:space="preserve">Tabela </w:t>
       </w:r>
-      <w:fldSimple w:instr=" SEQ Tabela \* ARABIC ">
-        <w:r>
-          <w:rPr>
-            <w:noProof/>
-          </w:rPr>
-          <w:t>2</w:t>
-        </w:r>
-      </w:fldSimple>
+      <w:r>
+        <w:fldChar w:fldCharType="begin"/>
+      </w:r>
+      <w:r>
+        <w:instrText xml:space="preserve"> SEQ Tabela \* ARABIC </w:instrText>
+      </w:r>
+      <w:r>
+        <w:fldChar w:fldCharType="separate"/>
+      </w:r>
+      <w:r>
+        <w:rPr>
+          <w:noProof/>
+        </w:rPr>
+        <w:t>2</w:t>
+      </w:r>
+      <w:r>
+        <w:rPr>
+          <w:noProof/>
+        </w:rPr>
+        <w:fldChar w:fldCharType="end"/>
+      </w:r>
       <w:r>
         <w:t xml:space="preserve"> - Calendário Atualizado</w:t>
       </w:r>
-      <w:bookmarkEnd w:id="15"/>
+      <w:bookmarkEnd w:id="19"/>
     </w:p>
     <w:p>
       <w:pPr>
         <w:pStyle w:val="Heading1"/>
       </w:pPr>
-      <w:bookmarkStart w:id="16" w:name="_Toc233039256"/>
+      <w:bookmarkStart w:id="20" w:name="_Toc233223302"/>
       <w:r>
         <w:t>Capítulo 2 - Desenho</w:t>
       </w:r>
-      <w:bookmarkEnd w:id="16"/>
+      <w:bookmarkEnd w:id="20"/>
     </w:p>
     <w:p>
       <w:pPr>
         <w:pStyle w:val="Heading2"/>
       </w:pPr>
-      <w:bookmarkStart w:id="17" w:name="_Toc233039257"/>
+      <w:bookmarkStart w:id="21" w:name="_Toc233223303"/>
       <w:r>
         <w:t>2.1 Stack Tecnológica</w:t>
       </w:r>
-      <w:bookmarkEnd w:id="17"/>
+      <w:bookmarkEnd w:id="21"/>
     </w:p>
     <w:p>
       <w:r>
@@ -11521,17 +12212,11 @@
             </w:r>
             <w:sdt>
               <w:sdtPr>
-                <w:rPr>
-                  <w:rFonts w:asciiTheme="minorHAnsi" w:hAnsiTheme="minorHAnsi"/>
-                </w:rPr>
                 <w:id w:val="-853646683"/>
                 <w:citation/>
               </w:sdtPr>
               <w:sdtContent>
                 <w:r>
-                  <w:rPr>
-                    <w:rFonts w:asciiTheme="minorHAnsi" w:hAnsiTheme="minorHAnsi"/>
-                  </w:rPr>
                   <w:fldChar w:fldCharType="begin"/>
                 </w:r>
                 <w:r>
@@ -11541,9 +12226,6 @@
                   <w:instrText xml:space="preserve"> CITATION SpringTeam2024 \l 2070 </w:instrText>
                 </w:r>
                 <w:r>
-                  <w:rPr>
-                    <w:rFonts w:asciiTheme="minorHAnsi" w:hAnsiTheme="minorHAnsi"/>
-                  </w:rPr>
                   <w:fldChar w:fldCharType="separate"/>
                 </w:r>
                 <w:r>
@@ -11554,9 +12236,6 @@
                   <w:t>(Spring Boot 3.3.0 Reference Documentation, 2024)</w:t>
                 </w:r>
                 <w:r>
-                  <w:rPr>
-                    <w:rFonts w:asciiTheme="minorHAnsi" w:hAnsiTheme="minorHAnsi"/>
-                  </w:rPr>
                   <w:fldChar w:fldCharType="end"/>
                 </w:r>
               </w:sdtContent>
@@ -11575,17 +12254,11 @@
             </w:r>
             <w:sdt>
               <w:sdtPr>
-                <w:rPr>
-                  <w:rFonts w:asciiTheme="minorHAnsi" w:hAnsiTheme="minorHAnsi"/>
-                </w:rPr>
                 <w:id w:val="-846241982"/>
                 <w:citation/>
               </w:sdtPr>
               <w:sdtContent>
                 <w:r>
-                  <w:rPr>
-                    <w:rFonts w:asciiTheme="minorHAnsi" w:hAnsiTheme="minorHAnsi"/>
-                  </w:rPr>
                   <w:fldChar w:fldCharType="begin"/>
                 </w:r>
                 <w:r>
@@ -11595,9 +12268,6 @@
                   <w:instrText xml:space="preserve"> CITATION Alur2003 \l 2070 </w:instrText>
                 </w:r>
                 <w:r>
-                  <w:rPr>
-                    <w:rFonts w:asciiTheme="minorHAnsi" w:hAnsiTheme="minorHAnsi"/>
-                  </w:rPr>
                   <w:fldChar w:fldCharType="separate"/>
                 </w:r>
                 <w:r>
@@ -11608,9 +12278,6 @@
                   <w:t>(Alur, Crupi, &amp; Malks, 2003)</w:t>
                 </w:r>
                 <w:r>
-                  <w:rPr>
-                    <w:rFonts w:asciiTheme="minorHAnsi" w:hAnsiTheme="minorHAnsi"/>
-                  </w:rPr>
                   <w:fldChar w:fldCharType="end"/>
                 </w:r>
               </w:sdtContent>
@@ -11797,17 +12464,11 @@
             </w:r>
             <w:sdt>
               <w:sdtPr>
-                <w:rPr>
-                  <w:rFonts w:asciiTheme="minorHAnsi" w:hAnsiTheme="minorHAnsi"/>
-                </w:rPr>
                 <w:id w:val="-899445020"/>
                 <w:citation/>
               </w:sdtPr>
               <w:sdtContent>
                 <w:r>
-                  <w:rPr>
-                    <w:rFonts w:asciiTheme="minorHAnsi" w:hAnsiTheme="minorHAnsi"/>
-                  </w:rPr>
                   <w:fldChar w:fldCharType="begin"/>
                 </w:r>
                 <w:r>
@@ -11817,9 +12478,6 @@
                   <w:instrText xml:space="preserve"> CITATION W3C2021 \l 2070 </w:instrText>
                 </w:r>
                 <w:r>
-                  <w:rPr>
-                    <w:rFonts w:asciiTheme="minorHAnsi" w:hAnsiTheme="minorHAnsi"/>
-                  </w:rPr>
                   <w:fldChar w:fldCharType="separate"/>
                 </w:r>
                 <w:r>
@@ -11830,9 +12488,6 @@
                   <w:t>(Web Audio API — W3C Recommendation, 2021)</w:t>
                 </w:r>
                 <w:r>
-                  <w:rPr>
-                    <w:rFonts w:asciiTheme="minorHAnsi" w:hAnsiTheme="minorHAnsi"/>
-                  </w:rPr>
                   <w:fldChar w:fldCharType="end"/>
                 </w:r>
               </w:sdtContent>
@@ -12185,18 +12840,31 @@
       <w:pPr>
         <w:pStyle w:val="Caption"/>
       </w:pPr>
-      <w:bookmarkStart w:id="18" w:name="_Toc233039326"/>
+      <w:bookmarkStart w:id="22" w:name="_Toc233223109"/>
       <w:r>
         <w:t xml:space="preserve">Tabela </w:t>
       </w:r>
-      <w:fldSimple w:instr=" SEQ Tabela \* ARABIC ">
-        <w:r>
-          <w:rPr>
-            <w:noProof/>
-          </w:rPr>
-          <w:t>3</w:t>
-        </w:r>
-      </w:fldSimple>
+      <w:r>
+        <w:fldChar w:fldCharType="begin"/>
+      </w:r>
+      <w:r>
+        <w:instrText xml:space="preserve"> SEQ Tabela \* ARABIC </w:instrText>
+      </w:r>
+      <w:r>
+        <w:fldChar w:fldCharType="separate"/>
+      </w:r>
+      <w:r>
+        <w:rPr>
+          <w:noProof/>
+        </w:rPr>
+        <w:t>3</w:t>
+      </w:r>
+      <w:r>
+        <w:rPr>
+          <w:noProof/>
+        </w:rPr>
+        <w:fldChar w:fldCharType="end"/>
+      </w:r>
       <w:r>
         <w:t xml:space="preserve"> - </w:t>
       </w:r>
@@ -12208,17 +12876,17 @@
       <w:r>
         <w:t xml:space="preserve"> Tecnológica</w:t>
       </w:r>
-      <w:bookmarkEnd w:id="18"/>
+      <w:bookmarkEnd w:id="22"/>
     </w:p>
     <w:p>
       <w:pPr>
         <w:pStyle w:val="Heading2"/>
       </w:pPr>
-      <w:bookmarkStart w:id="19" w:name="_Toc233039258"/>
+      <w:bookmarkStart w:id="23" w:name="_Toc233223304"/>
       <w:r>
         <w:t>2.2 Arquitectura C4 - Nível 1 (Contexto)</w:t>
       </w:r>
-      <w:bookmarkEnd w:id="19"/>
+      <w:bookmarkEnd w:id="23"/>
     </w:p>
     <w:p>
       <w:r>
@@ -12391,35 +13059,48 @@
         <w:pStyle w:val="Caption"/>
         <w:jc w:val="center"/>
       </w:pPr>
-      <w:bookmarkStart w:id="20" w:name="_Toc233039321"/>
+      <w:bookmarkStart w:id="24" w:name="_Toc233223104"/>
       <w:r>
         <w:t xml:space="preserve">Figura </w:t>
       </w:r>
-      <w:fldSimple w:instr=" SEQ Figura \* ARABIC ">
-        <w:r>
-          <w:rPr>
-            <w:noProof/>
-          </w:rPr>
-          <w:t>1</w:t>
-        </w:r>
-      </w:fldSimple>
+      <w:r>
+        <w:fldChar w:fldCharType="begin"/>
+      </w:r>
+      <w:r>
+        <w:instrText xml:space="preserve"> SEQ Figura \* ARABIC </w:instrText>
+      </w:r>
+      <w:r>
+        <w:fldChar w:fldCharType="separate"/>
+      </w:r>
+      <w:r>
+        <w:rPr>
+          <w:noProof/>
+        </w:rPr>
+        <w:t>1</w:t>
+      </w:r>
+      <w:r>
+        <w:rPr>
+          <w:noProof/>
+        </w:rPr>
+        <w:fldChar w:fldCharType="end"/>
+      </w:r>
       <w:r>
         <w:t xml:space="preserve"> - </w:t>
       </w:r>
       <w:r>
         <w:t>Diagrama de contexto C4 - utilizador, sistema e controlador MIDI externo.</w:t>
       </w:r>
-      <w:bookmarkEnd w:id="20"/>
+      <w:bookmarkEnd w:id="24"/>
     </w:p>
     <w:p>
       <w:pPr>
         <w:pStyle w:val="Heading2"/>
       </w:pPr>
-      <w:bookmarkStart w:id="21" w:name="_Toc233039259"/>
+      <w:bookmarkStart w:id="25" w:name="_Toc233223305"/>
       <w:r>
         <w:t>2.3 Arquitectura C4 - Nível 2 (Contentores)</w:t>
       </w:r>
-      <w:bookmarkEnd w:id="21"/>
+      <w:bookmarkEnd w:id="25"/>
     </w:p>
     <w:p>
       <w:r>
@@ -12640,18 +13321,31 @@
         <w:pStyle w:val="Caption"/>
         <w:jc w:val="center"/>
       </w:pPr>
-      <w:bookmarkStart w:id="22" w:name="_Toc233039322"/>
+      <w:bookmarkStart w:id="26" w:name="_Toc233223105"/>
       <w:r>
         <w:t xml:space="preserve">Figura </w:t>
       </w:r>
-      <w:fldSimple w:instr=" SEQ Figura \* ARABIC ">
-        <w:r>
-          <w:rPr>
-            <w:noProof/>
-          </w:rPr>
-          <w:t>2</w:t>
-        </w:r>
-      </w:fldSimple>
+      <w:r>
+        <w:fldChar w:fldCharType="begin"/>
+      </w:r>
+      <w:r>
+        <w:instrText xml:space="preserve"> SEQ Figura \* ARABIC </w:instrText>
+      </w:r>
+      <w:r>
+        <w:fldChar w:fldCharType="separate"/>
+      </w:r>
+      <w:r>
+        <w:rPr>
+          <w:noProof/>
+        </w:rPr>
+        <w:t>2</w:t>
+      </w:r>
+      <w:r>
+        <w:rPr>
+          <w:noProof/>
+        </w:rPr>
+        <w:fldChar w:fldCharType="end"/>
+      </w:r>
       <w:r>
         <w:t xml:space="preserve"> - </w:t>
       </w:r>
@@ -12674,17 +13368,17 @@
       <w:r>
         <w:t xml:space="preserve"> e base de dados.</w:t>
       </w:r>
-      <w:bookmarkEnd w:id="22"/>
+      <w:bookmarkEnd w:id="26"/>
     </w:p>
     <w:p>
       <w:pPr>
         <w:pStyle w:val="Heading2"/>
       </w:pPr>
-      <w:bookmarkStart w:id="23" w:name="_Toc233039260"/>
+      <w:bookmarkStart w:id="27" w:name="_Toc233223306"/>
       <w:r>
         <w:t>2.4 Modelo de Dados</w:t>
       </w:r>
-      <w:bookmarkEnd w:id="23"/>
+      <w:bookmarkEnd w:id="27"/>
     </w:p>
     <w:p>
       <w:r>
@@ -13106,18 +13800,31 @@
         <w:pStyle w:val="Caption"/>
         <w:jc w:val="center"/>
       </w:pPr>
-      <w:bookmarkStart w:id="24" w:name="_Toc233039323"/>
+      <w:bookmarkStart w:id="28" w:name="_Toc233223106"/>
       <w:r>
         <w:t xml:space="preserve">Figura </w:t>
       </w:r>
-      <w:fldSimple w:instr=" SEQ Figura \* ARABIC ">
-        <w:r>
-          <w:rPr>
-            <w:noProof/>
-          </w:rPr>
-          <w:t>3</w:t>
-        </w:r>
-      </w:fldSimple>
+      <w:r>
+        <w:fldChar w:fldCharType="begin"/>
+      </w:r>
+      <w:r>
+        <w:instrText xml:space="preserve"> SEQ Figura \* ARABIC </w:instrText>
+      </w:r>
+      <w:r>
+        <w:fldChar w:fldCharType="separate"/>
+      </w:r>
+      <w:r>
+        <w:rPr>
+          <w:noProof/>
+        </w:rPr>
+        <w:t>3</w:t>
+      </w:r>
+      <w:r>
+        <w:rPr>
+          <w:noProof/>
+        </w:rPr>
+        <w:fldChar w:fldCharType="end"/>
+      </w:r>
       <w:r>
         <w:t xml:space="preserve"> - </w:t>
       </w:r>
@@ -13148,17 +13855,17 @@
       <w:r>
         <w:t>.</w:t>
       </w:r>
-      <w:bookmarkEnd w:id="24"/>
+      <w:bookmarkEnd w:id="28"/>
     </w:p>
     <w:p>
       <w:pPr>
         <w:pStyle w:val="Heading2"/>
       </w:pPr>
-      <w:bookmarkStart w:id="25" w:name="_Toc233039261"/>
+      <w:bookmarkStart w:id="29" w:name="_Toc233223307"/>
       <w:r>
         <w:t>2.5 Algoritmos Principais</w:t>
       </w:r>
-      <w:bookmarkEnd w:id="25"/>
+      <w:bookmarkEnd w:id="29"/>
     </w:p>
     <w:p>
       <w:r>
@@ -13199,11 +13906,11 @@
       <w:pPr>
         <w:pStyle w:val="Heading3"/>
       </w:pPr>
-      <w:bookmarkStart w:id="26" w:name="_Toc233039262"/>
+      <w:bookmarkStart w:id="30" w:name="_Toc233223308"/>
       <w:r>
         <w:t>2.5.1 Dificuldade Adaptativa (RF09)</w:t>
       </w:r>
-      <w:bookmarkEnd w:id="26"/>
+      <w:bookmarkEnd w:id="30"/>
     </w:p>
     <w:p>
       <w:r>
@@ -14105,11 +14812,11 @@
       <w:pPr>
         <w:pStyle w:val="Heading3"/>
       </w:pPr>
-      <w:bookmarkStart w:id="27" w:name="_Toc233039263"/>
+      <w:bookmarkStart w:id="31" w:name="_Toc233223309"/>
       <w:r>
         <w:t>2.5.2 Identificação de Padrões Fracos (RF08)</w:t>
       </w:r>
-      <w:bookmarkEnd w:id="27"/>
+      <w:bookmarkEnd w:id="31"/>
     </w:p>
     <w:p>
       <w:r>
@@ -14443,248 +15150,307 @@
         <w:rPr>
           <w:rFonts w:ascii="Courier New" w:hAnsi="Courier New"/>
           <w:sz w:val="16"/>
-        </w:rPr>
-        <w:t xml:space="preserve">1. SELECT </w:t>
+          <w:lang w:val="en-US"/>
+        </w:rPr>
+        <w:t xml:space="preserve">1. SELECT type, </w:t>
       </w:r>
       <w:proofErr w:type="spellStart"/>
       <w:r>
         <w:rPr>
           <w:rFonts w:ascii="Courier New" w:hAnsi="Courier New"/>
           <w:sz w:val="16"/>
-        </w:rPr>
-        <w:t>type</w:t>
+          <w:lang w:val="en-US"/>
+        </w:rPr>
+        <w:t>questionJson</w:t>
       </w:r>
       <w:proofErr w:type="spellEnd"/>
       <w:r>
         <w:rPr>
           <w:rFonts w:ascii="Courier New" w:hAnsi="Courier New"/>
           <w:sz w:val="16"/>
+          <w:lang w:val="en-US"/>
         </w:rPr>
         <w:t xml:space="preserve">, </w:t>
       </w:r>
-      <w:proofErr w:type="spellStart"/>
+      <w:proofErr w:type="gramStart"/>
       <w:r>
         <w:rPr>
           <w:rFonts w:ascii="Courier New" w:hAnsi="Courier New"/>
           <w:sz w:val="16"/>
-        </w:rPr>
-        <w:t>questionJson</w:t>
-      </w:r>
-      <w:proofErr w:type="spellEnd"/>
+          <w:lang w:val="en-US"/>
+        </w:rPr>
+        <w:t>COUNT(</w:t>
+      </w:r>
+      <w:proofErr w:type="gramEnd"/>
       <w:r>
         <w:rPr>
           <w:rFonts w:ascii="Courier New" w:hAnsi="Courier New"/>
           <w:sz w:val="16"/>
-        </w:rPr>
-        <w:t xml:space="preserve">, </w:t>
+          <w:lang w:val="en-US"/>
+        </w:rPr>
+        <w:t xml:space="preserve">*) total, </w:t>
       </w:r>
       <w:proofErr w:type="gramStart"/>
       <w:r>
         <w:rPr>
           <w:rFonts w:ascii="Courier New" w:hAnsi="Courier New"/>
           <w:sz w:val="16"/>
-        </w:rPr>
-        <w:t>COUNT(</w:t>
-      </w:r>
+          <w:lang w:val="en-US"/>
+        </w:rPr>
+        <w:t>SUM(</w:t>
+      </w:r>
+      <w:proofErr w:type="spellStart"/>
       <w:proofErr w:type="gramEnd"/>
       <w:r>
         <w:rPr>
           <w:rFonts w:ascii="Courier New" w:hAnsi="Courier New"/>
           <w:sz w:val="16"/>
-        </w:rPr>
-        <w:t xml:space="preserve">*) total, </w:t>
-      </w:r>
-      <w:proofErr w:type="gramStart"/>
+          <w:lang w:val="en-US"/>
+        </w:rPr>
+        <w:t>is_correct</w:t>
+      </w:r>
+      <w:proofErr w:type="spellEnd"/>
       <w:r>
         <w:rPr>
           <w:rFonts w:ascii="Courier New" w:hAnsi="Courier New"/>
           <w:sz w:val="16"/>
-        </w:rPr>
-        <w:t>SUM(</w:t>
-      </w:r>
-      <w:proofErr w:type="spellStart"/>
-      <w:proofErr w:type="gramEnd"/>
+          <w:lang w:val="en-US"/>
+        </w:rPr>
+        <w:t xml:space="preserve">) </w:t>
+      </w:r>
+      <w:proofErr w:type="spellStart"/>
       <w:r>
         <w:rPr>
           <w:rFonts w:ascii="Courier New" w:hAnsi="Courier New"/>
           <w:sz w:val="16"/>
-        </w:rPr>
-        <w:t>is_correct</w:t>
+          <w:lang w:val="en-US"/>
+        </w:rPr>
+        <w:t>acertos</w:t>
       </w:r>
       <w:proofErr w:type="spellEnd"/>
       <w:r>
         <w:rPr>
           <w:rFonts w:ascii="Courier New" w:hAnsi="Courier New"/>
           <w:sz w:val="16"/>
-        </w:rPr>
-        <w:t>) acertos</w:t>
-      </w:r>
+          <w:lang w:val="en-US"/>
+        </w:rPr>
+        <w:br/>
+        <w:t xml:space="preserve">   FROM results JOIN exercises ON </w:t>
+      </w:r>
+      <w:proofErr w:type="spellStart"/>
       <w:r>
         <w:rPr>
           <w:rFonts w:ascii="Courier New" w:hAnsi="Courier New"/>
           <w:sz w:val="16"/>
-        </w:rPr>
-        <w:br/>
-        <w:t xml:space="preserve">   FROM </w:t>
-      </w:r>
-      <w:proofErr w:type="spellStart"/>
+          <w:lang w:val="en-US"/>
+        </w:rPr>
+        <w:t>exercise_id</w:t>
+      </w:r>
+      <w:proofErr w:type="spellEnd"/>
       <w:r>
         <w:rPr>
           <w:rFonts w:ascii="Courier New" w:hAnsi="Courier New"/>
           <w:sz w:val="16"/>
-        </w:rPr>
-        <w:t>results</w:t>
-      </w:r>
-      <w:proofErr w:type="spellEnd"/>
+          <w:lang w:val="en-US"/>
+        </w:rPr>
+        <w:t xml:space="preserve"> = id</w:t>
+      </w:r>
       <w:r>
         <w:rPr>
           <w:rFonts w:ascii="Courier New" w:hAnsi="Courier New"/>
           <w:sz w:val="16"/>
-        </w:rPr>
-        <w:t xml:space="preserve"> JOIN </w:t>
+          <w:lang w:val="en-US"/>
+        </w:rPr>
+        <w:br/>
+        <w:t xml:space="preserve">   GROUP BY type, </w:t>
       </w:r>
       <w:proofErr w:type="spellStart"/>
       <w:r>
         <w:rPr>
           <w:rFonts w:ascii="Courier New" w:hAnsi="Courier New"/>
           <w:sz w:val="16"/>
-        </w:rPr>
-        <w:t>exercises</w:t>
+          <w:lang w:val="en-US"/>
+        </w:rPr>
+        <w:t>questionJson</w:t>
       </w:r>
       <w:proofErr w:type="spellEnd"/>
       <w:r>
         <w:rPr>
           <w:rFonts w:ascii="Courier New" w:hAnsi="Courier New"/>
           <w:sz w:val="16"/>
-        </w:rPr>
-        <w:t xml:space="preserve"> ON </w:t>
-      </w:r>
-      <w:proofErr w:type="spellStart"/>
+          <w:lang w:val="en-US"/>
+        </w:rPr>
+        <w:br/>
+        <w:t xml:space="preserve">   HAVING </w:t>
+      </w:r>
+      <w:proofErr w:type="gramStart"/>
       <w:r>
         <w:rPr>
           <w:rFonts w:ascii="Courier New" w:hAnsi="Courier New"/>
           <w:sz w:val="16"/>
-        </w:rPr>
-        <w:t>exercise_id</w:t>
-      </w:r>
-      <w:proofErr w:type="spellEnd"/>
+          <w:lang w:val="en-US"/>
+        </w:rPr>
+        <w:t>COUNT(</w:t>
+      </w:r>
+      <w:proofErr w:type="gramEnd"/>
       <w:r>
         <w:rPr>
           <w:rFonts w:ascii="Courier New" w:hAnsi="Courier New"/>
           <w:sz w:val="16"/>
-        </w:rPr>
-        <w:t xml:space="preserve"> = id</w:t>
+          <w:lang w:val="en-US"/>
+        </w:rPr>
+        <w:t>*) &gt;= 3</w:t>
       </w:r>
       <w:r>
         <w:rPr>
           <w:rFonts w:ascii="Courier New" w:hAnsi="Courier New"/>
           <w:sz w:val="16"/>
+          <w:lang w:val="en-US"/>
         </w:rPr>
         <w:br/>
-        <w:t xml:space="preserve">   GROUP BY </w:t>
+        <w:t xml:space="preserve">   ORDER BY </w:t>
       </w:r>
       <w:proofErr w:type="spellStart"/>
       <w:r>
         <w:rPr>
           <w:rFonts w:ascii="Courier New" w:hAnsi="Courier New"/>
           <w:sz w:val="16"/>
-        </w:rPr>
-        <w:t>type</w:t>
+          <w:lang w:val="en-US"/>
+        </w:rPr>
+        <w:t>acertos</w:t>
       </w:r>
       <w:proofErr w:type="spellEnd"/>
       <w:r>
         <w:rPr>
           <w:rFonts w:ascii="Courier New" w:hAnsi="Courier New"/>
           <w:sz w:val="16"/>
-        </w:rPr>
-        <w:t xml:space="preserve">, </w:t>
-      </w:r>
-      <w:proofErr w:type="spellStart"/>
+          <w:lang w:val="en-US"/>
+        </w:rPr>
+        <w:t xml:space="preserve"> * 1.0 / </w:t>
+      </w:r>
+      <w:proofErr w:type="gramStart"/>
       <w:r>
         <w:rPr>
           <w:rFonts w:ascii="Courier New" w:hAnsi="Courier New"/>
           <w:sz w:val="16"/>
-        </w:rPr>
-        <w:t>questionJson</w:t>
-      </w:r>
-      <w:proofErr w:type="spellEnd"/>
+          <w:lang w:val="en-US"/>
+        </w:rPr>
+        <w:t>COUNT(</w:t>
+      </w:r>
+      <w:proofErr w:type="gramEnd"/>
       <w:r>
         <w:rPr>
           <w:rFonts w:ascii="Courier New" w:hAnsi="Courier New"/>
           <w:sz w:val="16"/>
-        </w:rPr>
-        <w:br/>
-        <w:t xml:space="preserve">   HAVING </w:t>
-      </w:r>
-      <w:proofErr w:type="gramStart"/>
+          <w:lang w:val="en-US"/>
+        </w:rPr>
+        <w:t>*) ASC</w:t>
+      </w:r>
       <w:r>
         <w:rPr>
           <w:rFonts w:ascii="Courier New" w:hAnsi="Courier New"/>
           <w:sz w:val="16"/>
-        </w:rPr>
-        <w:t>COUNT(</w:t>
-      </w:r>
-      <w:proofErr w:type="gramEnd"/>
+          <w:lang w:val="en-US"/>
+        </w:rPr>
+        <w:br/>
+        <w:t xml:space="preserve">   LIMIT 10</w:t>
+      </w:r>
       <w:r>
         <w:rPr>
           <w:rFonts w:ascii="Courier New" w:hAnsi="Courier New"/>
           <w:sz w:val="16"/>
-        </w:rPr>
-        <w:t>*) &gt;= 3</w:t>
-      </w:r>
+          <w:lang w:val="en-US"/>
+        </w:rPr>
+        <w:br/>
+        <w:t xml:space="preserve">2. para </w:t>
+      </w:r>
+      <w:proofErr w:type="spellStart"/>
       <w:r>
         <w:rPr>
           <w:rFonts w:ascii="Courier New" w:hAnsi="Courier New"/>
           <w:sz w:val="16"/>
-        </w:rPr>
-        <w:br/>
-        <w:t xml:space="preserve">   ORDER BY acertos * 1.0 / </w:t>
-      </w:r>
-      <w:proofErr w:type="gramStart"/>
+          <w:lang w:val="en-US"/>
+        </w:rPr>
+        <w:t>cada</w:t>
+      </w:r>
+      <w:proofErr w:type="spellEnd"/>
       <w:r>
         <w:rPr>
           <w:rFonts w:ascii="Courier New" w:hAnsi="Courier New"/>
           <w:sz w:val="16"/>
-        </w:rPr>
-        <w:t>COUNT(</w:t>
-      </w:r>
-      <w:proofErr w:type="gramEnd"/>
+          <w:lang w:val="en-US"/>
+        </w:rPr>
+        <w:t xml:space="preserve"> </w:t>
+      </w:r>
+      <w:proofErr w:type="spellStart"/>
       <w:r>
         <w:rPr>
           <w:rFonts w:ascii="Courier New" w:hAnsi="Courier New"/>
           <w:sz w:val="16"/>
-        </w:rPr>
-        <w:t>*) ASC</w:t>
-      </w:r>
+          <w:lang w:val="en-US"/>
+        </w:rPr>
+        <w:t>linha</w:t>
+      </w:r>
+      <w:proofErr w:type="spellEnd"/>
       <w:r>
         <w:rPr>
           <w:rFonts w:ascii="Courier New" w:hAnsi="Courier New"/>
           <w:sz w:val="16"/>
-        </w:rPr>
-        <w:br/>
-        <w:t xml:space="preserve">   LIMIT 10</w:t>
-      </w:r>
+          <w:lang w:val="en-US"/>
+        </w:rPr>
+        <w:t xml:space="preserve">: </w:t>
+      </w:r>
+      <w:proofErr w:type="spellStart"/>
       <w:r>
         <w:rPr>
           <w:rFonts w:ascii="Courier New" w:hAnsi="Courier New"/>
           <w:sz w:val="16"/>
-        </w:rPr>
-        <w:br/>
-        <w:t xml:space="preserve">2. para cada linha: extrair padrão do </w:t>
-      </w:r>
-      <w:proofErr w:type="spellStart"/>
+          <w:lang w:val="en-US"/>
+        </w:rPr>
+        <w:t>extrair</w:t>
+      </w:r>
+      <w:proofErr w:type="spellEnd"/>
       <w:r>
         <w:rPr>
           <w:rFonts w:ascii="Courier New" w:hAnsi="Courier New"/>
           <w:sz w:val="16"/>
-        </w:rPr>
-        <w:t>questionJson</w:t>
-      </w:r>
-      <w:proofErr w:type="spellEnd"/>
+          <w:lang w:val="en-US"/>
+        </w:rPr>
+        <w:t xml:space="preserve"> </w:t>
+      </w:r>
+      <w:proofErr w:type="spellStart"/>
       <w:r>
         <w:rPr>
           <w:rFonts w:ascii="Courier New" w:hAnsi="Courier New"/>
           <w:sz w:val="16"/>
+          <w:lang w:val="en-US"/>
+        </w:rPr>
+        <w:t>padrão</w:t>
+      </w:r>
+      <w:proofErr w:type="spellEnd"/>
+      <w:r>
+        <w:rPr>
+          <w:rFonts w:ascii="Courier New" w:hAnsi="Courier New"/>
+          <w:sz w:val="16"/>
+          <w:lang w:val="en-US"/>
+        </w:rPr>
+        <w:t xml:space="preserve"> do </w:t>
+      </w:r>
+      <w:proofErr w:type="spellStart"/>
+      <w:r>
+        <w:rPr>
+          <w:rFonts w:ascii="Courier New" w:hAnsi="Courier New"/>
+          <w:sz w:val="16"/>
+          <w:lang w:val="en-US"/>
+        </w:rPr>
+        <w:t>questionJson</w:t>
+      </w:r>
+      <w:proofErr w:type="spellEnd"/>
+      <w:r>
+        <w:rPr>
+          <w:rFonts w:ascii="Courier New" w:hAnsi="Courier New"/>
+          <w:sz w:val="16"/>
+          <w:lang w:val="en-US"/>
         </w:rPr>
         <w:br/>
         <w:t xml:space="preserve">   INTERVAL → </w:t>
@@ -14694,6 +15460,7 @@
         <w:rPr>
           <w:rFonts w:ascii="Courier New" w:hAnsi="Courier New"/>
           <w:sz w:val="16"/>
+          <w:lang w:val="en-US"/>
         </w:rPr>
         <w:t>fromSemitones</w:t>
       </w:r>
@@ -14702,71 +15469,62 @@
         <w:rPr>
           <w:rFonts w:ascii="Courier New" w:hAnsi="Courier New"/>
           <w:sz w:val="16"/>
-        </w:rPr>
-        <w:t>(|notes[</w:t>
+          <w:lang w:val="en-US"/>
+        </w:rPr>
+        <w:t>(|notes[1]-notes[</w:t>
       </w:r>
       <w:proofErr w:type="gramStart"/>
       <w:r>
         <w:rPr>
           <w:rFonts w:ascii="Courier New" w:hAnsi="Courier New"/>
           <w:sz w:val="16"/>
-        </w:rPr>
-        <w:t>1]-</w:t>
-      </w:r>
-      <w:proofErr w:type="gramEnd"/>
+          <w:lang w:val="en-US"/>
+        </w:rPr>
+        <w:t>0]|).</w:t>
+      </w:r>
+      <w:proofErr w:type="spellStart"/>
       <w:r>
         <w:rPr>
           <w:rFonts w:ascii="Courier New" w:hAnsi="Courier New"/>
           <w:sz w:val="16"/>
-        </w:rPr>
-        <w:t>notes[</w:t>
-      </w:r>
-      <w:proofErr w:type="gramStart"/>
+          <w:lang w:val="en-US"/>
+        </w:rPr>
+        <w:t>internalName</w:t>
+      </w:r>
+      <w:proofErr w:type="spellEnd"/>
+      <w:proofErr w:type="gramEnd"/>
       <w:r>
         <w:rPr>
           <w:rFonts w:ascii="Courier New" w:hAnsi="Courier New"/>
           <w:sz w:val="16"/>
-        </w:rPr>
-        <w:t>0]|).</w:t>
-      </w:r>
-      <w:proofErr w:type="spellStart"/>
+          <w:lang w:val="en-US"/>
+        </w:rPr>
+        <w:t>()</w:t>
+      </w:r>
       <w:r>
         <w:rPr>
           <w:rFonts w:ascii="Courier New" w:hAnsi="Courier New"/>
           <w:sz w:val="16"/>
-        </w:rPr>
-        <w:t>internalName</w:t>
-      </w:r>
-      <w:proofErr w:type="spellEnd"/>
-      <w:proofErr w:type="gramEnd"/>
+          <w:lang w:val="en-US"/>
+        </w:rPr>
+        <w:br/>
+        <w:t xml:space="preserve">   SCALE / CHORD → </w:t>
+      </w:r>
+      <w:proofErr w:type="spellStart"/>
       <w:r>
         <w:rPr>
           <w:rFonts w:ascii="Courier New" w:hAnsi="Courier New"/>
           <w:sz w:val="16"/>
-        </w:rPr>
-        <w:t>()</w:t>
-      </w:r>
+          <w:lang w:val="en-US"/>
+        </w:rPr>
+        <w:t>questionJson.type</w:t>
+      </w:r>
+      <w:proofErr w:type="spellEnd"/>
       <w:r>
         <w:rPr>
           <w:rFonts w:ascii="Courier New" w:hAnsi="Courier New"/>
           <w:sz w:val="16"/>
-        </w:rPr>
-        <w:br/>
-        <w:t xml:space="preserve">   SCALE / CHORD → </w:t>
-      </w:r>
-      <w:proofErr w:type="spellStart"/>
-      <w:r>
-        <w:rPr>
-          <w:rFonts w:ascii="Courier New" w:hAnsi="Courier New"/>
-          <w:sz w:val="16"/>
-        </w:rPr>
-        <w:t>questionJson.type</w:t>
-      </w:r>
-      <w:proofErr w:type="spellEnd"/>
-      <w:r>
-        <w:rPr>
-          <w:rFonts w:ascii="Courier New" w:hAnsi="Courier New"/>
-          <w:sz w:val="16"/>
+          <w:lang w:val="en-US"/>
         </w:rPr>
         <w:br/>
         <w:t xml:space="preserve">3. </w:t>
@@ -14841,7 +15599,7 @@
       <w:pPr>
         <w:pStyle w:val="Heading3"/>
       </w:pPr>
-      <w:bookmarkStart w:id="28" w:name="_Toc233039264"/>
+      <w:bookmarkStart w:id="32" w:name="_Toc233223310"/>
       <w:r>
         <w:t xml:space="preserve">2.5.3 Geração </w:t>
       </w:r>
@@ -14853,7 +15611,7 @@
       <w:r>
         <w:t xml:space="preserve"> de Exercícios</w:t>
       </w:r>
-      <w:bookmarkEnd w:id="28"/>
+      <w:bookmarkEnd w:id="32"/>
     </w:p>
     <w:p>
       <w:r>
@@ -15756,18 +16514,18 @@
       <w:pPr>
         <w:pStyle w:val="Heading2"/>
       </w:pPr>
-      <w:bookmarkStart w:id="29" w:name="_Toc233039265"/>
+      <w:bookmarkStart w:id="33" w:name="_Toc233223311"/>
       <w:r>
         <w:lastRenderedPageBreak/>
         <w:t>2.6 Padrões de Design</w:t>
       </w:r>
-      <w:bookmarkEnd w:id="29"/>
+      <w:bookmarkEnd w:id="33"/>
     </w:p>
     <w:p>
       <w:pPr>
         <w:pStyle w:val="Heading3"/>
       </w:pPr>
-      <w:bookmarkStart w:id="30" w:name="_Toc233039266"/>
+      <w:bookmarkStart w:id="34" w:name="_Toc233223312"/>
       <w:proofErr w:type="spellStart"/>
       <w:r>
         <w:t>Strategy</w:t>
@@ -15784,14 +16542,9 @@
       <w:r>
         <w:t>)</w:t>
       </w:r>
-      <w:bookmarkEnd w:id="30"/>
+      <w:bookmarkEnd w:id="34"/>
     </w:p>
     <w:p>
-      <w:pPr>
-        <w:rPr>
-          <w:lang w:val="en-US"/>
-        </w:rPr>
-      </w:pPr>
       <w:proofErr w:type="spellStart"/>
       <w:r>
         <w:rPr>
@@ -15906,9 +16659,6 @@
         </w:sdtContent>
       </w:sdt>
       <w:r>
-        <w:rPr>
-          <w:lang w:val="en-US"/>
-        </w:rPr>
         <w:t>, pp. 315-323.</w:t>
       </w:r>
     </w:p>
@@ -15916,7 +16666,7 @@
       <w:pPr>
         <w:pStyle w:val="Heading3"/>
       </w:pPr>
-      <w:bookmarkStart w:id="31" w:name="_Toc233039267"/>
+      <w:bookmarkStart w:id="35" w:name="_Toc233223313"/>
       <w:proofErr w:type="spellStart"/>
       <w:r>
         <w:t>Factory</w:t>
@@ -15941,7 +16691,7 @@
       <w:r>
         <w:t>)</w:t>
       </w:r>
-      <w:bookmarkEnd w:id="31"/>
+      <w:bookmarkEnd w:id="35"/>
     </w:p>
     <w:p>
       <w:proofErr w:type="spellStart"/>
@@ -16105,21 +16855,16 @@
           <w:lang w:val="en-US"/>
         </w:rPr>
       </w:pPr>
-      <w:bookmarkStart w:id="32" w:name="_Toc233039268"/>
+      <w:bookmarkStart w:id="36" w:name="_Toc233223314"/>
       <w:r>
         <w:rPr>
           <w:lang w:val="en-US"/>
         </w:rPr>
         <w:t>Data Access Object (Core J2EE Patterns)</w:t>
       </w:r>
-      <w:bookmarkEnd w:id="32"/>
+      <w:bookmarkEnd w:id="36"/>
     </w:p>
     <w:p>
-      <w:pPr>
-        <w:rPr>
-          <w:lang w:val="en-US"/>
-        </w:rPr>
-      </w:pPr>
       <w:proofErr w:type="spellStart"/>
       <w:r>
         <w:rPr>
@@ -16272,9 +17017,6 @@
         </w:sdtContent>
       </w:sdt>
       <w:r>
-        <w:rPr>
-          <w:lang w:val="en-US"/>
-        </w:rPr>
         <w:t>, pp. 462-475.</w:t>
       </w:r>
     </w:p>
@@ -16282,7 +17024,7 @@
       <w:pPr>
         <w:pStyle w:val="Heading3"/>
       </w:pPr>
-      <w:bookmarkStart w:id="33" w:name="_Toc233039269"/>
+      <w:bookmarkStart w:id="37" w:name="_Toc233223315"/>
       <w:proofErr w:type="spellStart"/>
       <w:r>
         <w:t>Value</w:t>
@@ -16299,7 +17041,7 @@
       <w:r>
         <w:t xml:space="preserve"> / Record (DDD)</w:t>
       </w:r>
-      <w:bookmarkEnd w:id="33"/>
+      <w:bookmarkEnd w:id="37"/>
     </w:p>
     <w:p>
       <w:r>
@@ -16447,7 +17189,7 @@
       <w:pPr>
         <w:pStyle w:val="Heading3"/>
       </w:pPr>
-      <w:bookmarkStart w:id="34" w:name="_Toc233039270"/>
+      <w:bookmarkStart w:id="38" w:name="_Toc233223316"/>
       <w:proofErr w:type="spellStart"/>
       <w:r>
         <w:t>Sentinel</w:t>
@@ -16460,7 +17202,7 @@
       <w:r>
         <w:t>Value</w:t>
       </w:r>
-      <w:bookmarkEnd w:id="34"/>
+      <w:bookmarkEnd w:id="38"/>
       <w:proofErr w:type="spellEnd"/>
     </w:p>
     <w:p>
@@ -16572,11 +17314,11 @@
       <w:pPr>
         <w:pStyle w:val="Heading2"/>
       </w:pPr>
-      <w:bookmarkStart w:id="35" w:name="_Toc233039271"/>
+      <w:bookmarkStart w:id="39" w:name="_Toc233223317"/>
       <w:r>
         <w:t>2.7 Wireframes</w:t>
       </w:r>
-      <w:bookmarkEnd w:id="35"/>
+      <w:bookmarkEnd w:id="39"/>
     </w:p>
     <w:p>
       <w:r>
@@ -16870,12 +17612,12 @@
       <w:pPr>
         <w:pStyle w:val="Heading2"/>
       </w:pPr>
-      <w:bookmarkStart w:id="36" w:name="_Toc233039272"/>
+      <w:bookmarkStart w:id="40" w:name="_Toc233223318"/>
       <w:r>
         <w:lastRenderedPageBreak/>
         <w:t>2.8 Decisões de Arquitectura</w:t>
       </w:r>
-      <w:bookmarkEnd w:id="36"/>
+      <w:bookmarkEnd w:id="40"/>
     </w:p>
     <w:p>
       <w:r>
@@ -16954,7 +17696,7 @@
       <w:pPr>
         <w:pStyle w:val="Heading3"/>
       </w:pPr>
-      <w:bookmarkStart w:id="37" w:name="_Toc233039273"/>
+      <w:bookmarkStart w:id="41" w:name="_Toc233223319"/>
       <w:r>
         <w:t xml:space="preserve">ADR-001 - </w:t>
       </w:r>
@@ -16966,7 +17708,7 @@
       <w:r>
         <w:t xml:space="preserve"> em 3 camadas</w:t>
       </w:r>
-      <w:bookmarkEnd w:id="37"/>
+      <w:bookmarkEnd w:id="41"/>
     </w:p>
     <w:p>
       <w:r>
@@ -17076,7 +17818,7 @@
       <w:pPr>
         <w:pStyle w:val="Heading3"/>
       </w:pPr>
-      <w:bookmarkStart w:id="38" w:name="_Toc233039274"/>
+      <w:bookmarkStart w:id="42" w:name="_Toc233223320"/>
       <w:r>
         <w:t xml:space="preserve">ADR-002 - </w:t>
       </w:r>
@@ -17088,7 +17830,7 @@
       <w:r>
         <w:t xml:space="preserve"> agnóstico à origem do input</w:t>
       </w:r>
-      <w:bookmarkEnd w:id="38"/>
+      <w:bookmarkEnd w:id="42"/>
     </w:p>
     <w:p>
       <w:r>
@@ -17185,7 +17927,7 @@
       <w:pPr>
         <w:pStyle w:val="Heading3"/>
       </w:pPr>
-      <w:bookmarkStart w:id="39" w:name="_Toc233039275"/>
+      <w:bookmarkStart w:id="43" w:name="_Toc233223321"/>
       <w:r>
         <w:t xml:space="preserve">ADR-003 - Geração </w:t>
       </w:r>
@@ -17205,7 +17947,7 @@
       <w:r>
         <w:t xml:space="preserve"> externos</w:t>
       </w:r>
-      <w:bookmarkEnd w:id="39"/>
+      <w:bookmarkEnd w:id="43"/>
     </w:p>
     <w:p>
       <w:r>
@@ -17267,7 +18009,7 @@
       <w:pPr>
         <w:pStyle w:val="Heading3"/>
       </w:pPr>
-      <w:bookmarkStart w:id="40" w:name="_Toc233039276"/>
+      <w:bookmarkStart w:id="44" w:name="_Toc233223322"/>
       <w:r>
         <w:t xml:space="preserve">ADR-004 - Web </w:t>
       </w:r>
@@ -17279,7 +18021,7 @@
       <w:r>
         <w:t xml:space="preserve"> API para reprodução de som</w:t>
       </w:r>
-      <w:bookmarkEnd w:id="40"/>
+      <w:bookmarkEnd w:id="44"/>
     </w:p>
     <w:p>
       <w:r>
@@ -17373,11 +18115,11 @@
       <w:pPr>
         <w:pStyle w:val="Heading3"/>
       </w:pPr>
-      <w:bookmarkStart w:id="41" w:name="_Toc233039277"/>
+      <w:bookmarkStart w:id="45" w:name="_Toc233223323"/>
       <w:r>
         <w:t>ADR-005 - Web MIDI API para input de hardware MIDI</w:t>
       </w:r>
-      <w:bookmarkEnd w:id="41"/>
+      <w:bookmarkEnd w:id="45"/>
     </w:p>
     <w:p>
       <w:r>
@@ -17519,14 +18261,14 @@
           <w:lang w:val="en-US"/>
         </w:rPr>
       </w:pPr>
-      <w:bookmarkStart w:id="42" w:name="_Toc233039278"/>
+      <w:bookmarkStart w:id="46" w:name="_Toc233223324"/>
       <w:r>
         <w:rPr>
           <w:lang w:val="en-US"/>
         </w:rPr>
         <w:t>ADR-006 - Java 21 + Spring Boot para o backend</w:t>
       </w:r>
-      <w:bookmarkEnd w:id="42"/>
+      <w:bookmarkEnd w:id="46"/>
     </w:p>
     <w:p>
       <w:r>
@@ -17638,7 +18380,7 @@
       <w:pPr>
         <w:pStyle w:val="Heading3"/>
       </w:pPr>
-      <w:bookmarkStart w:id="43" w:name="_Toc233039279"/>
+      <w:bookmarkStart w:id="47" w:name="_Toc233223325"/>
       <w:r>
         <w:lastRenderedPageBreak/>
         <w:t xml:space="preserve">ADR-007 - H2 para desenvolvimento; </w:t>
@@ -17651,7 +18393,7 @@
       <w:r>
         <w:t xml:space="preserve"> ou SQLite3 para produção</w:t>
       </w:r>
-      <w:bookmarkEnd w:id="43"/>
+      <w:bookmarkEnd w:id="47"/>
     </w:p>
     <w:p>
       <w:r>
@@ -17739,7 +18481,7 @@
       <w:pPr>
         <w:pStyle w:val="Heading3"/>
       </w:pPr>
-      <w:bookmarkStart w:id="44" w:name="_Toc233039280"/>
+      <w:bookmarkStart w:id="48" w:name="_Toc233223326"/>
       <w:r>
         <w:t xml:space="preserve">ADR-008 - JavaScript </w:t>
       </w:r>
@@ -17767,7 +18509,7 @@
       <w:r>
         <w:t>)</w:t>
       </w:r>
-      <w:bookmarkEnd w:id="44"/>
+      <w:bookmarkEnd w:id="48"/>
     </w:p>
     <w:p>
       <w:r>
@@ -17912,11 +18654,11 @@
       <w:pPr>
         <w:pStyle w:val="Heading3"/>
       </w:pPr>
-      <w:bookmarkStart w:id="45" w:name="_Toc233039281"/>
+      <w:bookmarkStart w:id="49" w:name="_Toc233223327"/>
       <w:r>
         <w:t>ADR-009 - Estrutura de ecrãs: páginas HTML separadas</w:t>
       </w:r>
-      <w:bookmarkEnd w:id="45"/>
+      <w:bookmarkEnd w:id="49"/>
     </w:p>
     <w:p>
       <w:r>
@@ -17965,11 +18707,11 @@
       <w:pPr>
         <w:pStyle w:val="Heading3"/>
       </w:pPr>
-      <w:bookmarkStart w:id="46" w:name="_Toc233039282"/>
+      <w:bookmarkStart w:id="50" w:name="_Toc233223328"/>
       <w:r>
         <w:t>ADR-010 - DAO classes com JDBC puro em vez de Spring Data JPA</w:t>
       </w:r>
-      <w:bookmarkEnd w:id="46"/>
+      <w:bookmarkEnd w:id="50"/>
     </w:p>
     <w:p>
       <w:r>
@@ -18059,11 +18801,11 @@
       <w:pPr>
         <w:pStyle w:val="Heading3"/>
       </w:pPr>
-      <w:bookmarkStart w:id="47" w:name="_Toc233039283"/>
+      <w:bookmarkStart w:id="51" w:name="_Toc233223329"/>
       <w:r>
         <w:t>ADR-011 - TDD como metodologia de desenvolvimento</w:t>
       </w:r>
-      <w:bookmarkEnd w:id="47"/>
+      <w:bookmarkEnd w:id="51"/>
     </w:p>
     <w:p>
       <w:r>
@@ -18127,11 +18869,11 @@
       <w:pPr>
         <w:pStyle w:val="Heading3"/>
       </w:pPr>
-      <w:bookmarkStart w:id="48" w:name="_Toc233039284"/>
+      <w:bookmarkStart w:id="52" w:name="_Toc233223330"/>
       <w:r>
         <w:t>ADR-012 - Modelo de dados e estratégia de persistência</w:t>
       </w:r>
-      <w:bookmarkEnd w:id="48"/>
+      <w:bookmarkEnd w:id="52"/>
     </w:p>
     <w:p>
       <w:r>
@@ -18271,7 +19013,7 @@
       <w:pPr>
         <w:pStyle w:val="Heading3"/>
       </w:pPr>
-      <w:bookmarkStart w:id="49" w:name="_Toc233039285"/>
+      <w:bookmarkStart w:id="53" w:name="_Toc233223331"/>
       <w:r>
         <w:t xml:space="preserve">ADR-013 - </w:t>
       </w:r>
@@ -18291,7 +19033,7 @@
       <w:r>
         <w:t xml:space="preserve"> nos exercícios</w:t>
       </w:r>
-      <w:bookmarkEnd w:id="49"/>
+      <w:bookmarkEnd w:id="53"/>
     </w:p>
     <w:p>
       <w:r>
@@ -18362,11 +19104,11 @@
       <w:pPr>
         <w:pStyle w:val="Heading3"/>
       </w:pPr>
-      <w:bookmarkStart w:id="50" w:name="_Toc233039286"/>
+      <w:bookmarkStart w:id="54" w:name="_Toc233223332"/>
       <w:r>
         <w:t>ADR-014 - Protocolo de resposta baseado em notas MIDI</w:t>
       </w:r>
-      <w:bookmarkEnd w:id="50"/>
+      <w:bookmarkEnd w:id="54"/>
     </w:p>
     <w:p>
       <w:r>
@@ -18427,11 +19169,11 @@
       <w:pPr>
         <w:pStyle w:val="Heading3"/>
       </w:pPr>
-      <w:bookmarkStart w:id="51" w:name="_Toc233039287"/>
+      <w:bookmarkStart w:id="55" w:name="_Toc233223333"/>
       <w:r>
         <w:t>ADR-015 - Taxonomia de dificuldade para exercícios</w:t>
       </w:r>
-      <w:bookmarkEnd w:id="51"/>
+      <w:bookmarkEnd w:id="55"/>
     </w:p>
     <w:p>
       <w:r>
@@ -18596,7 +19338,7 @@
       <w:pPr>
         <w:pStyle w:val="Heading3"/>
       </w:pPr>
-      <w:bookmarkStart w:id="52" w:name="_Toc233039288"/>
+      <w:bookmarkStart w:id="56" w:name="_Toc233223334"/>
       <w:r>
         <w:t xml:space="preserve">ADR-016 - Contrato de Erros: RFC 7807 </w:t>
       </w:r>
@@ -18612,7 +19354,7 @@
       <w:r>
         <w:t>Details</w:t>
       </w:r>
-      <w:bookmarkEnd w:id="52"/>
+      <w:bookmarkEnd w:id="56"/>
       <w:proofErr w:type="spellEnd"/>
     </w:p>
     <w:p>
@@ -18650,7 +19392,7 @@
             <w:rPr>
               <w:noProof/>
             </w:rPr>
-            <w:t xml:space="preserve"> (RFC 7807 - Problem Details for HTTP APIs, 2016)</w:t>
+            <w:t>(RFC 7807 - Problem Details for HTTP APIs, 2016)</w:t>
           </w:r>
           <w:r>
             <w:fldChar w:fldCharType="end"/>
@@ -18841,7 +19583,7 @@
       <w:pPr>
         <w:pStyle w:val="Heading3"/>
       </w:pPr>
-      <w:bookmarkStart w:id="53" w:name="_Toc233039289"/>
+      <w:bookmarkStart w:id="57" w:name="_Toc233223335"/>
       <w:r>
         <w:t xml:space="preserve">ADR-017 - </w:t>
       </w:r>
@@ -18857,7 +19599,7 @@
       <w:r>
         <w:t>Boot</w:t>
       </w:r>
-      <w:bookmarkEnd w:id="53"/>
+      <w:bookmarkEnd w:id="57"/>
       <w:proofErr w:type="spellEnd"/>
     </w:p>
     <w:p>
@@ -19084,11 +19826,11 @@
       <w:pPr>
         <w:pStyle w:val="Heading3"/>
       </w:pPr>
-      <w:bookmarkStart w:id="54" w:name="_Toc233039290"/>
+      <w:bookmarkStart w:id="58" w:name="_Toc233223336"/>
       <w:r>
         <w:t>ADR-018 - Teclado virtual: range MIDI e design responsivo</w:t>
       </w:r>
-      <w:bookmarkEnd w:id="54"/>
+      <w:bookmarkEnd w:id="58"/>
     </w:p>
     <w:p>
       <w:r>
@@ -19232,11 +19974,11 @@
       <w:pPr>
         <w:pStyle w:val="Heading3"/>
       </w:pPr>
-      <w:bookmarkStart w:id="55" w:name="_Toc233039291"/>
+      <w:bookmarkStart w:id="59" w:name="_Toc233223337"/>
       <w:r>
         <w:t>ADR-019 - Expansão do domínio de escalas além do MVP original</w:t>
       </w:r>
-      <w:bookmarkEnd w:id="55"/>
+      <w:bookmarkEnd w:id="59"/>
     </w:p>
     <w:p>
       <w:r>
@@ -19359,7 +20101,7 @@
       <w:pPr>
         <w:pStyle w:val="Heading3"/>
       </w:pPr>
-      <w:bookmarkStart w:id="56" w:name="_Toc233039292"/>
+      <w:bookmarkStart w:id="60" w:name="_Toc233223338"/>
       <w:r>
         <w:t xml:space="preserve">ADR-020 - Testes de integração </w:t>
       </w:r>
@@ -19383,7 +20125,7 @@
       <w:r>
         <w:t>Selenide</w:t>
       </w:r>
-      <w:bookmarkEnd w:id="56"/>
+      <w:bookmarkEnd w:id="60"/>
       <w:proofErr w:type="spellEnd"/>
     </w:p>
     <w:p>
@@ -19569,11 +20311,11 @@
       <w:pPr>
         <w:pStyle w:val="Heading3"/>
       </w:pPr>
-      <w:bookmarkStart w:id="57" w:name="_Toc233039293"/>
+      <w:bookmarkStart w:id="61" w:name="_Toc233223339"/>
       <w:r>
         <w:t>ADR-021 - Enunciado de intervalo não revela o tipo</w:t>
       </w:r>
-      <w:bookmarkEnd w:id="57"/>
+      <w:bookmarkEnd w:id="61"/>
     </w:p>
     <w:p>
       <w:r>
@@ -19616,11 +20358,11 @@
       <w:pPr>
         <w:pStyle w:val="Heading3"/>
       </w:pPr>
-      <w:bookmarkStart w:id="58" w:name="_Toc233039294"/>
+      <w:bookmarkStart w:id="62" w:name="_Toc233223340"/>
       <w:r>
         <w:t>ADR-022 - Raízes de acorde limitadas a teclas brancas em BEGINNER e ELEMENTARY</w:t>
       </w:r>
-      <w:bookmarkEnd w:id="58"/>
+      <w:bookmarkEnd w:id="62"/>
     </w:p>
     <w:p>
       <w:r>
@@ -19655,7 +20397,7 @@
       <w:pPr>
         <w:pStyle w:val="Heading3"/>
       </w:pPr>
-      <w:bookmarkStart w:id="59" w:name="_Toc233039295"/>
+      <w:bookmarkStart w:id="63" w:name="_Toc233223341"/>
       <w:r>
         <w:t xml:space="preserve">ADR-023 - </w:t>
       </w:r>
@@ -19683,7 +20425,7 @@
       <w:r>
         <w:t xml:space="preserve"> nativo</w:t>
       </w:r>
-      <w:bookmarkEnd w:id="59"/>
+      <w:bookmarkEnd w:id="63"/>
     </w:p>
     <w:p>
       <w:r>
@@ -19832,21 +20574,21 @@
       <w:pPr>
         <w:pStyle w:val="Heading1"/>
       </w:pPr>
-      <w:bookmarkStart w:id="60" w:name="_Toc233039296"/>
+      <w:bookmarkStart w:id="64" w:name="_Toc233223342"/>
       <w:r>
         <w:t>Capítulo 3 - Implementação</w:t>
       </w:r>
-      <w:bookmarkEnd w:id="60"/>
+      <w:bookmarkEnd w:id="64"/>
     </w:p>
     <w:p>
       <w:pPr>
         <w:pStyle w:val="Heading2"/>
       </w:pPr>
-      <w:bookmarkStart w:id="61" w:name="_Toc233039297"/>
+      <w:bookmarkStart w:id="65" w:name="_Toc233223343"/>
       <w:r>
         <w:t>3.1 Decomposição em Fases</w:t>
       </w:r>
-      <w:bookmarkEnd w:id="61"/>
+      <w:bookmarkEnd w:id="65"/>
     </w:p>
     <w:p>
       <w:r>
@@ -20670,7 +21412,6 @@
             <w:sdt>
               <w:sdtPr>
                 <w:rPr>
-                  <w:rFonts w:asciiTheme="minorHAnsi" w:hAnsiTheme="minorHAnsi"/>
                   <w:lang w:val="en-US"/>
                 </w:rPr>
                 <w:id w:val="-681053276"/>
@@ -20679,7 +21420,6 @@
               <w:sdtContent>
                 <w:r>
                   <w:rPr>
-                    <w:rFonts w:asciiTheme="minorHAnsi" w:hAnsiTheme="minorHAnsi"/>
                     <w:lang w:val="en-US"/>
                   </w:rPr>
                   <w:fldChar w:fldCharType="begin"/>
@@ -20693,7 +21433,6 @@
                 </w:r>
                 <w:r>
                   <w:rPr>
-                    <w:rFonts w:asciiTheme="minorHAnsi" w:hAnsiTheme="minorHAnsi"/>
                     <w:lang w:val="en-US"/>
                   </w:rPr>
                   <w:fldChar w:fldCharType="separate"/>
@@ -20704,11 +21443,18 @@
                     <w:noProof/>
                     <w:lang w:val="en-US"/>
                   </w:rPr>
-                  <w:t xml:space="preserve"> (RFC 7807 - Problem Details for HTTP APIs, 2016)</w:t>
+                  <w:t xml:space="preserve"> </w:t>
                 </w:r>
                 <w:r>
                   <w:rPr>
                     <w:rFonts w:asciiTheme="minorHAnsi" w:hAnsiTheme="minorHAnsi"/>
+                    <w:noProof/>
+                    <w:lang w:val="en-US"/>
+                  </w:rPr>
+                  <w:t>(RFC 7807 - Problem Details for HTTP APIs, 2016)</w:t>
+                </w:r>
+                <w:r>
+                  <w:rPr>
                     <w:lang w:val="en-US"/>
                   </w:rPr>
                   <w:fldChar w:fldCharType="end"/>
@@ -20935,17 +21681,11 @@
             </w:r>
             <w:sdt>
               <w:sdtPr>
-                <w:rPr>
-                  <w:rFonts w:asciiTheme="minorHAnsi" w:hAnsiTheme="minorHAnsi"/>
-                </w:rPr>
                 <w:id w:val="343608402"/>
                 <w:citation/>
               </w:sdtPr>
               <w:sdtContent>
                 <w:r>
-                  <w:rPr>
-                    <w:rFonts w:asciiTheme="minorHAnsi" w:hAnsiTheme="minorHAnsi"/>
-                  </w:rPr>
                   <w:fldChar w:fldCharType="begin"/>
                 </w:r>
                 <w:r>
@@ -20956,9 +21696,6 @@
                   <w:instrText xml:space="preserve"> CITATION W3C2021 \l 2070 </w:instrText>
                 </w:r>
                 <w:r>
-                  <w:rPr>
-                    <w:rFonts w:asciiTheme="minorHAnsi" w:hAnsiTheme="minorHAnsi"/>
-                  </w:rPr>
                   <w:fldChar w:fldCharType="separate"/>
                 </w:r>
                 <w:r>
@@ -20970,9 +21707,6 @@
                   <w:t>(Web Audio API — W3C Recommendation, 2021)</w:t>
                 </w:r>
                 <w:r>
-                  <w:rPr>
-                    <w:rFonts w:asciiTheme="minorHAnsi" w:hAnsiTheme="minorHAnsi"/>
-                  </w:rPr>
                   <w:fldChar w:fldCharType="end"/>
                 </w:r>
               </w:sdtContent>
@@ -21396,32 +22130,45 @@
       <w:pPr>
         <w:pStyle w:val="Caption"/>
       </w:pPr>
-      <w:bookmarkStart w:id="62" w:name="_Toc233039327"/>
+      <w:bookmarkStart w:id="66" w:name="_Toc233223110"/>
       <w:r>
         <w:t xml:space="preserve">Tabela </w:t>
       </w:r>
-      <w:fldSimple w:instr=" SEQ Tabela \* ARABIC ">
-        <w:r>
-          <w:rPr>
-            <w:noProof/>
-          </w:rPr>
-          <w:t>4</w:t>
-        </w:r>
-      </w:fldSimple>
+      <w:r>
+        <w:fldChar w:fldCharType="begin"/>
+      </w:r>
+      <w:r>
+        <w:instrText xml:space="preserve"> SEQ Tabela \* ARABIC </w:instrText>
+      </w:r>
+      <w:r>
+        <w:fldChar w:fldCharType="separate"/>
+      </w:r>
+      <w:r>
+        <w:rPr>
+          <w:noProof/>
+        </w:rPr>
+        <w:t>4</w:t>
+      </w:r>
+      <w:r>
+        <w:rPr>
+          <w:noProof/>
+        </w:rPr>
+        <w:fldChar w:fldCharType="end"/>
+      </w:r>
       <w:r>
         <w:t xml:space="preserve"> - Decomposição em Fases</w:t>
       </w:r>
-      <w:bookmarkEnd w:id="62"/>
+      <w:bookmarkEnd w:id="66"/>
     </w:p>
     <w:p>
       <w:pPr>
         <w:pStyle w:val="Heading2"/>
       </w:pPr>
-      <w:bookmarkStart w:id="63" w:name="_Toc233039298"/>
+      <w:bookmarkStart w:id="67" w:name="_Toc233223344"/>
       <w:r>
         <w:t>3.2 Estado de Implementação à Data do Intercalar</w:t>
       </w:r>
-      <w:bookmarkEnd w:id="63"/>
+      <w:bookmarkEnd w:id="67"/>
     </w:p>
     <w:p>
       <w:proofErr w:type="spellStart"/>
@@ -21846,11 +22593,11 @@
       <w:pPr>
         <w:pStyle w:val="Heading2"/>
       </w:pPr>
-      <w:bookmarkStart w:id="64" w:name="_Toc233039299"/>
+      <w:bookmarkStart w:id="68" w:name="_Toc233223345"/>
       <w:r>
         <w:t>3.3 Calendário da Fase Restante</w:t>
       </w:r>
-      <w:bookmarkEnd w:id="64"/>
+      <w:bookmarkEnd w:id="68"/>
     </w:p>
     <w:p>
       <w:r>
@@ -22236,22 +22983,35 @@
       <w:pPr>
         <w:pStyle w:val="Caption"/>
       </w:pPr>
-      <w:bookmarkStart w:id="65" w:name="_Toc233039328"/>
+      <w:bookmarkStart w:id="69" w:name="_Toc233223111"/>
       <w:r>
         <w:t xml:space="preserve">Tabela </w:t>
       </w:r>
-      <w:fldSimple w:instr=" SEQ Tabela \* ARABIC ">
-        <w:r>
-          <w:rPr>
-            <w:noProof/>
-          </w:rPr>
-          <w:t>5</w:t>
-        </w:r>
-      </w:fldSimple>
+      <w:r>
+        <w:fldChar w:fldCharType="begin"/>
+      </w:r>
+      <w:r>
+        <w:instrText xml:space="preserve"> SEQ Tabela \* ARABIC </w:instrText>
+      </w:r>
+      <w:r>
+        <w:fldChar w:fldCharType="separate"/>
+      </w:r>
+      <w:r>
+        <w:rPr>
+          <w:noProof/>
+        </w:rPr>
+        <w:t>5</w:t>
+      </w:r>
+      <w:r>
+        <w:rPr>
+          <w:noProof/>
+        </w:rPr>
+        <w:fldChar w:fldCharType="end"/>
+      </w:r>
       <w:r>
         <w:t xml:space="preserve"> - Calendário da Fase Restante</w:t>
       </w:r>
-      <w:bookmarkEnd w:id="65"/>
+      <w:bookmarkEnd w:id="69"/>
     </w:p>
     <w:p>
       <w:r>
@@ -22328,21 +23088,21 @@
       <w:pPr>
         <w:pStyle w:val="Heading1"/>
       </w:pPr>
-      <w:bookmarkStart w:id="66" w:name="_Toc233039300"/>
+      <w:bookmarkStart w:id="70" w:name="_Toc233223346"/>
       <w:r>
         <w:t>Capítulo 4 - Testes</w:t>
       </w:r>
-      <w:bookmarkEnd w:id="66"/>
+      <w:bookmarkEnd w:id="70"/>
     </w:p>
     <w:p>
       <w:pPr>
         <w:pStyle w:val="Heading2"/>
       </w:pPr>
-      <w:bookmarkStart w:id="67" w:name="_Toc233039301"/>
+      <w:bookmarkStart w:id="71" w:name="_Toc233223347"/>
       <w:r>
         <w:t>4.1 Filosofia e abordagem</w:t>
       </w:r>
-      <w:bookmarkEnd w:id="67"/>
+      <w:bookmarkEnd w:id="71"/>
     </w:p>
     <w:p>
       <w:r>
@@ -22467,11 +23227,11 @@
       <w:pPr>
         <w:pStyle w:val="Heading2"/>
       </w:pPr>
-      <w:bookmarkStart w:id="68" w:name="_Toc233039302"/>
+      <w:bookmarkStart w:id="72" w:name="_Toc233223348"/>
       <w:r>
         <w:t>4.2 Camadas de teste</w:t>
       </w:r>
-      <w:bookmarkEnd w:id="68"/>
+      <w:bookmarkEnd w:id="72"/>
     </w:p>
     <w:p>
       <w:r>
@@ -22490,11 +23250,11 @@
       <w:pPr>
         <w:pStyle w:val="Heading3"/>
       </w:pPr>
-      <w:bookmarkStart w:id="69" w:name="_Toc233039303"/>
+      <w:bookmarkStart w:id="73" w:name="_Toc233223349"/>
       <w:r>
         <w:t>Testes de unidade - domínio musical</w:t>
       </w:r>
-      <w:bookmarkEnd w:id="69"/>
+      <w:bookmarkEnd w:id="73"/>
     </w:p>
     <w:p>
       <w:r>
@@ -22631,11 +23391,11 @@
       <w:pPr>
         <w:pStyle w:val="Heading3"/>
       </w:pPr>
-      <w:bookmarkStart w:id="70" w:name="_Toc233039304"/>
+      <w:bookmarkStart w:id="74" w:name="_Toc233223350"/>
       <w:r>
         <w:t>Testes de integração - persistência</w:t>
       </w:r>
-      <w:bookmarkEnd w:id="70"/>
+      <w:bookmarkEnd w:id="74"/>
     </w:p>
     <w:p>
       <w:r>
@@ -22765,7 +23525,7 @@
       <w:pPr>
         <w:pStyle w:val="Heading3"/>
       </w:pPr>
-      <w:bookmarkStart w:id="71" w:name="_Toc233039305"/>
+      <w:bookmarkStart w:id="75" w:name="_Toc233223351"/>
       <w:r>
         <w:t xml:space="preserve">Testes baseados em propriedades - </w:t>
       </w:r>
@@ -22773,7 +23533,7 @@
       <w:r>
         <w:t>jqwik</w:t>
       </w:r>
-      <w:bookmarkEnd w:id="71"/>
+      <w:bookmarkEnd w:id="75"/>
       <w:proofErr w:type="spellEnd"/>
     </w:p>
     <w:p>
@@ -22846,11 +23606,11 @@
       <w:pPr>
         <w:pStyle w:val="Heading3"/>
       </w:pPr>
-      <w:bookmarkStart w:id="72" w:name="_Toc233039306"/>
+      <w:bookmarkStart w:id="76" w:name="_Toc233223352"/>
       <w:r>
         <w:t>Validação de qualidade dos testes</w:t>
       </w:r>
-      <w:bookmarkEnd w:id="72"/>
+      <w:bookmarkEnd w:id="76"/>
     </w:p>
     <w:p>
       <w:r>
@@ -23014,7 +23774,7 @@
       <w:pPr>
         <w:pStyle w:val="Heading3"/>
       </w:pPr>
-      <w:bookmarkStart w:id="73" w:name="_Toc233039307"/>
+      <w:bookmarkStart w:id="77" w:name="_Toc233223353"/>
       <w:r>
         <w:t xml:space="preserve">Testes E2E - </w:t>
       </w:r>
@@ -23030,7 +23790,7 @@
       <w:r>
         <w:t>Selenide</w:t>
       </w:r>
-      <w:bookmarkEnd w:id="73"/>
+      <w:bookmarkEnd w:id="77"/>
       <w:proofErr w:type="spellEnd"/>
     </w:p>
     <w:p>
@@ -23172,11 +23932,11 @@
       <w:pPr>
         <w:pStyle w:val="Heading2"/>
       </w:pPr>
-      <w:bookmarkStart w:id="74" w:name="_Toc233039308"/>
+      <w:bookmarkStart w:id="78" w:name="_Toc233223354"/>
       <w:r>
         <w:t>4.3 Métricas</w:t>
       </w:r>
-      <w:bookmarkEnd w:id="74"/>
+      <w:bookmarkEnd w:id="78"/>
     </w:p>
     <w:p>
       <w:r>
@@ -23617,25 +24377,38 @@
       <w:pPr>
         <w:pStyle w:val="Caption"/>
       </w:pPr>
-      <w:bookmarkStart w:id="75" w:name="_Toc233039329"/>
+      <w:bookmarkStart w:id="79" w:name="_Toc233223112"/>
       <w:r>
         <w:t xml:space="preserve">Tabela </w:t>
       </w:r>
-      <w:fldSimple w:instr=" SEQ Tabela \* ARABIC ">
-        <w:r>
-          <w:rPr>
-            <w:noProof/>
-          </w:rPr>
-          <w:t>6</w:t>
-        </w:r>
-      </w:fldSimple>
+      <w:r>
+        <w:fldChar w:fldCharType="begin"/>
+      </w:r>
+      <w:r>
+        <w:instrText xml:space="preserve"> SEQ Tabela \* ARABIC </w:instrText>
+      </w:r>
+      <w:r>
+        <w:fldChar w:fldCharType="separate"/>
+      </w:r>
+      <w:r>
+        <w:rPr>
+          <w:noProof/>
+        </w:rPr>
+        <w:t>6</w:t>
+      </w:r>
+      <w:r>
+        <w:rPr>
+          <w:noProof/>
+        </w:rPr>
+        <w:fldChar w:fldCharType="end"/>
+      </w:r>
       <w:r>
         <w:t xml:space="preserve"> - </w:t>
       </w:r>
       <w:r>
         <w:t>Estado final suite de testes</w:t>
       </w:r>
-      <w:bookmarkEnd w:id="75"/>
+      <w:bookmarkEnd w:id="79"/>
     </w:p>
     <w:p>
       <w:r>
@@ -23691,11 +24464,11 @@
       <w:pPr>
         <w:pStyle w:val="Heading2"/>
       </w:pPr>
-      <w:bookmarkStart w:id="76" w:name="_Toc233039309"/>
+      <w:bookmarkStart w:id="80" w:name="_Toc233223355"/>
       <w:r>
         <w:t>4.4 O que os testes não cobrem (e porquê)</w:t>
       </w:r>
-      <w:bookmarkEnd w:id="76"/>
+      <w:bookmarkEnd w:id="80"/>
     </w:p>
     <w:p>
       <w:r>
@@ -23775,11 +24548,11 @@
       <w:pPr>
         <w:pStyle w:val="Heading2"/>
       </w:pPr>
-      <w:bookmarkStart w:id="77" w:name="_Toc233039310"/>
+      <w:bookmarkStart w:id="81" w:name="_Toc233223356"/>
       <w:r>
         <w:t>4.5 Cobertura da base de dados SQLite</w:t>
       </w:r>
-      <w:bookmarkEnd w:id="77"/>
+      <w:bookmarkEnd w:id="81"/>
     </w:p>
     <w:p>
       <w:r>
@@ -23908,11 +24681,11 @@
       <w:pPr>
         <w:pStyle w:val="Heading2"/>
       </w:pPr>
-      <w:bookmarkStart w:id="78" w:name="_Toc233039311"/>
+      <w:bookmarkStart w:id="82" w:name="_Toc233223357"/>
       <w:r>
         <w:t>4.6 Resultados de performance</w:t>
       </w:r>
-      <w:bookmarkEnd w:id="78"/>
+      <w:bookmarkEnd w:id="82"/>
     </w:p>
     <w:p>
       <w:r>
@@ -24530,18 +25303,31 @@
       <w:pPr>
         <w:pStyle w:val="Caption"/>
       </w:pPr>
-      <w:bookmarkStart w:id="79" w:name="_Toc233039330"/>
+      <w:bookmarkStart w:id="83" w:name="_Toc233223113"/>
       <w:r>
         <w:t xml:space="preserve">Tabela </w:t>
       </w:r>
-      <w:fldSimple w:instr=" SEQ Tabela \* ARABIC ">
-        <w:r>
-          <w:rPr>
-            <w:noProof/>
-          </w:rPr>
-          <w:t>7</w:t>
-        </w:r>
-      </w:fldSimple>
+      <w:r>
+        <w:fldChar w:fldCharType="begin"/>
+      </w:r>
+      <w:r>
+        <w:instrText xml:space="preserve"> SEQ Tabela \* ARABIC </w:instrText>
+      </w:r>
+      <w:r>
+        <w:fldChar w:fldCharType="separate"/>
+      </w:r>
+      <w:r>
+        <w:rPr>
+          <w:noProof/>
+        </w:rPr>
+        <w:t>7</w:t>
+      </w:r>
+      <w:r>
+        <w:rPr>
+          <w:noProof/>
+        </w:rPr>
+        <w:fldChar w:fldCharType="end"/>
+      </w:r>
       <w:r>
         <w:t xml:space="preserve"> - Resultado Testes Performance de </w:t>
       </w:r>
@@ -24549,7 +25335,7 @@
       <w:r>
         <w:t>Endpoints</w:t>
       </w:r>
-      <w:bookmarkEnd w:id="79"/>
+      <w:bookmarkEnd w:id="83"/>
       <w:proofErr w:type="spellEnd"/>
     </w:p>
     <w:p>
@@ -24598,21 +25384,21 @@
       <w:pPr>
         <w:pStyle w:val="Heading1"/>
       </w:pPr>
-      <w:bookmarkStart w:id="80" w:name="_Toc233039312"/>
+      <w:bookmarkStart w:id="84" w:name="_Toc233223358"/>
       <w:r>
         <w:t>Capítulo 5 - Conclusões</w:t>
       </w:r>
-      <w:bookmarkEnd w:id="80"/>
+      <w:bookmarkEnd w:id="84"/>
     </w:p>
     <w:p>
       <w:pPr>
         <w:pStyle w:val="Heading2"/>
       </w:pPr>
-      <w:bookmarkStart w:id="81" w:name="_Toc233039313"/>
+      <w:bookmarkStart w:id="85" w:name="_Toc233223359"/>
       <w:r>
         <w:t>5.1 O que foi construído</w:t>
       </w:r>
-      <w:bookmarkEnd w:id="81"/>
+      <w:bookmarkEnd w:id="85"/>
     </w:p>
     <w:p>
       <w:r>
@@ -24639,394 +25425,477 @@
       </w:r>
       <w:r>
         <w:t xml:space="preserve"> do que o MVP inicialmente proposto. </w:t>
-      </w:r>
-    </w:p>
-    <w:p>
-      <w:pPr>
-        <w:pStyle w:val="Heading4"/>
-      </w:pPr>
-      <w:r>
-        <w:t xml:space="preserve">5.1.1 </w:t>
-      </w:r>
-      <w:proofErr w:type="spellStart"/>
-      <w:r>
-        <w:t>B</w:t>
-      </w:r>
-      <w:r>
-        <w:t>ackend</w:t>
-      </w:r>
-      <w:proofErr w:type="spellEnd"/>
-      <w:r>
-        <w:t xml:space="preserve"> </w:t>
-      </w:r>
-    </w:p>
-    <w:p>
-      <w:r>
-        <w:t>Funcionalidades: G</w:t>
-      </w:r>
-      <w:r>
-        <w:t xml:space="preserve">eração </w:t>
-      </w:r>
-      <w:proofErr w:type="spellStart"/>
-      <w:r>
-        <w:t>procedural</w:t>
-      </w:r>
-      <w:proofErr w:type="spellEnd"/>
-      <w:r>
-        <w:t xml:space="preserve"> de exercícios, avaliação por notas MIDI, persistência com suporte a três bases de dados</w:t>
-      </w:r>
-      <w:r>
-        <w:t>, dificuldade adaptativa.</w:t>
-      </w:r>
-      <w:r>
-        <w:t xml:space="preserve"> </w:t>
-      </w:r>
-    </w:p>
-    <w:p>
-      <w:r>
-        <w:t>Sobre a d</w:t>
-      </w:r>
-      <w:r>
-        <w:t>ificuldade adaptativa</w:t>
-      </w:r>
-      <w:r>
-        <w:t>:</w:t>
-      </w:r>
-      <w:r>
-        <w:t xml:space="preserve"> foi implementado durante as primeiras semanas, com 230 testes a passar antes do relatório intercalar. </w:t>
-      </w:r>
-    </w:p>
-    <w:p>
-      <w:pPr>
-        <w:pStyle w:val="Heading4"/>
-      </w:pPr>
-      <w:r>
-        <w:t xml:space="preserve">5.1.2 </w:t>
-      </w:r>
-      <w:proofErr w:type="spellStart"/>
-      <w:r>
-        <w:t>F</w:t>
-      </w:r>
-      <w:r>
-        <w:t>rontend</w:t>
-      </w:r>
-      <w:proofErr w:type="spellEnd"/>
-      <w:r>
-        <w:t xml:space="preserve"> </w:t>
-      </w:r>
-    </w:p>
-    <w:p>
-      <w:r>
-        <w:t>T</w:t>
-      </w:r>
-      <w:r>
-        <w:t xml:space="preserve">eclado virtual de duas oitavas e meia (C2-C6), quatro </w:t>
-      </w:r>
-      <w:proofErr w:type="spellStart"/>
-      <w:r>
-        <w:rPr>
-          <w:i/>
-          <w:iCs/>
-        </w:rPr>
-        <w:t>presets</w:t>
-      </w:r>
-      <w:proofErr w:type="spellEnd"/>
-      <w:r>
-        <w:t xml:space="preserve"> de síntese de áudio, seletor de timbre, feedback imediato, </w:t>
-      </w:r>
-      <w:proofErr w:type="spellStart"/>
-      <w:r>
-        <w:t>dashboard</w:t>
-      </w:r>
-      <w:proofErr w:type="spellEnd"/>
-      <w:r>
-        <w:t xml:space="preserve"> de progresso, suporte a controladores MIDI físicos - foi completado na segunda </w:t>
-      </w:r>
-      <w:r>
-        <w:t xml:space="preserve">fase </w:t>
-      </w:r>
-      <w:r>
-        <w:t xml:space="preserve">do </w:t>
-      </w:r>
-      <w:r>
-        <w:t>projeto (após relatório intercalar)</w:t>
-      </w:r>
-      <w:r>
-        <w:t>.</w:t>
-      </w:r>
-    </w:p>
-    <w:p>
-      <w:pPr>
-        <w:pStyle w:val="Heading4"/>
-      </w:pPr>
-      <w:r>
-        <w:t xml:space="preserve">5.1.3 </w:t>
-      </w:r>
-      <w:proofErr w:type="spellStart"/>
-      <w:r>
-        <w:t>Milestones</w:t>
-      </w:r>
-      <w:proofErr w:type="spellEnd"/>
-      <w:r>
-        <w:t xml:space="preserve"> Concretas</w:t>
-      </w:r>
-    </w:p>
-    <w:p>
-      <w:r>
-        <w:t xml:space="preserve"> </w:t>
-      </w:r>
-      <w:r>
-        <w:t>A</w:t>
-      </w:r>
-      <w:r>
-        <w:t xml:space="preserve"> aplicação corre, persiste dados entre sessões, avalia respostas para intervalos, escalas e acordes, adapta </w:t>
-      </w:r>
-      <w:proofErr w:type="gramStart"/>
-      <w:r>
-        <w:t>a</w:t>
-      </w:r>
-      <w:proofErr w:type="gramEnd"/>
-      <w:r>
-        <w:t xml:space="preserve"> dificuldade com base no histórico do utilizador, e identifica as áreas mais fracas para orientar a prática. </w:t>
       </w:r>
     </w:p>
     <w:p>
       <w:pPr>
         <w:pStyle w:val="Heading3"/>
       </w:pPr>
-      <w:bookmarkStart w:id="82" w:name="_Toc233039314"/>
-      <w:r>
-        <w:t>5.2 Objetivos vs. resultado</w:t>
-      </w:r>
-      <w:bookmarkEnd w:id="82"/>
-    </w:p>
-    <w:p>
-      <w:r>
-        <w:t xml:space="preserve">O documento de proposta estabeleceu, com método </w:t>
-      </w:r>
-      <w:proofErr w:type="spellStart"/>
-      <w:r>
-        <w:t>MoSCoW</w:t>
-      </w:r>
-      <w:proofErr w:type="spellEnd"/>
-      <w:r>
-        <w:t xml:space="preserve">, um conjunto de catorze requisitos funcionais (RF01-RF14) e nove não funcionais (RNF01-RNF09). Os </w:t>
-      </w:r>
-      <w:r>
-        <w:rPr>
-          <w:i/>
-          <w:iCs/>
-        </w:rPr>
-        <w:t xml:space="preserve">Must </w:t>
-      </w:r>
-      <w:proofErr w:type="spellStart"/>
-      <w:r>
-        <w:rPr>
-          <w:i/>
-          <w:iCs/>
-        </w:rPr>
-        <w:t>Have</w:t>
-      </w:r>
-      <w:proofErr w:type="spellEnd"/>
-      <w:r>
-        <w:t xml:space="preserve"> eram o mínimo aceitável, os </w:t>
-      </w:r>
-      <w:proofErr w:type="spellStart"/>
-      <w:r>
-        <w:rPr>
-          <w:i/>
-          <w:iCs/>
-        </w:rPr>
-        <w:t>Should</w:t>
-      </w:r>
-      <w:proofErr w:type="spellEnd"/>
-      <w:r>
-        <w:rPr>
-          <w:i/>
-          <w:iCs/>
-        </w:rPr>
+      <w:bookmarkStart w:id="86" w:name="_Toc233223360"/>
+      <w:r>
+        <w:t xml:space="preserve">5.1.1 </w:t>
+      </w:r>
+      <w:r>
+        <w:t>Artefactos do proj</w:t>
+      </w:r>
+      <w:r>
+        <w:t>eto</w:t>
+      </w:r>
+      <w:bookmarkEnd w:id="86"/>
+      <w:r>
         <w:t xml:space="preserve"> </w:t>
-      </w:r>
-      <w:proofErr w:type="spellStart"/>
-      <w:r>
-        <w:rPr>
-          <w:i/>
-          <w:iCs/>
-        </w:rPr>
-        <w:t>Have</w:t>
-      </w:r>
-      <w:proofErr w:type="spellEnd"/>
-      <w:r>
-        <w:t xml:space="preserve"> eram o que esperava atingir, e os </w:t>
-      </w:r>
-      <w:proofErr w:type="spellStart"/>
-      <w:r>
-        <w:rPr>
-          <w:i/>
-          <w:iCs/>
-        </w:rPr>
-        <w:t>Could</w:t>
-      </w:r>
-      <w:proofErr w:type="spellEnd"/>
-      <w:r>
-        <w:rPr>
-          <w:i/>
-          <w:iCs/>
-        </w:rPr>
-        <w:t xml:space="preserve"> </w:t>
-      </w:r>
-      <w:proofErr w:type="spellStart"/>
-      <w:r>
-        <w:rPr>
-          <w:i/>
-          <w:iCs/>
-        </w:rPr>
-        <w:t>Have</w:t>
-      </w:r>
-      <w:proofErr w:type="spellEnd"/>
-      <w:r>
-        <w:t xml:space="preserve"> ficaram deliberadamente para depois do MVP estar estável.</w:t>
-      </w:r>
-    </w:p>
-    <w:p>
-      <w:r>
-        <w:t xml:space="preserve">Todos os </w:t>
-      </w:r>
-      <w:r>
-        <w:rPr>
-          <w:i/>
-          <w:iCs/>
-        </w:rPr>
-        <w:t xml:space="preserve">Must </w:t>
-      </w:r>
-      <w:proofErr w:type="spellStart"/>
-      <w:r>
-        <w:rPr>
-          <w:i/>
-          <w:iCs/>
-        </w:rPr>
-        <w:t>Have</w:t>
-      </w:r>
-      <w:proofErr w:type="spellEnd"/>
-      <w:r>
-        <w:t xml:space="preserve"> foram cumpridos. Os </w:t>
-      </w:r>
-      <w:proofErr w:type="spellStart"/>
-      <w:r>
-        <w:rPr>
-          <w:i/>
-          <w:iCs/>
-        </w:rPr>
-        <w:t>Should</w:t>
-      </w:r>
-      <w:proofErr w:type="spellEnd"/>
-      <w:r>
-        <w:rPr>
-          <w:i/>
-          <w:iCs/>
-        </w:rPr>
-        <w:t xml:space="preserve"> </w:t>
-      </w:r>
-      <w:proofErr w:type="spellStart"/>
-      <w:r>
-        <w:rPr>
-          <w:i/>
-          <w:iCs/>
-        </w:rPr>
-        <w:t>Have</w:t>
-      </w:r>
-      <w:proofErr w:type="spellEnd"/>
-      <w:r>
-        <w:t xml:space="preserve"> foram implementados - dificuldade adaptativa (RF09), </w:t>
-      </w:r>
-      <w:proofErr w:type="spellStart"/>
-      <w:r>
-        <w:t>dashboard</w:t>
-      </w:r>
-      <w:proofErr w:type="spellEnd"/>
-      <w:r>
-        <w:t xml:space="preserve"> de progresso (RF08), suporte MIDI (RF04, RF12) e a integração </w:t>
-      </w:r>
-      <w:proofErr w:type="spellStart"/>
-      <w:r>
-        <w:t>backend</w:t>
-      </w:r>
-      <w:proofErr w:type="spellEnd"/>
-      <w:r>
-        <w:t xml:space="preserve"> agnóstica ao input (RF13). </w:t>
-      </w:r>
-    </w:p>
-    <w:p>
-      <w:r>
-        <w:t xml:space="preserve">O único requisito que ficou por implementar foi o RF14 (mnemónicos de intervalos), que era explicitamente </w:t>
-      </w:r>
-      <w:proofErr w:type="spellStart"/>
-      <w:r>
-        <w:rPr>
-          <w:i/>
-          <w:iCs/>
-        </w:rPr>
-        <w:t>Could</w:t>
-      </w:r>
-      <w:proofErr w:type="spellEnd"/>
-      <w:r>
-        <w:rPr>
-          <w:i/>
-          <w:iCs/>
-        </w:rPr>
-        <w:t xml:space="preserve"> </w:t>
-      </w:r>
-      <w:proofErr w:type="spellStart"/>
-      <w:r>
-        <w:rPr>
-          <w:i/>
-          <w:iCs/>
-        </w:rPr>
-        <w:t>Have</w:t>
-      </w:r>
-      <w:proofErr w:type="spellEnd"/>
-      <w:r>
-        <w:t>. A decisão de diferir foi documentada como OI02: há uma questão de direitos de autor por resolver relativamente às associações mnemónicas mais conhecidas (por exemplo, "</w:t>
-      </w:r>
-      <w:proofErr w:type="spellStart"/>
-      <w:r>
-        <w:t>Twinkle</w:t>
-      </w:r>
-      <w:proofErr w:type="spellEnd"/>
-      <w:r>
-        <w:t xml:space="preserve"> </w:t>
-      </w:r>
-      <w:proofErr w:type="spellStart"/>
-      <w:r>
-        <w:t>Twinkle</w:t>
-      </w:r>
-      <w:proofErr w:type="spellEnd"/>
-      <w:r>
-        <w:t xml:space="preserve">" para a 5ª Perfeita). Optei por não incluir o </w:t>
-      </w:r>
-      <w:proofErr w:type="spellStart"/>
-      <w:r>
-        <w:t>feature</w:t>
-      </w:r>
-      <w:proofErr w:type="spellEnd"/>
-      <w:r>
-        <w:t xml:space="preserve"> em vez de o incluir com material de origem duvidosa</w:t>
-      </w:r>
-      <w:r>
-        <w:t xml:space="preserve"> e base suficiente para justificar e defender a utilização</w:t>
-      </w:r>
-      <w:r>
-        <w:t>.</w:t>
       </w:r>
     </w:p>
     <w:p>
       <w:pPr>
-        <w:pStyle w:val="Heading4"/>
+        <w:rPr>
+          <w:lang w:val="en-US"/>
+        </w:rPr>
       </w:pPr>
+      <w:hyperlink r:id="rId18" w:history="1">
+        <w:r>
+          <w:rPr>
+            <w:rStyle w:val="Hyperlink"/>
+            <w:lang w:val="en-US"/>
+          </w:rPr>
+          <w:t>https://github.com/jrzabott/21184-ProjetoLEI</w:t>
+        </w:r>
+      </w:hyperlink>
+      <w:r>
+        <w:rPr>
+          <w:lang w:val="en-US"/>
+        </w:rPr>
+        <w:t xml:space="preserve"> </w:t>
+      </w:r>
+    </w:p>
+    <w:p>
+      <w:pPr>
+        <w:pStyle w:val="Heading3"/>
+        <w:rPr>
+          <w:lang w:val="en-US"/>
+        </w:rPr>
+      </w:pPr>
+      <w:bookmarkStart w:id="87" w:name="_Toc233223361"/>
+      <w:r>
+        <w:rPr>
+          <w:lang w:val="en-US"/>
+        </w:rPr>
+        <w:t>5.1.</w:t>
+      </w:r>
+      <w:r>
+        <w:rPr>
+          <w:lang w:val="en-US"/>
+        </w:rPr>
+        <w:t>2</w:t>
+      </w:r>
+      <w:r>
+        <w:rPr>
+          <w:lang w:val="en-US"/>
+        </w:rPr>
+        <w:t xml:space="preserve"> B</w:t>
+      </w:r>
+      <w:r>
+        <w:rPr>
+          <w:lang w:val="en-US"/>
+        </w:rPr>
+        <w:t>ackend</w:t>
+      </w:r>
+      <w:bookmarkEnd w:id="87"/>
+      <w:r>
+        <w:rPr>
+          <w:lang w:val="en-US"/>
+        </w:rPr>
+        <w:t xml:space="preserve"> </w:t>
+      </w:r>
+    </w:p>
+    <w:p>
+      <w:r>
+        <w:t>Funcionalidades: G</w:t>
+      </w:r>
+      <w:r>
+        <w:t xml:space="preserve">eração </w:t>
+      </w:r>
+      <w:proofErr w:type="spellStart"/>
+      <w:r>
+        <w:t>procedural</w:t>
+      </w:r>
+      <w:proofErr w:type="spellEnd"/>
+      <w:r>
+        <w:t xml:space="preserve"> de exercícios, avaliação por notas MIDI, persistência com suporte a três bases de dados</w:t>
+      </w:r>
+      <w:r>
+        <w:t>, dificuldade adaptativa.</w:t>
+      </w:r>
+      <w:r>
+        <w:t xml:space="preserve"> </w:t>
+      </w:r>
+    </w:p>
+    <w:p>
+      <w:r>
+        <w:t>Sobre a d</w:t>
+      </w:r>
+      <w:r>
+        <w:t>ificuldade adaptativa</w:t>
+      </w:r>
+      <w:r>
+        <w:t>:</w:t>
+      </w:r>
+      <w:r>
+        <w:t xml:space="preserve"> foi implementado durante as primeiras semanas, com 230 testes a passar antes do relatório intercalar. </w:t>
+      </w:r>
+    </w:p>
+    <w:p>
+      <w:pPr>
+        <w:pStyle w:val="Heading3"/>
+      </w:pPr>
+      <w:bookmarkStart w:id="88" w:name="_Toc233223362"/>
+      <w:r>
+        <w:t>5.1.</w:t>
+      </w:r>
+      <w:r>
+        <w:t>3</w:t>
+      </w:r>
+      <w:r>
+        <w:t xml:space="preserve"> </w:t>
+      </w:r>
+      <w:proofErr w:type="spellStart"/>
+      <w:r>
+        <w:t>F</w:t>
+      </w:r>
+      <w:r>
+        <w:t>rontend</w:t>
+      </w:r>
+      <w:bookmarkEnd w:id="88"/>
+      <w:proofErr w:type="spellEnd"/>
+      <w:r>
+        <w:t xml:space="preserve"> </w:t>
+      </w:r>
+    </w:p>
+    <w:p>
+      <w:r>
+        <w:t>T</w:t>
+      </w:r>
+      <w:r>
+        <w:t xml:space="preserve">eclado virtual de duas oitavas e meia (C2-C6), quatro </w:t>
+      </w:r>
+      <w:proofErr w:type="spellStart"/>
+      <w:r>
+        <w:rPr>
+          <w:i/>
+          <w:iCs/>
+        </w:rPr>
+        <w:t>presets</w:t>
+      </w:r>
+      <w:proofErr w:type="spellEnd"/>
+      <w:r>
+        <w:t xml:space="preserve"> de síntese de áudio, seletor de timbre, feedback imediato, </w:t>
+      </w:r>
+      <w:proofErr w:type="spellStart"/>
+      <w:r>
+        <w:t>dashboard</w:t>
+      </w:r>
+      <w:proofErr w:type="spellEnd"/>
+      <w:r>
+        <w:t xml:space="preserve"> de progresso, suporte a controladores MIDI físicos - foi completado na segunda </w:t>
+      </w:r>
+      <w:r>
+        <w:t xml:space="preserve">fase </w:t>
+      </w:r>
+      <w:r>
+        <w:t xml:space="preserve">do </w:t>
+      </w:r>
+      <w:r>
+        <w:t>projeto (após relatório intercalar)</w:t>
+      </w:r>
+      <w:r>
+        <w:t>.</w:t>
+      </w:r>
+    </w:p>
+    <w:p>
+      <w:pPr>
+        <w:pStyle w:val="Heading3"/>
+      </w:pPr>
+      <w:bookmarkStart w:id="89" w:name="_Toc233223363"/>
+      <w:r>
+        <w:t>5.1.</w:t>
+      </w:r>
+      <w:r>
+        <w:t>4</w:t>
+      </w:r>
+      <w:r>
+        <w:t xml:space="preserve"> </w:t>
+      </w:r>
+      <w:proofErr w:type="spellStart"/>
+      <w:r>
+        <w:t>Milestones</w:t>
+      </w:r>
+      <w:proofErr w:type="spellEnd"/>
+      <w:r>
+        <w:t xml:space="preserve"> Concretas</w:t>
+      </w:r>
+      <w:bookmarkEnd w:id="89"/>
+    </w:p>
+    <w:p>
+      <w:r>
+        <w:t xml:space="preserve"> </w:t>
+      </w:r>
+      <w:r>
+        <w:t>A</w:t>
+      </w:r>
+      <w:r>
+        <w:t xml:space="preserve"> aplicação corre, persiste dados entre sessões, avalia respostas para intervalos, escalas e acordes, adapta </w:t>
+      </w:r>
+      <w:proofErr w:type="gramStart"/>
+      <w:r>
+        <w:t>a</w:t>
+      </w:r>
+      <w:proofErr w:type="gramEnd"/>
+      <w:r>
+        <w:t xml:space="preserve"> dificuldade com base no histórico do utilizador, e identifica as áreas mais fracas para orientar a prática. </w:t>
+      </w:r>
+    </w:p>
+    <w:p>
+      <w:pPr>
+        <w:pStyle w:val="Heading2"/>
+      </w:pPr>
+      <w:bookmarkStart w:id="90" w:name="_Toc233223364"/>
+      <w:r>
+        <w:t>5.2 Objetivos vs. resultado</w:t>
+      </w:r>
+      <w:bookmarkEnd w:id="90"/>
+    </w:p>
+    <w:p>
+      <w:r>
+        <w:t xml:space="preserve">O documento de proposta estabeleceu, com método </w:t>
+      </w:r>
+      <w:proofErr w:type="spellStart"/>
+      <w:r>
+        <w:t>MoSCoW</w:t>
+      </w:r>
+      <w:proofErr w:type="spellEnd"/>
+      <w:r>
+        <w:t xml:space="preserve">, um conjunto de catorze requisitos funcionais (RF01-RF14) e nove não funcionais (RNF01-RNF09). Os </w:t>
+      </w:r>
+      <w:r>
+        <w:rPr>
+          <w:i/>
+          <w:iCs/>
+        </w:rPr>
+        <w:t xml:space="preserve">Must </w:t>
+      </w:r>
+      <w:proofErr w:type="spellStart"/>
+      <w:r>
+        <w:rPr>
+          <w:i/>
+          <w:iCs/>
+        </w:rPr>
+        <w:t>Have</w:t>
+      </w:r>
+      <w:proofErr w:type="spellEnd"/>
+      <w:r>
+        <w:t xml:space="preserve"> eram o mínimo aceitável, os </w:t>
+      </w:r>
+      <w:proofErr w:type="spellStart"/>
+      <w:r>
+        <w:rPr>
+          <w:i/>
+          <w:iCs/>
+        </w:rPr>
+        <w:t>Should</w:t>
+      </w:r>
+      <w:proofErr w:type="spellEnd"/>
+      <w:r>
+        <w:rPr>
+          <w:i/>
+          <w:iCs/>
+        </w:rPr>
+        <w:t xml:space="preserve"> </w:t>
+      </w:r>
+      <w:proofErr w:type="spellStart"/>
+      <w:r>
+        <w:rPr>
+          <w:i/>
+          <w:iCs/>
+        </w:rPr>
+        <w:t>Have</w:t>
+      </w:r>
+      <w:proofErr w:type="spellEnd"/>
+      <w:r>
+        <w:t xml:space="preserve"> eram o que esperava atingir, e os </w:t>
+      </w:r>
+      <w:proofErr w:type="spellStart"/>
+      <w:r>
+        <w:rPr>
+          <w:i/>
+          <w:iCs/>
+        </w:rPr>
+        <w:t>Could</w:t>
+      </w:r>
+      <w:proofErr w:type="spellEnd"/>
+      <w:r>
+        <w:rPr>
+          <w:i/>
+          <w:iCs/>
+        </w:rPr>
+        <w:t xml:space="preserve"> </w:t>
+      </w:r>
+      <w:proofErr w:type="spellStart"/>
+      <w:r>
+        <w:rPr>
+          <w:i/>
+          <w:iCs/>
+        </w:rPr>
+        <w:t>Have</w:t>
+      </w:r>
+      <w:proofErr w:type="spellEnd"/>
+      <w:r>
+        <w:t xml:space="preserve"> ficaram deliberadamente para depois do MVP estar estável.</w:t>
+      </w:r>
+    </w:p>
+    <w:p>
+      <w:r>
+        <w:t xml:space="preserve">Todos os </w:t>
+      </w:r>
+      <w:r>
+        <w:rPr>
+          <w:i/>
+          <w:iCs/>
+        </w:rPr>
+        <w:t xml:space="preserve">Must </w:t>
+      </w:r>
+      <w:proofErr w:type="spellStart"/>
+      <w:r>
+        <w:rPr>
+          <w:i/>
+          <w:iCs/>
+        </w:rPr>
+        <w:t>Have</w:t>
+      </w:r>
+      <w:proofErr w:type="spellEnd"/>
+      <w:r>
+        <w:t xml:space="preserve"> foram cumpridos. Os </w:t>
+      </w:r>
+      <w:proofErr w:type="spellStart"/>
+      <w:r>
+        <w:rPr>
+          <w:i/>
+          <w:iCs/>
+        </w:rPr>
+        <w:t>Should</w:t>
+      </w:r>
+      <w:proofErr w:type="spellEnd"/>
+      <w:r>
+        <w:rPr>
+          <w:i/>
+          <w:iCs/>
+        </w:rPr>
+        <w:t xml:space="preserve"> </w:t>
+      </w:r>
+      <w:proofErr w:type="spellStart"/>
+      <w:r>
+        <w:rPr>
+          <w:i/>
+          <w:iCs/>
+        </w:rPr>
+        <w:t>Have</w:t>
+      </w:r>
+      <w:proofErr w:type="spellEnd"/>
+      <w:r>
+        <w:t xml:space="preserve"> foram implementados - dificuldade adaptativa (RF09), </w:t>
+      </w:r>
+      <w:proofErr w:type="spellStart"/>
+      <w:r>
+        <w:t>dashboard</w:t>
+      </w:r>
+      <w:proofErr w:type="spellEnd"/>
+      <w:r>
+        <w:t xml:space="preserve"> de progresso (RF08), suporte MIDI (RF04, RF12) e a integração </w:t>
+      </w:r>
+      <w:proofErr w:type="spellStart"/>
+      <w:r>
+        <w:t>backend</w:t>
+      </w:r>
+      <w:proofErr w:type="spellEnd"/>
+      <w:r>
+        <w:t xml:space="preserve"> agnóstica ao input (RF13). </w:t>
+      </w:r>
+    </w:p>
+    <w:p>
+      <w:r>
+        <w:t xml:space="preserve">O único requisito que ficou por implementar foi o RF14 (mnemónicos de intervalos), que era explicitamente </w:t>
+      </w:r>
+      <w:proofErr w:type="spellStart"/>
+      <w:r>
+        <w:rPr>
+          <w:i/>
+          <w:iCs/>
+        </w:rPr>
+        <w:t>Could</w:t>
+      </w:r>
+      <w:proofErr w:type="spellEnd"/>
+      <w:r>
+        <w:rPr>
+          <w:i/>
+          <w:iCs/>
+        </w:rPr>
+        <w:t xml:space="preserve"> </w:t>
+      </w:r>
+      <w:proofErr w:type="spellStart"/>
+      <w:r>
+        <w:rPr>
+          <w:i/>
+          <w:iCs/>
+        </w:rPr>
+        <w:t>Have</w:t>
+      </w:r>
+      <w:proofErr w:type="spellEnd"/>
+      <w:r>
+        <w:t>. A decisão de diferir foi documentada como OI02: há uma questão de direitos de autor por resolver relativamente às associações mnemónicas mais conhecidas (por exemplo, "</w:t>
+      </w:r>
+      <w:proofErr w:type="spellStart"/>
+      <w:r>
+        <w:t>Twinkle</w:t>
+      </w:r>
+      <w:proofErr w:type="spellEnd"/>
+      <w:r>
+        <w:t xml:space="preserve"> </w:t>
+      </w:r>
+      <w:proofErr w:type="spellStart"/>
+      <w:r>
+        <w:t>Twinkle</w:t>
+      </w:r>
+      <w:proofErr w:type="spellEnd"/>
+      <w:r>
+        <w:t xml:space="preserve">" para a </w:t>
+      </w:r>
       <w:r>
         <w:lastRenderedPageBreak/>
+        <w:t xml:space="preserve">5ª Perfeita). Optei por não incluir o </w:t>
+      </w:r>
+      <w:proofErr w:type="spellStart"/>
+      <w:r>
+        <w:t>feature</w:t>
+      </w:r>
+      <w:proofErr w:type="spellEnd"/>
+      <w:r>
+        <w:t xml:space="preserve"> em vez de o incluir com material de origem duvidosa</w:t>
+      </w:r>
+      <w:r>
+        <w:t xml:space="preserve"> e base suficiente para justificar e defender a utilização</w:t>
+      </w:r>
+      <w:r>
+        <w:t>.</w:t>
+      </w:r>
+    </w:p>
+    <w:p>
+      <w:pPr>
+        <w:pStyle w:val="Heading3"/>
+      </w:pPr>
+      <w:bookmarkStart w:id="91" w:name="_Toc233223365"/>
+      <w:r>
         <w:t>5.2.1 Dificuldade Adaptativa</w:t>
       </w:r>
+      <w:bookmarkEnd w:id="91"/>
     </w:p>
     <w:p>
       <w:r>
@@ -25519,6 +26388,7 @@
         </w:numPr>
       </w:pPr>
       <w:r>
+        <w:lastRenderedPageBreak/>
         <w:t xml:space="preserve">A aplicação trata ambos como equivalentes porque o requisito era identificação isolada de intervalos, não a sua função dentro de uma progressão. </w:t>
       </w:r>
     </w:p>
@@ -25531,7 +26401,6 @@
         </w:numPr>
       </w:pPr>
       <w:r>
-        <w:lastRenderedPageBreak/>
         <w:t>Isso é uma limitação real</w:t>
       </w:r>
       <w:r>
@@ -25549,11 +26418,12 @@
     </w:p>
     <w:p>
       <w:pPr>
-        <w:pStyle w:val="Heading4"/>
+        <w:pStyle w:val="Heading3"/>
         <w:rPr>
           <w:lang w:val="en-US"/>
         </w:rPr>
       </w:pPr>
+      <w:bookmarkStart w:id="92" w:name="_Toc233223366"/>
       <w:r>
         <w:rPr>
           <w:lang w:val="en-US"/>
@@ -25578,6 +26448,7 @@
         </w:rPr>
         <w:t>fe Improvements</w:t>
       </w:r>
+      <w:bookmarkEnd w:id="92"/>
     </w:p>
     <w:p>
       <w:r>
@@ -27191,6 +28062,7 @@
               <w:rPr>
                 <w:lang w:val="en-US"/>
               </w:rPr>
+              <w:lastRenderedPageBreak/>
               <w:t>RF11</w:t>
             </w:r>
           </w:p>
@@ -27329,7 +28201,6 @@
               <w:rPr>
                 <w:lang w:val="en-US"/>
               </w:rPr>
-              <w:lastRenderedPageBreak/>
               <w:t>RF12</w:t>
             </w:r>
           </w:p>
@@ -27698,22 +28569,35 @@
       <w:pPr>
         <w:pStyle w:val="Caption"/>
       </w:pPr>
-      <w:bookmarkStart w:id="83" w:name="_Toc233039331"/>
+      <w:bookmarkStart w:id="93" w:name="_Toc233223114"/>
       <w:r>
         <w:t xml:space="preserve">Tabela </w:t>
       </w:r>
-      <w:fldSimple w:instr=" SEQ Tabela \* ARABIC ">
-        <w:r>
-          <w:rPr>
-            <w:noProof/>
-          </w:rPr>
-          <w:t>8</w:t>
-        </w:r>
-      </w:fldSimple>
+      <w:r>
+        <w:fldChar w:fldCharType="begin"/>
+      </w:r>
+      <w:r>
+        <w:instrText xml:space="preserve"> SEQ Tabela \* ARABIC </w:instrText>
+      </w:r>
+      <w:r>
+        <w:fldChar w:fldCharType="separate"/>
+      </w:r>
+      <w:r>
+        <w:rPr>
+          <w:noProof/>
+        </w:rPr>
+        <w:t>8</w:t>
+      </w:r>
+      <w:r>
+        <w:rPr>
+          <w:noProof/>
+        </w:rPr>
+        <w:fldChar w:fldCharType="end"/>
+      </w:r>
       <w:r>
         <w:t xml:space="preserve"> - Requisitos Funcionais</w:t>
       </w:r>
-      <w:bookmarkEnd w:id="83"/>
+      <w:bookmarkEnd w:id="93"/>
     </w:p>
     <w:p/>
     <w:p>
@@ -28932,22 +29816,35 @@
       <w:pPr>
         <w:pStyle w:val="Caption"/>
       </w:pPr>
-      <w:bookmarkStart w:id="84" w:name="_Toc233039332"/>
+      <w:bookmarkStart w:id="94" w:name="_Toc233223115"/>
       <w:r>
         <w:t xml:space="preserve">Tabela </w:t>
       </w:r>
-      <w:fldSimple w:instr=" SEQ Tabela \* ARABIC ">
-        <w:r>
-          <w:rPr>
-            <w:noProof/>
-          </w:rPr>
-          <w:t>9</w:t>
-        </w:r>
-      </w:fldSimple>
+      <w:r>
+        <w:fldChar w:fldCharType="begin"/>
+      </w:r>
+      <w:r>
+        <w:instrText xml:space="preserve"> SEQ Tabela \* ARABIC </w:instrText>
+      </w:r>
+      <w:r>
+        <w:fldChar w:fldCharType="separate"/>
+      </w:r>
+      <w:r>
+        <w:rPr>
+          <w:noProof/>
+        </w:rPr>
+        <w:t>9</w:t>
+      </w:r>
+      <w:r>
+        <w:rPr>
+          <w:noProof/>
+        </w:rPr>
+        <w:fldChar w:fldCharType="end"/>
+      </w:r>
       <w:r>
         <w:t xml:space="preserve"> - Requisitos Não Funcionais</w:t>
       </w:r>
-      <w:bookmarkEnd w:id="84"/>
+      <w:bookmarkEnd w:id="94"/>
     </w:p>
     <w:p>
       <w:r>
@@ -29003,13 +29900,14 @@
     </w:p>
     <w:p>
       <w:pPr>
-        <w:pStyle w:val="Heading3"/>
+        <w:pStyle w:val="Heading2"/>
       </w:pPr>
-      <w:bookmarkStart w:id="85" w:name="_Toc233039315"/>
-      <w:r>
+      <w:bookmarkStart w:id="95" w:name="_Toc233223367"/>
+      <w:r>
+        <w:lastRenderedPageBreak/>
         <w:t>5.3 O que aprendi a fazer diferente</w:t>
       </w:r>
-      <w:bookmarkEnd w:id="85"/>
+      <w:bookmarkEnd w:id="95"/>
     </w:p>
     <w:p>
       <w:r>
@@ -29023,11 +29921,7 @@
         <w:t xml:space="preserve"> </w:t>
       </w:r>
       <w:r>
-        <w:t xml:space="preserve">Escrever o teste antes da implementação não é apenas uma técnica - é uma forma diferente de pensar o problema. Quando a primeira ação é formular "o que é que este código deve fazer e como verifico isso?", as interfaces ficam mais claras, os casos de fronteira aparecem cedo, e a </w:t>
-      </w:r>
-      <w:r>
-        <w:lastRenderedPageBreak/>
-        <w:t xml:space="preserve">implementação emergente tende a ser mais simples </w:t>
+        <w:t xml:space="preserve">Escrever o teste antes da implementação não é apenas uma técnica - é uma forma diferente de pensar o problema. Quando a primeira ação é formular "o que é que este código deve fazer e como verifico isso?", as interfaces ficam mais claras, os casos de fronteira aparecem cedo, e a implementação emergente tende a ser mais simples </w:t>
       </w:r>
       <w:r>
         <w:t xml:space="preserve">(apesar de casos que requerem abstrações, acabam por ser mais complexos) </w:t>
@@ -29344,13 +30238,13 @@
     </w:p>
     <w:p>
       <w:pPr>
-        <w:pStyle w:val="Heading3"/>
+        <w:pStyle w:val="Heading2"/>
       </w:pPr>
-      <w:bookmarkStart w:id="86" w:name="_Toc233039316"/>
+      <w:bookmarkStart w:id="96" w:name="_Toc233223368"/>
       <w:r>
         <w:t>5.4 Limitações</w:t>
       </w:r>
-      <w:bookmarkEnd w:id="86"/>
+      <w:bookmarkEnd w:id="96"/>
     </w:p>
     <w:p>
       <w:r>
@@ -29482,13 +30376,13 @@
     </w:p>
     <w:p>
       <w:pPr>
-        <w:pStyle w:val="Heading3"/>
+        <w:pStyle w:val="Heading2"/>
       </w:pPr>
-      <w:bookmarkStart w:id="87" w:name="_Toc233039317"/>
+      <w:bookmarkStart w:id="97" w:name="_Toc233223369"/>
       <w:r>
         <w:t>5.5 Trabalho futuro</w:t>
       </w:r>
-      <w:bookmarkEnd w:id="87"/>
+      <w:bookmarkEnd w:id="97"/>
     </w:p>
     <w:p>
       <w:r>
@@ -29560,6 +30454,7 @@
           <w:b/>
           <w:bCs/>
         </w:rPr>
+        <w:lastRenderedPageBreak/>
         <w:t>Modo dois jogadores.</w:t>
       </w:r>
       <w:r>
@@ -29594,7 +30489,6 @@
           <w:b/>
           <w:bCs/>
         </w:rPr>
-        <w:lastRenderedPageBreak/>
         <w:t>Suporte a autenticação.</w:t>
       </w:r>
       <w:r>
@@ -29670,11 +30564,11 @@
       <w:pPr>
         <w:pStyle w:val="Heading3"/>
       </w:pPr>
-      <w:bookmarkStart w:id="88" w:name="_Toc233039318"/>
+      <w:bookmarkStart w:id="98" w:name="_Toc233223370"/>
       <w:r>
         <w:t>5.6 Nota final</w:t>
       </w:r>
-      <w:bookmarkEnd w:id="88"/>
+      <w:bookmarkEnd w:id="98"/>
     </w:p>
     <w:p>
       <w:r>
@@ -29796,559 +30690,20 @@
         <w:t xml:space="preserve"> que esta ferramenta oferece isso. O resto depende de quem a usa e da consistência com que a usa - que é, no fundo, o que define qualquer prática.</w:t>
       </w:r>
     </w:p>
-    <w:p>
-      <w:pPr>
-        <w:pStyle w:val="Heading1"/>
-      </w:pPr>
-      <w:bookmarkStart w:id="89" w:name="_Toc233039319"/>
-      <w:r>
-        <w:t>Bibliografia</w:t>
-      </w:r>
-      <w:bookmarkEnd w:id="89"/>
-    </w:p>
-    <w:p>
-      <w:proofErr w:type="spellStart"/>
-      <w:r>
-        <w:t>Alur</w:t>
-      </w:r>
-      <w:proofErr w:type="spellEnd"/>
-      <w:r>
-        <w:t xml:space="preserve">, D., </w:t>
-      </w:r>
-      <w:proofErr w:type="spellStart"/>
-      <w:r>
-        <w:t>Crupi</w:t>
-      </w:r>
-      <w:proofErr w:type="spellEnd"/>
-      <w:r>
-        <w:t xml:space="preserve">, J., &amp; </w:t>
-      </w:r>
-      <w:proofErr w:type="spellStart"/>
-      <w:r>
-        <w:t>Malks</w:t>
-      </w:r>
-      <w:proofErr w:type="spellEnd"/>
-      <w:r>
-        <w:t xml:space="preserve">, D. (2003). </w:t>
-      </w:r>
-      <w:r>
-        <w:rPr>
-          <w:lang w:val="en-US"/>
-        </w:rPr>
-        <w:t xml:space="preserve">Core J2EE Patterns: </w:t>
-      </w:r>
-      <w:proofErr w:type="gramStart"/>
-      <w:r>
-        <w:rPr>
-          <w:lang w:val="en-US"/>
-        </w:rPr>
-        <w:t>Best  Practices</w:t>
-      </w:r>
-      <w:proofErr w:type="gramEnd"/>
-      <w:r>
-        <w:rPr>
-          <w:lang w:val="en-US"/>
-        </w:rPr>
-        <w:t xml:space="preserve"> and Design Strategies (2nd ed.). </w:t>
-      </w:r>
-      <w:r>
-        <w:t>Prentice Hall.</w:t>
-      </w:r>
-    </w:p>
-    <w:p>
-      <w:proofErr w:type="spellStart"/>
-      <w:r>
-        <w:t>Anthropic</w:t>
-      </w:r>
-      <w:proofErr w:type="spellEnd"/>
-      <w:r>
-        <w:t xml:space="preserve">. (2025). Claude </w:t>
-      </w:r>
-      <w:proofErr w:type="spellStart"/>
-      <w:r>
-        <w:t>Code</w:t>
-      </w:r>
-      <w:proofErr w:type="spellEnd"/>
-      <w:r>
-        <w:t xml:space="preserve"> [Ferramenta de assistência com IA].  Utilizada ao longo do desenvolvimento para pesquisa de </w:t>
-      </w:r>
-      <w:proofErr w:type="gramStart"/>
-      <w:r>
-        <w:t>alternativas  técnicas</w:t>
-      </w:r>
-      <w:proofErr w:type="gramEnd"/>
-      <w:r>
-        <w:t xml:space="preserve">, sugestões de boas práticas, exemplos de código e </w:t>
-      </w:r>
-      <w:proofErr w:type="gramStart"/>
-      <w:r>
-        <w:t>revisão  de</w:t>
-      </w:r>
-      <w:proofErr w:type="gramEnd"/>
-      <w:r>
-        <w:t xml:space="preserve"> documentação. https://claude.ai/code</w:t>
-      </w:r>
-    </w:p>
-    <w:p>
-      <w:pPr>
-        <w:rPr>
-          <w:lang w:val="en-US"/>
-        </w:rPr>
-      </w:pPr>
-      <w:r>
-        <w:rPr>
-          <w:lang w:val="en-US"/>
-        </w:rPr>
-        <w:t xml:space="preserve">Bloom, B. S. (1984). The </w:t>
-      </w:r>
-      <w:proofErr w:type="gramStart"/>
-      <w:r>
-        <w:rPr>
-          <w:lang w:val="en-US"/>
-        </w:rPr>
-        <w:t>2 sigma</w:t>
-      </w:r>
-      <w:proofErr w:type="gramEnd"/>
-      <w:r>
-        <w:rPr>
-          <w:lang w:val="en-US"/>
-        </w:rPr>
-        <w:t xml:space="preserve"> problem: The search </w:t>
-      </w:r>
-      <w:proofErr w:type="gramStart"/>
-      <w:r>
-        <w:rPr>
-          <w:lang w:val="en-US"/>
-        </w:rPr>
-        <w:t>for  methods</w:t>
-      </w:r>
-      <w:proofErr w:type="gramEnd"/>
-      <w:r>
-        <w:rPr>
-          <w:lang w:val="en-US"/>
-        </w:rPr>
-        <w:t xml:space="preserve"> of group instruction as effective as one-to-one tutoring.  Educational Researcher, 13(6), 4-16.  https://doi.org/10.3102/0013189X013006004</w:t>
-      </w:r>
-    </w:p>
-    <w:p>
-      <w:pPr>
-        <w:rPr>
-          <w:lang w:val="en-US"/>
-        </w:rPr>
-      </w:pPr>
-      <w:r>
-        <w:rPr>
-          <w:lang w:val="en-US"/>
-        </w:rPr>
-        <w:t xml:space="preserve">Csikszentmihalyi, M. (1990). Flow: The psychology of </w:t>
-      </w:r>
-      <w:proofErr w:type="gramStart"/>
-      <w:r>
-        <w:rPr>
-          <w:lang w:val="en-US"/>
-        </w:rPr>
-        <w:t>optimal  experience</w:t>
-      </w:r>
-      <w:proofErr w:type="gramEnd"/>
-      <w:r>
-        <w:rPr>
-          <w:lang w:val="en-US"/>
-        </w:rPr>
-        <w:t>. Harper &amp; Row.</w:t>
-      </w:r>
-    </w:p>
-    <w:p>
-      <w:pPr>
-        <w:rPr>
-          <w:lang w:val="en-US"/>
-        </w:rPr>
-      </w:pPr>
-      <w:r>
-        <w:rPr>
-          <w:lang w:val="en-US"/>
-        </w:rPr>
-        <w:t xml:space="preserve">Ebbinghaus, H. (1964). Memory: A contribution </w:t>
-      </w:r>
-      <w:proofErr w:type="gramStart"/>
-      <w:r>
-        <w:rPr>
-          <w:lang w:val="en-US"/>
-        </w:rPr>
-        <w:t>to  experimental</w:t>
-      </w:r>
-      <w:proofErr w:type="gramEnd"/>
-      <w:r>
-        <w:rPr>
-          <w:lang w:val="en-US"/>
-        </w:rPr>
-        <w:t xml:space="preserve"> psychology (H. A. Ruger &amp; C. E. Bussenius, Trans.).  Dover. (Original work published 1885)</w:t>
-      </w:r>
-    </w:p>
-    <w:p>
-      <w:pPr>
-        <w:rPr>
-          <w:lang w:val="en-US"/>
-        </w:rPr>
-      </w:pPr>
-      <w:r>
-        <w:rPr>
-          <w:lang w:val="en-US"/>
-        </w:rPr>
-        <w:t xml:space="preserve">Elo, A. E. (1978). The rating of </w:t>
-      </w:r>
-      <w:proofErr w:type="spellStart"/>
-      <w:proofErr w:type="gramStart"/>
-      <w:r>
-        <w:rPr>
-          <w:lang w:val="en-US"/>
-        </w:rPr>
-        <w:t>chessplayers</w:t>
-      </w:r>
-      <w:proofErr w:type="spellEnd"/>
-      <w:proofErr w:type="gramEnd"/>
-      <w:r>
-        <w:rPr>
-          <w:lang w:val="en-US"/>
-        </w:rPr>
-        <w:t xml:space="preserve">, past </w:t>
-      </w:r>
-      <w:proofErr w:type="gramStart"/>
-      <w:r>
-        <w:rPr>
-          <w:lang w:val="en-US"/>
-        </w:rPr>
-        <w:t>and  present</w:t>
-      </w:r>
-      <w:proofErr w:type="gramEnd"/>
-      <w:r>
-        <w:rPr>
-          <w:lang w:val="en-US"/>
-        </w:rPr>
-        <w:t>. Arco Publishing.</w:t>
-      </w:r>
-    </w:p>
-    <w:p>
-      <w:pPr>
-        <w:rPr>
-          <w:lang w:val="en-US"/>
-        </w:rPr>
-      </w:pPr>
-      <w:r>
-        <w:rPr>
-          <w:lang w:val="en-US"/>
-        </w:rPr>
-        <w:t xml:space="preserve">Embretson, S. E., &amp; Reise, S. P. (2000). Item </w:t>
-      </w:r>
-      <w:proofErr w:type="gramStart"/>
-      <w:r>
-        <w:rPr>
-          <w:lang w:val="en-US"/>
-        </w:rPr>
-        <w:t>response  theory</w:t>
-      </w:r>
-      <w:proofErr w:type="gramEnd"/>
-      <w:r>
-        <w:rPr>
-          <w:lang w:val="en-US"/>
-        </w:rPr>
-        <w:t xml:space="preserve"> for psychologists. Lawrence Erlbaum Associates.</w:t>
-      </w:r>
-    </w:p>
-    <w:p>
-      <w:pPr>
-        <w:rPr>
-          <w:lang w:val="en-US"/>
-        </w:rPr>
-      </w:pPr>
-      <w:r>
-        <w:rPr>
-          <w:lang w:val="en-US"/>
-        </w:rPr>
-        <w:t xml:space="preserve">Evans, E. (2003). Domain-Driven Design: Tackling Complexity </w:t>
-      </w:r>
-      <w:proofErr w:type="gramStart"/>
-      <w:r>
-        <w:rPr>
-          <w:lang w:val="en-US"/>
-        </w:rPr>
-        <w:t>in  the</w:t>
-      </w:r>
-      <w:proofErr w:type="gramEnd"/>
-      <w:r>
-        <w:rPr>
-          <w:lang w:val="en-US"/>
-        </w:rPr>
-        <w:t xml:space="preserve"> Heart of Software. Addison-Wesley.</w:t>
-      </w:r>
-    </w:p>
-    <w:p>
-      <w:pPr>
-        <w:rPr>
-          <w:lang w:val="en-US"/>
-        </w:rPr>
-      </w:pPr>
-      <w:r>
-        <w:rPr>
-          <w:lang w:val="en-US"/>
-        </w:rPr>
-        <w:t>Fowler, M. (2002). Patterns of Enterprise Application Architecture.  Addison-Wesley.</w:t>
-      </w:r>
-    </w:p>
-    <w:p>
-      <w:pPr>
-        <w:rPr>
-          <w:lang w:val="en-US"/>
-        </w:rPr>
-      </w:pPr>
-      <w:r>
-        <w:rPr>
-          <w:lang w:val="en-US"/>
-        </w:rPr>
-        <w:t xml:space="preserve">Gamma, E., Helm, R., Johnson, R., &amp; </w:t>
-      </w:r>
-      <w:proofErr w:type="spellStart"/>
-      <w:r>
-        <w:rPr>
-          <w:lang w:val="en-US"/>
-        </w:rPr>
-        <w:t>Vlissides</w:t>
-      </w:r>
-      <w:proofErr w:type="spellEnd"/>
-      <w:r>
-        <w:rPr>
-          <w:lang w:val="en-US"/>
-        </w:rPr>
-        <w:t xml:space="preserve">, J. (1994). </w:t>
-      </w:r>
-      <w:proofErr w:type="gramStart"/>
-      <w:r>
-        <w:rPr>
-          <w:lang w:val="en-US"/>
-        </w:rPr>
-        <w:t>Design  Patterns</w:t>
-      </w:r>
-      <w:proofErr w:type="gramEnd"/>
-      <w:r>
-        <w:rPr>
-          <w:lang w:val="en-US"/>
-        </w:rPr>
-        <w:t>: Elements of Reusable Object-Oriented Software.  Addison-Wesley.</w:t>
-      </w:r>
-    </w:p>
-    <w:p>
-      <w:pPr>
-        <w:rPr>
-          <w:lang w:val="en-US"/>
-        </w:rPr>
-      </w:pPr>
-      <w:r>
-        <w:rPr>
-          <w:lang w:val="en-US"/>
-        </w:rPr>
-        <w:t xml:space="preserve">Internet Engineering Task Force. (2016). RFC 7807 - Problem </w:t>
-      </w:r>
-      <w:proofErr w:type="gramStart"/>
-      <w:r>
-        <w:rPr>
-          <w:lang w:val="en-US"/>
-        </w:rPr>
-        <w:t>Details  for</w:t>
-      </w:r>
-      <w:proofErr w:type="gramEnd"/>
-      <w:r>
-        <w:rPr>
-          <w:lang w:val="en-US"/>
-        </w:rPr>
-        <w:t xml:space="preserve"> HTTP APIs. https://www.rfc-editor.org/rfc/rfc7807</w:t>
-      </w:r>
-    </w:p>
-    <w:p>
-      <w:pPr>
-        <w:rPr>
-          <w:lang w:val="en-US"/>
-        </w:rPr>
-      </w:pPr>
-      <w:r>
-        <w:rPr>
-          <w:lang w:val="en-US"/>
-        </w:rPr>
-        <w:t>Spring Team. (2024). Spring Boot 3.3.0 Reference Documentation.  https://docs.spring.io/spring-boot/docs/3.3.0/reference/html/</w:t>
-      </w:r>
-    </w:p>
-    <w:p>
-      <w:pPr>
-        <w:rPr>
-          <w:lang w:val="en-US"/>
-        </w:rPr>
-      </w:pPr>
-      <w:r>
-        <w:rPr>
-          <w:lang w:val="en-US"/>
-        </w:rPr>
-        <w:t xml:space="preserve">Vygotsky, L. S. (1978). Mind in society: The development of </w:t>
-      </w:r>
-      <w:proofErr w:type="gramStart"/>
-      <w:r>
-        <w:rPr>
-          <w:lang w:val="en-US"/>
-        </w:rPr>
-        <w:t>higher  psychological</w:t>
-      </w:r>
-      <w:proofErr w:type="gramEnd"/>
-      <w:r>
-        <w:rPr>
-          <w:lang w:val="en-US"/>
-        </w:rPr>
-        <w:t xml:space="preserve"> processes. Harvard University Press.</w:t>
-      </w:r>
-    </w:p>
-    <w:p>
-      <w:pPr>
-        <w:rPr>
-          <w:lang w:val="en-US"/>
-        </w:rPr>
-      </w:pPr>
-      <w:r>
-        <w:rPr>
-          <w:lang w:val="en-US"/>
-        </w:rPr>
-        <w:t>World Wide Web Consortium. (2021). Web Audio API - W3</w:t>
-      </w:r>
-      <w:proofErr w:type="gramStart"/>
-      <w:r>
-        <w:rPr>
-          <w:lang w:val="en-US"/>
-        </w:rPr>
-        <w:t>C  Recommendation</w:t>
-      </w:r>
-      <w:proofErr w:type="gramEnd"/>
-      <w:r>
-        <w:rPr>
-          <w:lang w:val="en-US"/>
-        </w:rPr>
-        <w:t>. https://www.w3.org/TR/webaudio/</w:t>
-      </w:r>
-    </w:p>
-    <w:p>
-      <w:pPr>
-        <w:rPr>
-          <w:lang w:val="en-US"/>
-        </w:rPr>
-      </w:pPr>
-      <w:r>
-        <w:rPr>
-          <w:lang w:val="en-US"/>
-        </w:rPr>
-        <w:t xml:space="preserve">World Wide Web Consortium. (2015). Web MIDI API - W3C </w:t>
-      </w:r>
-      <w:proofErr w:type="gramStart"/>
-      <w:r>
-        <w:rPr>
-          <w:lang w:val="en-US"/>
-        </w:rPr>
-        <w:t>Editor's  Draft</w:t>
-      </w:r>
-      <w:proofErr w:type="gramEnd"/>
-      <w:r>
-        <w:rPr>
-          <w:lang w:val="en-US"/>
-        </w:rPr>
-        <w:t>. https://www.w3.org/TR/webmidi/</w:t>
-      </w:r>
-    </w:p>
-    <w:p>
-      <w:pPr>
-        <w:rPr>
-          <w:lang w:val="en-US"/>
-        </w:rPr>
-      </w:pPr>
-      <w:r>
-        <w:rPr>
-          <w:lang w:val="en-US"/>
-        </w:rPr>
-        <w:t xml:space="preserve">Wozniak, P. A., &amp; </w:t>
-      </w:r>
-      <w:proofErr w:type="spellStart"/>
-      <w:r>
-        <w:rPr>
-          <w:lang w:val="en-US"/>
-        </w:rPr>
-        <w:t>Gorzelańczyk</w:t>
-      </w:r>
-      <w:proofErr w:type="spellEnd"/>
-      <w:r>
-        <w:rPr>
-          <w:lang w:val="en-US"/>
-        </w:rPr>
-        <w:t xml:space="preserve">, E. J. (1994). </w:t>
-      </w:r>
-      <w:proofErr w:type="gramStart"/>
-      <w:r>
-        <w:rPr>
-          <w:lang w:val="en-US"/>
-        </w:rPr>
-        <w:t>Optimization  of</w:t>
-      </w:r>
-      <w:proofErr w:type="gramEnd"/>
-      <w:r>
-        <w:rPr>
-          <w:lang w:val="en-US"/>
-        </w:rPr>
-        <w:t xml:space="preserve"> repetition spacing in the practice of learning. </w:t>
-      </w:r>
-      <w:proofErr w:type="gramStart"/>
-      <w:r>
-        <w:rPr>
-          <w:lang w:val="en-US"/>
-        </w:rPr>
-        <w:t xml:space="preserve">Acta  </w:t>
-      </w:r>
-      <w:proofErr w:type="spellStart"/>
-      <w:r>
-        <w:rPr>
-          <w:lang w:val="en-US"/>
-        </w:rPr>
-        <w:t>Neurobiologiae</w:t>
-      </w:r>
-      <w:proofErr w:type="spellEnd"/>
-      <w:proofErr w:type="gramEnd"/>
-      <w:r>
-        <w:rPr>
-          <w:lang w:val="en-US"/>
-        </w:rPr>
-        <w:t xml:space="preserve"> </w:t>
-      </w:r>
-      <w:proofErr w:type="spellStart"/>
-      <w:r>
-        <w:rPr>
-          <w:lang w:val="en-US"/>
-        </w:rPr>
-        <w:t>Experimentalis</w:t>
-      </w:r>
-      <w:proofErr w:type="spellEnd"/>
-      <w:r>
-        <w:rPr>
-          <w:lang w:val="en-US"/>
-        </w:rPr>
-        <w:t>, 54, 59-62.</w:t>
-      </w:r>
-    </w:p>
-    <w:bookmarkStart w:id="90" w:name="_Toc233039320" w:displacedByCustomXml="next"/>
+    <w:bookmarkStart w:id="99" w:name="_Toc233223371" w:displacedByCustomXml="next"/>
     <w:sdt>
       <w:sdtPr>
+        <w:rPr>
+          <w:rFonts w:asciiTheme="minorHAnsi" w:eastAsiaTheme="minorHAnsi" w:hAnsiTheme="minorHAnsi" w:cstheme="minorBidi"/>
+          <w:color w:val="595959" w:themeColor="text1" w:themeTint="A6"/>
+          <w:sz w:val="22"/>
+        </w:rPr>
         <w:id w:val="1233355803"/>
         <w:docPartObj>
           <w:docPartGallery w:val="Bibliographies"/>
           <w:docPartUnique/>
         </w:docPartObj>
       </w:sdtPr>
-      <w:sdtEndPr>
-        <w:rPr>
-          <w:rFonts w:asciiTheme="minorHAnsi" w:eastAsiaTheme="minorHAnsi" w:hAnsiTheme="minorHAnsi" w:cstheme="minorBidi"/>
-          <w:color w:val="595959" w:themeColor="text1" w:themeTint="A6"/>
-          <w:sz w:val="22"/>
-        </w:rPr>
-      </w:sdtEndPr>
       <w:sdtContent>
         <w:p>
           <w:pPr>
@@ -30360,7 +30715,7 @@
           <w:r>
             <w:t>fia</w:t>
           </w:r>
-          <w:bookmarkEnd w:id="90"/>
+          <w:bookmarkEnd w:id="99"/>
         </w:p>
         <w:sdt>
           <w:sdtPr>
@@ -30421,7 +30776,6 @@
                 <w:ind w:left="720" w:hanging="720"/>
                 <w:rPr>
                   <w:noProof/>
-                  <w:lang w:val="en-US"/>
                 </w:rPr>
               </w:pPr>
               <w:r>
@@ -30436,14 +30790,12 @@
                   <w:i/>
                   <w:iCs/>
                   <w:noProof/>
-                  <w:lang w:val="en-US"/>
                 </w:rPr>
                 <w:t>Educational Researcher</w:t>
               </w:r>
               <w:r>
                 <w:rPr>
                   <w:noProof/>
-                  <w:lang w:val="en-US"/>
                 </w:rPr>
                 <w:t>.</w:t>
               </w:r>
@@ -30454,15 +30806,13 @@
                 <w:ind w:left="720" w:hanging="720"/>
                 <w:rPr>
                   <w:noProof/>
-                  <w:lang w:val="en-US"/>
                 </w:rPr>
               </w:pPr>
               <w:r>
                 <w:rPr>
                   <w:noProof/>
-                  <w:lang w:val="en-US"/>
                 </w:rPr>
-                <w:t>Claude Code [ferramenta IA]. (2025). Retrieved from https://www.anthropic.com</w:t>
+                <w:t>Claude Code [ferramenta IA]. (2025). Obtido de https://www.anthropic.com</w:t>
               </w:r>
             </w:p>
             <w:p>
@@ -30710,7 +31060,7 @@
                   <w:noProof/>
                   <w:lang w:val="en-US"/>
                 </w:rPr>
-                <w:t>RFC 7807 - Problem Details for HTTP APIs. (2016). Retrieved from https://tools.ietf.org/html/rfc7807</w:t>
+                <w:t>RFC 7807 - Problem Details for HTTP APIs. (2016). Obtido de https://tools.ietf.org/html/rfc7807</w:t>
               </w:r>
             </w:p>
             <w:p>
@@ -30727,7 +31077,8 @@
                   <w:noProof/>
                   <w:lang w:val="en-US"/>
                 </w:rPr>
-                <w:t>Spring Boot 3.3.0 Reference Documentation. (2024). Retrieved from https://docs.spring.io/spring-boot/docs/3.3.0/reference/html/</w:t>
+                <w:lastRenderedPageBreak/>
+                <w:t>Spring Boot 3.3.0 Reference Documentation. (2024). Obtido de https://docs.spring.io/spring-boot/docs/3.3.0/reference/html/</w:t>
               </w:r>
             </w:p>
             <w:p>
@@ -30777,8 +31128,7 @@
                   <w:noProof/>
                   <w:lang w:val="en-US"/>
                 </w:rPr>
-                <w:lastRenderedPageBreak/>
-                <w:t>Web Audio API — W3C Recommendation. (2021). Retrieved from https://www.w3.org/TR/webaudio/</w:t>
+                <w:t>Web Audio API — W3C Recommendation. (2021). Obtido de https://www.w3.org/TR/webaudio/</w:t>
               </w:r>
             </w:p>
             <w:p>
@@ -30787,7 +31137,6 @@
                 <w:ind w:left="720" w:hanging="720"/>
                 <w:rPr>
                   <w:noProof/>
-                  <w:lang w:val="en-US"/>
                 </w:rPr>
               </w:pPr>
               <w:r>
@@ -30795,7 +31144,13 @@
                   <w:noProof/>
                   <w:lang w:val="en-US"/>
                 </w:rPr>
-                <w:t>Web MIDI API — W3C Editor's Draft. (2015). Retrieved from https://www.w3.org/TR/webmidi/</w:t>
+                <w:t xml:space="preserve">Web MIDI API — W3C Editor's Draft. </w:t>
+              </w:r>
+              <w:r>
+                <w:rPr>
+                  <w:noProof/>
+                </w:rPr>
+                <w:t>(2015). Obtido de https://www.w3.org/TR/webmidi/</w:t>
               </w:r>
             </w:p>
             <w:p>
@@ -30850,7 +31205,7 @@
       </w:pPr>
     </w:p>
     <w:sectPr>
-      <w:footerReference w:type="default" r:id="rId18"/>
+      <w:footerReference w:type="default" r:id="rId19"/>
       <w:pgSz w:w="11906" w:h="16838"/>
       <w:pgMar w:top="720" w:right="720" w:bottom="720" w:left="720" w:header="720" w:footer="720" w:gutter="0"/>
       <w:pgNumType w:start="0"/>
